--- a/yang-diujikan/bahasa inggris - pembahasan.docx
+++ b/yang-diujikan/bahasa inggris - pembahasan.docx
@@ -1,6 +1,6 @@
 
 <file path=word/document.xml><?xml version="1.0" encoding="utf-8"?>
-<w:document xmlns:wpc="http://schemas.microsoft.com/office/word/2010/wordprocessingCanvas" xmlns:cx="http://schemas.microsoft.com/office/drawing/2014/chartex" xmlns:cx1="http://schemas.microsoft.com/office/drawing/2015/9/8/chartex" xmlns:mc="http://schemas.openxmlformats.org/markup-compatibility/2006" xmlns:o="urn:schemas-microsoft-com:office:office" xmlns:r="http://schemas.openxmlformats.org/officeDocument/2006/relationships" xmlns:m="http://schemas.openxmlformats.org/officeDocument/2006/math" xmlns:v="urn:schemas-microsoft-com:vml" xmlns:wp14="http://schemas.microsoft.com/office/word/2010/wordprocessingDrawing" xmlns:wp="http://schemas.openxmlformats.org/drawingml/2006/wordprocessingDrawing" xmlns:w10="urn:schemas-microsoft-com:office:word" xmlns:w="http://schemas.openxmlformats.org/wordprocessingml/2006/main" xmlns:w14="http://schemas.microsoft.com/office/word/2010/wordml" xmlns:w15="http://schemas.microsoft.com/office/word/2012/wordml" xmlns:w16se="http://schemas.microsoft.com/office/word/2015/wordml/symex" xmlns:wpg="http://schemas.microsoft.com/office/word/2010/wordprocessingGroup" xmlns:wpi="http://schemas.microsoft.com/office/word/2010/wordprocessingInk" xmlns:wne="http://schemas.microsoft.com/office/word/2006/wordml" xmlns:wps="http://schemas.microsoft.com/office/word/2010/wordprocessingShape" mc:Ignorable="w14 w15 w16se wp14">
+<w:document xmlns:wpc="http://schemas.microsoft.com/office/word/2010/wordprocessingCanvas" xmlns:cx="http://schemas.microsoft.com/office/drawing/2014/chartex" xmlns:cx1="http://schemas.microsoft.com/office/drawing/2015/9/8/chartex" xmlns:cx2="http://schemas.microsoft.com/office/drawing/2015/10/21/chartex" xmlns:cx3="http://schemas.microsoft.com/office/drawing/2016/5/9/chartex" xmlns:cx4="http://schemas.microsoft.com/office/drawing/2016/5/10/chartex" xmlns:cx5="http://schemas.microsoft.com/office/drawing/2016/5/11/chartex" xmlns:cx6="http://schemas.microsoft.com/office/drawing/2016/5/12/chartex" xmlns:cx7="http://schemas.microsoft.com/office/drawing/2016/5/13/chartex" xmlns:cx8="http://schemas.microsoft.com/office/drawing/2016/5/14/chartex" xmlns:mc="http://schemas.openxmlformats.org/markup-compatibility/2006" xmlns:aink="http://schemas.microsoft.com/office/drawing/2016/ink" xmlns:am3d="http://schemas.microsoft.com/office/drawing/2017/model3d" xmlns:o="urn:schemas-microsoft-com:office:office" xmlns:r="http://schemas.openxmlformats.org/officeDocument/2006/relationships" xmlns:m="http://schemas.openxmlformats.org/officeDocument/2006/math" xmlns:v="urn:schemas-microsoft-com:vml" xmlns:wp14="http://schemas.microsoft.com/office/word/2010/wordprocessingDrawing" xmlns:wp="http://schemas.openxmlformats.org/drawingml/2006/wordprocessingDrawing" xmlns:w10="urn:schemas-microsoft-com:office:word" xmlns:w="http://schemas.openxmlformats.org/wordprocessingml/2006/main" xmlns:w14="http://schemas.microsoft.com/office/word/2010/wordml" xmlns:w15="http://schemas.microsoft.com/office/word/2012/wordml" xmlns:w16cex="http://schemas.microsoft.com/office/word/2018/wordml/cex" xmlns:w16cid="http://schemas.microsoft.com/office/word/2016/wordml/cid" xmlns:w16="http://schemas.microsoft.com/office/word/2018/wordml" xmlns:w16se="http://schemas.microsoft.com/office/word/2015/wordml/symex" xmlns:wpg="http://schemas.microsoft.com/office/word/2010/wordprocessingGroup" xmlns:wpi="http://schemas.microsoft.com/office/word/2010/wordprocessingInk" xmlns:wne="http://schemas.microsoft.com/office/word/2006/wordml" xmlns:wps="http://schemas.microsoft.com/office/word/2010/wordprocessingShape" mc:Ignorable="w14 w15 w16se w16cid w16 w16cex wp14">
   <w:body>
     <w:p>
       <w:pPr>
@@ -32,7 +32,7 @@
         <mc:AlternateContent>
           <mc:Choice Requires="wps">
             <w:drawing>
-              <wp:anchor distT="0" distB="0" distL="114300" distR="114300" simplePos="0" relativeHeight="251694080" behindDoc="0" locked="0" layoutInCell="1" allowOverlap="1" wp14:anchorId="62DA6E43" wp14:editId="70C4E5DD">
+              <wp:anchor distT="0" distB="0" distL="114300" distR="114300" simplePos="0" relativeHeight="251694080" behindDoc="0" locked="0" layoutInCell="1" allowOverlap="1" wp14:anchorId="7AF5F1B3" wp14:editId="484668B2">
                 <wp:simplePos x="0" y="0"/>
                 <wp:positionH relativeFrom="column">
                   <wp:posOffset>4451985</wp:posOffset>
@@ -179,11 +179,11 @@
           </mc:Choice>
           <mc:Fallback>
             <w:pict>
-              <v:shapetype w14:anchorId="62DA6E43" id="_x0000_t202" coordsize="21600,21600" o:spt="202" path="m,l,21600r21600,l21600,xe">
+              <v:shapetype w14:anchorId="7AF5F1B3" id="_x0000_t202" coordsize="21600,21600" o:spt="202" path="m,l,21600r21600,l21600,xe">
                 <v:stroke joinstyle="miter"/>
                 <v:path gradientshapeok="t" o:connecttype="rect"/>
               </v:shapetype>
-              <v:shape id="Text Box 10" o:spid="_x0000_s1026" type="#_x0000_t202" style="position:absolute;margin-left:350.55pt;margin-top:-2.35pt;width:146.5pt;height:36pt;z-index:251694080;visibility:visible;mso-wrap-style:square;mso-width-percent:0;mso-height-percent:0;mso-wrap-distance-left:9pt;mso-wrap-distance-top:0;mso-wrap-distance-right:9pt;mso-wrap-distance-bottom:0;mso-position-horizontal:absolute;mso-position-horizontal-relative:text;mso-position-vertical:absolute;mso-position-vertical-relative:text;mso-width-percent:0;mso-height-percent:0;mso-width-relative:margin;mso-height-relative:margin;v-text-anchor:top" o:gfxdata="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" filled="f" stroked="f">
+              <v:shape id="Text Box 10" o:spid="_x0000_s1026" type="#_x0000_t202" style="position:absolute;margin-left:350.55pt;margin-top:-2.35pt;width:146.5pt;height:36pt;z-index:251694080;visibility:visible;mso-wrap-style:square;mso-width-percent:0;mso-height-percent:0;mso-wrap-distance-left:9pt;mso-wrap-distance-top:0;mso-wrap-distance-right:9pt;mso-wrap-distance-bottom:0;mso-position-horizontal:absolute;mso-position-horizontal-relative:text;mso-position-vertical:absolute;mso-position-vertical-relative:text;mso-width-percent:0;mso-height-percent:0;mso-width-relative:margin;mso-height-relative:margin;v-text-anchor:top" o:gfxdata="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" filled="f" stroked="f">
                 <v:textbox>
                   <w:txbxContent>
                     <w:tbl>
@@ -386,7 +386,7 @@
                 <w:color w:val="000000"/>
               </w:rPr>
               <w:drawing>
-                <wp:inline distT="0" distB="0" distL="0" distR="0" wp14:anchorId="19DC0F4F" wp14:editId="2A43F875">
+                <wp:inline distT="0" distB="0" distL="0" distR="0" wp14:anchorId="502B5A7E" wp14:editId="2A3B67D8">
                   <wp:extent cx="523875" cy="476250"/>
                   <wp:effectExtent l="0" t="0" r="0" b="0"/>
                   <wp:docPr id="14" name="Picture 5" descr="Description: Description: Description: Description: Description: Description: Description: Description: Description: Description: D:\DATA\Indramayu\DATA OM Yuyun\Penerbit\Buku Jadi\SM UN SMP2009\02c-Tryout-Ing Folder\Links\tut wuri handayani.tif"/>
@@ -875,8 +875,6 @@
           <w:lang w:val="id-ID"/>
         </w:rPr>
       </w:pPr>
-      <w:bookmarkStart w:id="0" w:name="_GoBack"/>
-      <w:bookmarkEnd w:id="0"/>
     </w:p>
     <w:tbl>
       <w:tblPr>
@@ -1564,7 +1562,7 @@
         <mc:AlternateContent>
           <mc:Choice Requires="wps">
             <w:drawing>
-              <wp:anchor distT="0" distB="0" distL="114300" distR="114300" simplePos="0" relativeHeight="251664384" behindDoc="1" locked="0" layoutInCell="1" allowOverlap="1" wp14:anchorId="63303E5A" wp14:editId="4CD4F722">
+              <wp:anchor distT="0" distB="0" distL="114300" distR="114300" simplePos="0" relativeHeight="251664384" behindDoc="1" locked="0" layoutInCell="1" allowOverlap="1" wp14:anchorId="440B9BAA" wp14:editId="0C5FAC91">
                 <wp:simplePos x="0" y="0"/>
                 <wp:positionH relativeFrom="column">
                   <wp:posOffset>269240</wp:posOffset>
@@ -1600,7 +1598,6 @@
                           <a:headEnd/>
                           <a:tailEnd/>
                         </a:ln>
-                        <a:extLst/>
                       </wps:spPr>
                       <wps:style>
                         <a:lnRef idx="2">
@@ -1633,7 +1630,7 @@
           </mc:Choice>
           <mc:Fallback>
             <w:pict>
-              <v:roundrect w14:anchorId="791D483E" id="Rounded Rectangle 5" o:spid="_x0000_s1026" style="position:absolute;margin-left:21.2pt;margin-top:6.05pt;width:475.75pt;height:151.5pt;z-index:-251652096;visibility:visible;mso-wrap-style:square;mso-width-percent:0;mso-height-percent:0;mso-wrap-distance-left:9pt;mso-wrap-distance-top:0;mso-wrap-distance-right:9pt;mso-wrap-distance-bottom:0;mso-position-horizontal:absolute;mso-position-horizontal-relative:text;mso-position-vertical:absolute;mso-position-vertical-relative:text;mso-width-percent:0;mso-height-percent:0;mso-width-relative:page;mso-height-relative:page;v-text-anchor:top" arcsize="3453f" o:gfxdata="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" fillcolor="white [3201]" strokecolor="black [3200]" strokeweight="1pt">
+              <v:roundrect w14:anchorId="68AB5EB0" id="Rounded Rectangle 5" o:spid="_x0000_s1026" style="position:absolute;margin-left:21.2pt;margin-top:6.05pt;width:475.75pt;height:151.5pt;z-index:-251652096;visibility:visible;mso-wrap-style:square;mso-width-percent:0;mso-height-percent:0;mso-wrap-distance-left:9pt;mso-wrap-distance-top:0;mso-wrap-distance-right:9pt;mso-wrap-distance-bottom:0;mso-position-horizontal:absolute;mso-position-horizontal-relative:text;mso-position-vertical:absolute;mso-position-vertical-relative:text;mso-width-percent:0;mso-height-percent:0;mso-width-relative:page;mso-height-relative:page;v-text-anchor:top" arcsize="3453f" o:gfxdata="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" fillcolor="white [3201]" strokecolor="black [3200]" strokeweight="1pt">
                 <v:stroke dashstyle="longDash" joinstyle="miter"/>
               </v:roundrect>
             </w:pict>
@@ -1814,8 +1811,18 @@
           <w:sz w:val="24"/>
           <w:szCs w:val="24"/>
         </w:rPr>
-        <w:t>tells us about ... .</w:t>
-      </w:r>
+        <w:t xml:space="preserve">tells us about </w:t>
+      </w:r>
+      <w:proofErr w:type="gramStart"/>
+      <w:r>
+        <w:rPr>
+          <w:rFonts w:ascii="Times New Roman" w:hAnsi="Times New Roman" w:cs="Times New Roman"/>
+          <w:sz w:val="24"/>
+          <w:szCs w:val="24"/>
+        </w:rPr>
+        <w:t>... .</w:t>
+      </w:r>
+      <w:proofErr w:type="gramEnd"/>
     </w:p>
     <w:p>
       <w:pPr>
@@ -1829,13 +1836,15 @@
           <w:rFonts w:ascii="Times New Roman" w:hAnsi="Times New Roman" w:cs="Times New Roman"/>
           <w:sz w:val="24"/>
           <w:szCs w:val="24"/>
-        </w:rPr>
-      </w:pPr>
-      <w:r>
-        <w:rPr>
-          <w:rFonts w:ascii="Times New Roman" w:hAnsi="Times New Roman" w:cs="Times New Roman"/>
-          <w:sz w:val="24"/>
-          <w:szCs w:val="24"/>
+          <w:highlight w:val="yellow"/>
+        </w:rPr>
+      </w:pPr>
+      <w:r>
+        <w:rPr>
+          <w:rFonts w:ascii="Times New Roman" w:hAnsi="Times New Roman" w:cs="Times New Roman"/>
+          <w:sz w:val="24"/>
+          <w:szCs w:val="24"/>
+          <w:highlight w:val="yellow"/>
         </w:rPr>
         <w:t xml:space="preserve">Physical Description of </w:t>
       </w:r>
@@ -1844,6 +1853,7 @@
           <w:rFonts w:ascii="Times New Roman" w:hAnsi="Times New Roman" w:cs="Times New Roman"/>
           <w:sz w:val="24"/>
           <w:szCs w:val="24"/>
+          <w:highlight w:val="yellow"/>
         </w:rPr>
         <w:t xml:space="preserve">a </w:t>
       </w:r>
@@ -1852,6 +1862,7 @@
           <w:rFonts w:ascii="Times New Roman" w:hAnsi="Times New Roman" w:cs="Times New Roman"/>
           <w:sz w:val="24"/>
           <w:szCs w:val="24"/>
+          <w:highlight w:val="yellow"/>
         </w:rPr>
         <w:t>Cheetah.</w:t>
       </w:r>
@@ -1899,8 +1910,18 @@
           <w:sz w:val="24"/>
           <w:szCs w:val="24"/>
         </w:rPr>
-        <w:t>What makes a cheetah different from other animals.</w:t>
-      </w:r>
+        <w:t xml:space="preserve">What makes a cheetah different from other </w:t>
+      </w:r>
+      <w:proofErr w:type="gramStart"/>
+      <w:r>
+        <w:rPr>
+          <w:rFonts w:ascii="Times New Roman" w:hAnsi="Times New Roman" w:cs="Times New Roman"/>
+          <w:sz w:val="24"/>
+          <w:szCs w:val="24"/>
+        </w:rPr>
+        <w:t>animals.</w:t>
+      </w:r>
+      <w:proofErr w:type="gramEnd"/>
     </w:p>
     <w:p>
       <w:pPr>
@@ -1949,7 +1970,25 @@
           <w:szCs w:val="24"/>
         </w:rPr>
         <w:lastRenderedPageBreak/>
-        <w:t>“It is now rare and is one of the animals which is in danger of extinction.” ( Paragraph 1 ).</w:t>
+        <w:t xml:space="preserve">“It is now rare and is one of the animals which is in danger of extinction.” </w:t>
+      </w:r>
+      <w:proofErr w:type="gramStart"/>
+      <w:r>
+        <w:rPr>
+          <w:rFonts w:ascii="Times New Roman" w:eastAsia="Book Antiqua" w:hAnsi="Times New Roman" w:cs="Times New Roman"/>
+          <w:sz w:val="24"/>
+          <w:szCs w:val="24"/>
+        </w:rPr>
+        <w:t>( Paragraph</w:t>
+      </w:r>
+      <w:proofErr w:type="gramEnd"/>
+      <w:r>
+        <w:rPr>
+          <w:rFonts w:ascii="Times New Roman" w:eastAsia="Book Antiqua" w:hAnsi="Times New Roman" w:cs="Times New Roman"/>
+          <w:sz w:val="24"/>
+          <w:szCs w:val="24"/>
+        </w:rPr>
+        <w:t xml:space="preserve"> 1 ).</w:t>
       </w:r>
     </w:p>
     <w:p>
@@ -1985,8 +2024,18 @@
           <w:sz w:val="24"/>
           <w:szCs w:val="24"/>
         </w:rPr>
-        <w:t xml:space="preserve"> implies that ... .</w:t>
-      </w:r>
+        <w:t xml:space="preserve"> implies that </w:t>
+      </w:r>
+      <w:proofErr w:type="gramStart"/>
+      <w:r>
+        <w:rPr>
+          <w:rFonts w:ascii="Times New Roman" w:eastAsia="Book Antiqua" w:hAnsi="Times New Roman" w:cs="Times New Roman"/>
+          <w:sz w:val="24"/>
+          <w:szCs w:val="24"/>
+        </w:rPr>
+        <w:t>... .</w:t>
+      </w:r>
+      <w:proofErr w:type="gramEnd"/>
     </w:p>
     <w:p>
       <w:pPr>
@@ -2037,6 +2086,7 @@
           <w:rFonts w:ascii="Times New Roman" w:eastAsia="Book Antiqua" w:hAnsi="Times New Roman" w:cs="Times New Roman"/>
           <w:sz w:val="24"/>
           <w:szCs w:val="24"/>
+          <w:highlight w:val="yellow"/>
         </w:rPr>
       </w:pPr>
       <w:r>
@@ -2044,6 +2094,7 @@
           <w:rFonts w:ascii="Times New Roman" w:eastAsia="Book Antiqua" w:hAnsi="Times New Roman" w:cs="Times New Roman"/>
           <w:sz w:val="24"/>
           <w:szCs w:val="24"/>
+          <w:highlight w:val="yellow"/>
         </w:rPr>
         <w:t>People must prevent cheetahs from extinction due to irresponsible people’</w:t>
       </w:r>
@@ -2052,6 +2103,7 @@
           <w:rFonts w:ascii="Times New Roman" w:eastAsia="Book Antiqua" w:hAnsi="Times New Roman" w:cs="Times New Roman"/>
           <w:sz w:val="24"/>
           <w:szCs w:val="24"/>
+          <w:highlight w:val="yellow"/>
         </w:rPr>
         <w:t xml:space="preserve">s </w:t>
       </w:r>
@@ -2060,6 +2112,7 @@
           <w:rFonts w:ascii="Times New Roman" w:eastAsia="Book Antiqua" w:hAnsi="Times New Roman" w:cs="Times New Roman"/>
           <w:sz w:val="24"/>
           <w:szCs w:val="24"/>
+          <w:highlight w:val="yellow"/>
         </w:rPr>
         <w:t>activities.</w:t>
       </w:r>
@@ -2147,8 +2200,18 @@
           <w:sz w:val="24"/>
           <w:szCs w:val="24"/>
         </w:rPr>
-        <w:t>What is the purpose of writing the above text ?</w:t>
-      </w:r>
+        <w:t xml:space="preserve">What is the purpose of writing the above </w:t>
+      </w:r>
+      <w:proofErr w:type="gramStart"/>
+      <w:r>
+        <w:rPr>
+          <w:rFonts w:ascii="Times New Roman" w:hAnsi="Times New Roman" w:cs="Times New Roman"/>
+          <w:sz w:val="24"/>
+          <w:szCs w:val="24"/>
+        </w:rPr>
+        <w:t>text ?</w:t>
+      </w:r>
+      <w:proofErr w:type="gramEnd"/>
     </w:p>
     <w:p>
       <w:pPr>
@@ -2191,13 +2254,15 @@
           <w:rFonts w:ascii="Times New Roman" w:hAnsi="Times New Roman" w:cs="Times New Roman"/>
           <w:sz w:val="24"/>
           <w:szCs w:val="24"/>
-        </w:rPr>
-      </w:pPr>
-      <w:r>
-        <w:rPr>
-          <w:rFonts w:ascii="Times New Roman" w:hAnsi="Times New Roman" w:cs="Times New Roman"/>
-          <w:sz w:val="24"/>
-          <w:szCs w:val="24"/>
+          <w:highlight w:val="yellow"/>
+        </w:rPr>
+      </w:pPr>
+      <w:r>
+        <w:rPr>
+          <w:rFonts w:ascii="Times New Roman" w:hAnsi="Times New Roman" w:cs="Times New Roman"/>
+          <w:sz w:val="24"/>
+          <w:szCs w:val="24"/>
+          <w:highlight w:val="yellow"/>
         </w:rPr>
         <w:t>To describe cheetah in general</w:t>
       </w:r>
@@ -2330,7 +2395,7 @@
         <mc:AlternateContent>
           <mc:Choice Requires="wps">
             <w:drawing>
-              <wp:anchor distT="0" distB="0" distL="114300" distR="114300" simplePos="0" relativeHeight="251675648" behindDoc="1" locked="0" layoutInCell="1" allowOverlap="1" wp14:anchorId="3B93D088" wp14:editId="30B3C0C2">
+              <wp:anchor distT="0" distB="0" distL="114300" distR="114300" simplePos="0" relativeHeight="251675648" behindDoc="1" locked="0" layoutInCell="1" allowOverlap="1" wp14:anchorId="4D6BE80E" wp14:editId="3FB22F76">
                 <wp:simplePos x="0" y="0"/>
                 <wp:positionH relativeFrom="column">
                   <wp:posOffset>59690</wp:posOffset>
@@ -2366,7 +2431,6 @@
                           <a:headEnd/>
                           <a:tailEnd/>
                         </a:ln>
-                        <a:extLst/>
                       </wps:spPr>
                       <wps:style>
                         <a:lnRef idx="2">
@@ -2399,7 +2463,7 @@
           </mc:Choice>
           <mc:Fallback>
             <w:pict>
-              <v:roundrect w14:anchorId="4264C9FB" id="Rounded Rectangle 30" o:spid="_x0000_s1026" style="position:absolute;margin-left:4.7pt;margin-top:2.7pt;width:499.7pt;height:140.25pt;z-index:-251640832;visibility:visible;mso-wrap-style:square;mso-width-percent:0;mso-height-percent:0;mso-wrap-distance-left:9pt;mso-wrap-distance-top:0;mso-wrap-distance-right:9pt;mso-wrap-distance-bottom:0;mso-position-horizontal:absolute;mso-position-horizontal-relative:text;mso-position-vertical:absolute;mso-position-vertical-relative:text;mso-width-percent:0;mso-height-percent:0;mso-width-relative:page;mso-height-relative:page;v-text-anchor:top" arcsize="3453f" o:gfxdata="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" fillcolor="white [3201]" strokecolor="black [3200]" strokeweight="1pt">
+              <v:roundrect w14:anchorId="32193222" id="Rounded Rectangle 30" o:spid="_x0000_s1026" style="position:absolute;margin-left:4.7pt;margin-top:2.7pt;width:499.7pt;height:140.25pt;z-index:-251640832;visibility:visible;mso-wrap-style:square;mso-width-percent:0;mso-height-percent:0;mso-wrap-distance-left:9pt;mso-wrap-distance-top:0;mso-wrap-distance-right:9pt;mso-wrap-distance-bottom:0;mso-position-horizontal:absolute;mso-position-horizontal-relative:text;mso-position-vertical:absolute;mso-position-vertical-relative:text;mso-width-percent:0;mso-height-percent:0;mso-width-relative:page;mso-height-relative:page;v-text-anchor:top" arcsize="3453f" o:gfxdata="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" fillcolor="white [3201]" strokecolor="black [3200]" strokeweight="1pt">
                 <v:stroke dashstyle="longDash" joinstyle="miter"/>
               </v:roundrect>
             </w:pict>
@@ -2486,7 +2550,25 @@
           <w:szCs w:val="23"/>
           <w:lang w:val="en-US"/>
         </w:rPr>
-        <w:t>After that, Prince of Blambangan, named Raden Begawan had won the competition.  Unfortunately, the wicked fairy, Princess Segara fell in love with Raden Begawan and used magic power to render him unconscious and he forgot his wedding.  When Sang Prabu was searching, Raden Begawan saw him and soon realized that he had been enchanted by the wicked fairy.  The fairy could not accept this, so she killed Raden Begawan.  When Princess Teja Nirmala heard this, she was very sad.  So a nice fairy took her to the Kahyangan.</w:t>
+        <w:t xml:space="preserve">After that, Prince of Blambangan, named Raden Begawan had won the competition.  Unfortunately, the wicked fairy, Princess Segara fell in love with Raden Begawan and used magic power to render him unconscious and he forgot his wedding.  When Sang Prabu was searching, Raden Begawan saw him and soon realized that he had been enchanted by the wicked fairy.  The fairy could not accept this, so she killed Raden Begawan.  When Princess Teja Nirmala heard this, she was very sad.  </w:t>
+      </w:r>
+      <w:proofErr w:type="gramStart"/>
+      <w:r>
+        <w:rPr>
+          <w:sz w:val="23"/>
+          <w:szCs w:val="23"/>
+          <w:lang w:val="en-US"/>
+        </w:rPr>
+        <w:t>So</w:t>
+      </w:r>
+      <w:proofErr w:type="gramEnd"/>
+      <w:r>
+        <w:rPr>
+          <w:sz w:val="23"/>
+          <w:szCs w:val="23"/>
+          <w:lang w:val="en-US"/>
+        </w:rPr>
+        <w:t xml:space="preserve"> a nice fairy took her to the Kahyangan.</w:t>
       </w:r>
     </w:p>
     <w:p>
@@ -2585,13 +2667,15 @@
           <w:rFonts w:ascii="Times New Roman" w:hAnsi="Times New Roman" w:cs="Times New Roman"/>
           <w:sz w:val="24"/>
           <w:szCs w:val="24"/>
-        </w:rPr>
-      </w:pPr>
-      <w:r>
-        <w:rPr>
-          <w:rFonts w:ascii="Times New Roman" w:hAnsi="Times New Roman" w:cs="Times New Roman"/>
-          <w:sz w:val="24"/>
-          <w:szCs w:val="24"/>
+          <w:highlight w:val="yellow"/>
+        </w:rPr>
+      </w:pPr>
+      <w:r>
+        <w:rPr>
+          <w:rFonts w:ascii="Times New Roman" w:hAnsi="Times New Roman" w:cs="Times New Roman"/>
+          <w:sz w:val="24"/>
+          <w:szCs w:val="24"/>
+          <w:highlight w:val="yellow"/>
           <w:shd w:val="clear" w:color="auto" w:fill="FFFFFF"/>
         </w:rPr>
         <w:t>Raden Begawan will not die</w:t>
@@ -2647,6 +2731,7 @@
           <w:szCs w:val="24"/>
         </w:rPr>
       </w:pPr>
+      <w:proofErr w:type="gramStart"/>
       <w:r>
         <w:rPr>
           <w:rFonts w:ascii="Times New Roman" w:hAnsi="Times New Roman" w:cs="Times New Roman"/>
@@ -2654,7 +2739,17 @@
           <w:szCs w:val="24"/>
           <w:shd w:val="clear" w:color="auto" w:fill="FFFFFF"/>
         </w:rPr>
-        <w:t xml:space="preserve">So a nice fairy took her to the Kahyangan.  (Paragraph 2) The word </w:t>
+        <w:t>So</w:t>
+      </w:r>
+      <w:proofErr w:type="gramEnd"/>
+      <w:r>
+        <w:rPr>
+          <w:rFonts w:ascii="Times New Roman" w:hAnsi="Times New Roman" w:cs="Times New Roman"/>
+          <w:sz w:val="24"/>
+          <w:szCs w:val="24"/>
+          <w:shd w:val="clear" w:color="auto" w:fill="FFFFFF"/>
+        </w:rPr>
+        <w:t xml:space="preserve"> a nice fairy took her to the Kahyangan.  (Paragraph 2) The word </w:t>
       </w:r>
       <w:r>
         <w:rPr>
@@ -2770,6 +2865,18 @@
           <w:shd w:val="clear" w:color="auto" w:fill="FFFFFF"/>
         </w:rPr>
         <w:tab/>
+      </w:r>
+      <w:r>
+        <w:rPr>
+          <w:rStyle w:val="Strong"/>
+          <w:rFonts w:ascii="Times New Roman" w:hAnsi="Times New Roman" w:cs="Times New Roman"/>
+          <w:b w:val="0"/>
+          <w:sz w:val="24"/>
+          <w:szCs w:val="24"/>
+          <w:highlight w:val="yellow"/>
+          <w:bdr w:val="none" w:sz="0" w:space="0" w:color="auto" w:frame="1"/>
+          <w:shd w:val="clear" w:color="auto" w:fill="FFFFFF"/>
+        </w:rPr>
         <w:t>C.</w:t>
       </w:r>
       <w:r>
@@ -2779,6 +2886,7 @@
           <w:b w:val="0"/>
           <w:sz w:val="24"/>
           <w:szCs w:val="24"/>
+          <w:highlight w:val="yellow"/>
           <w:bdr w:val="none" w:sz="0" w:space="0" w:color="auto" w:frame="1"/>
           <w:shd w:val="clear" w:color="auto" w:fill="FFFFFF"/>
         </w:rPr>
@@ -2943,13 +3051,15 @@
           <w:rFonts w:ascii="Times New Roman" w:hAnsi="Times New Roman" w:cs="Times New Roman"/>
           <w:sz w:val="24"/>
           <w:szCs w:val="24"/>
-        </w:rPr>
-      </w:pPr>
-      <w:r>
-        <w:rPr>
-          <w:rFonts w:ascii="Times New Roman" w:hAnsi="Times New Roman" w:cs="Times New Roman"/>
-          <w:sz w:val="24"/>
-          <w:szCs w:val="24"/>
+          <w:highlight w:val="yellow"/>
+        </w:rPr>
+      </w:pPr>
+      <w:r>
+        <w:rPr>
+          <w:rFonts w:ascii="Times New Roman" w:hAnsi="Times New Roman" w:cs="Times New Roman"/>
+          <w:sz w:val="24"/>
+          <w:szCs w:val="24"/>
+          <w:highlight w:val="yellow"/>
           <w:shd w:val="clear" w:color="auto" w:fill="FFFFFF"/>
         </w:rPr>
         <w:t>She wanted Teja Nirmala to forget about her wedding</w:t>
@@ -3023,7 +3133,7 @@
         <mc:AlternateContent>
           <mc:Choice Requires="wps">
             <w:drawing>
-              <wp:anchor distT="0" distB="0" distL="114300" distR="114300" simplePos="0" relativeHeight="251696128" behindDoc="0" locked="0" layoutInCell="1" allowOverlap="1" wp14:anchorId="1C8A82F6" wp14:editId="08CEC633">
+              <wp:anchor distT="0" distB="0" distL="114300" distR="114300" simplePos="0" relativeHeight="251696128" behindDoc="0" locked="0" layoutInCell="1" allowOverlap="1" wp14:anchorId="31D39B8F" wp14:editId="1E0380B0">
                 <wp:simplePos x="0" y="0"/>
                 <wp:positionH relativeFrom="column">
                   <wp:posOffset>116840</wp:posOffset>
@@ -3090,7 +3200,7 @@
           </mc:Choice>
           <mc:Fallback>
             <w:pict>
-              <v:roundrect w14:anchorId="5620E2BA" id="Rounded Rectangle 16" o:spid="_x0000_s1026" style="position:absolute;margin-left:9.2pt;margin-top:21.75pt;width:499.5pt;height:207.75pt;z-index:251696128;visibility:visible;mso-wrap-style:square;mso-width-percent:0;mso-height-percent:0;mso-wrap-distance-left:9pt;mso-wrap-distance-top:0;mso-wrap-distance-right:9pt;mso-wrap-distance-bottom:0;mso-position-horizontal:absolute;mso-position-horizontal-relative:text;mso-position-vertical:absolute;mso-position-vertical-relative:text;mso-width-percent:0;mso-height-percent:0;mso-width-relative:page;mso-height-relative:page;v-text-anchor:top" arcsize="3453f" o:gfxdata="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" filled="f" strokeweight="4.25pt">
+              <v:roundrect w14:anchorId="2D9F0551" id="Rounded Rectangle 16" o:spid="_x0000_s1026" style="position:absolute;margin-left:9.2pt;margin-top:21.75pt;width:499.5pt;height:207.75pt;z-index:251696128;visibility:visible;mso-wrap-style:square;mso-width-percent:0;mso-height-percent:0;mso-wrap-distance-left:9pt;mso-wrap-distance-top:0;mso-wrap-distance-right:9pt;mso-wrap-distance-bottom:0;mso-position-horizontal:absolute;mso-position-horizontal-relative:text;mso-position-vertical:absolute;mso-position-vertical-relative:text;mso-width-percent:0;mso-height-percent:0;mso-width-relative:page;mso-height-relative:page;v-text-anchor:top" arcsize="3453f" o:gfxdata="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" filled="f" strokeweight="4.25pt">
                 <v:stroke linestyle="thickBetweenThin"/>
               </v:roundrect>
             </w:pict>
@@ -3351,8 +3461,18 @@
           <w:szCs w:val="24"/>
         </w:rPr>
         <w:lastRenderedPageBreak/>
-        <w:t>What is the text about ?</w:t>
-      </w:r>
+        <w:t xml:space="preserve">What is the text </w:t>
+      </w:r>
+      <w:proofErr w:type="gramStart"/>
+      <w:r>
+        <w:rPr>
+          <w:rFonts w:ascii="Times New Roman" w:hAnsi="Times New Roman" w:cs="Times New Roman"/>
+          <w:sz w:val="24"/>
+          <w:szCs w:val="24"/>
+        </w:rPr>
+        <w:t>about ?</w:t>
+      </w:r>
+      <w:proofErr w:type="gramEnd"/>
     </w:p>
     <w:p>
       <w:pPr>
@@ -3371,6 +3491,7 @@
           <w:color w:val="000000" w:themeColor="text1"/>
           <w:sz w:val="24"/>
           <w:szCs w:val="24"/>
+          <w:highlight w:val="yellow"/>
         </w:rPr>
       </w:pPr>
       <w:r>
@@ -3381,6 +3502,7 @@
           <w:color w:val="000000" w:themeColor="text1"/>
           <w:sz w:val="24"/>
           <w:szCs w:val="24"/>
+          <w:highlight w:val="yellow"/>
           <w:bdr w:val="none" w:sz="0" w:space="0" w:color="auto" w:frame="1"/>
         </w:rPr>
         <w:t>The forest fire and the effect in Indonesia</w:t>
@@ -3505,6 +3627,7 @@
           <w:color w:val="000000" w:themeColor="text1"/>
           <w:sz w:val="24"/>
           <w:szCs w:val="24"/>
+          <w:highlight w:val="yellow"/>
         </w:rPr>
       </w:pPr>
       <w:r>
@@ -3515,6 +3638,7 @@
           <w:color w:val="000000" w:themeColor="text1"/>
           <w:sz w:val="24"/>
           <w:szCs w:val="24"/>
+          <w:highlight w:val="yellow"/>
           <w:bdr w:val="none" w:sz="0" w:space="0" w:color="auto" w:frame="1"/>
         </w:rPr>
         <w:t>Many people suffered from serious illness because of the haze</w:t>
@@ -3641,8 +3765,39 @@
           <w:sz w:val="24"/>
           <w:szCs w:val="24"/>
         </w:rPr>
-        <w:t xml:space="preserve"> active forests and deep peat or any peat area into monoculture plantations....”( paragraph 2, line 4 ). The underlined word is closest in meaning to ... .</w:t>
-      </w:r>
+        <w:t xml:space="preserve"> active forests and deep peat or any peat area into monoculture plantations...</w:t>
+      </w:r>
+      <w:proofErr w:type="gramStart"/>
+      <w:r>
+        <w:rPr>
+          <w:rFonts w:ascii="Times New Roman" w:hAnsi="Times New Roman" w:cs="Times New Roman"/>
+          <w:color w:val="000000" w:themeColor="text1"/>
+          <w:sz w:val="24"/>
+          <w:szCs w:val="24"/>
+        </w:rPr>
+        <w:t>.”(</w:t>
+      </w:r>
+      <w:proofErr w:type="gramEnd"/>
+      <w:r>
+        <w:rPr>
+          <w:rFonts w:ascii="Times New Roman" w:hAnsi="Times New Roman" w:cs="Times New Roman"/>
+          <w:color w:val="000000" w:themeColor="text1"/>
+          <w:sz w:val="24"/>
+          <w:szCs w:val="24"/>
+        </w:rPr>
+        <w:t xml:space="preserve"> paragraph 2, line 4 ). The underlined word is closest in meaning to </w:t>
+      </w:r>
+      <w:proofErr w:type="gramStart"/>
+      <w:r>
+        <w:rPr>
+          <w:rFonts w:ascii="Times New Roman" w:hAnsi="Times New Roman" w:cs="Times New Roman"/>
+          <w:color w:val="000000" w:themeColor="text1"/>
+          <w:sz w:val="24"/>
+          <w:szCs w:val="24"/>
+        </w:rPr>
+        <w:t>... .</w:t>
+      </w:r>
+      <w:proofErr w:type="gramEnd"/>
     </w:p>
     <w:p>
       <w:pPr>
@@ -3685,6 +3840,15 @@
           <w:szCs w:val="24"/>
         </w:rPr>
         <w:tab/>
+      </w:r>
+      <w:r>
+        <w:rPr>
+          <w:rFonts w:ascii="Times New Roman" w:hAnsi="Times New Roman" w:cs="Times New Roman"/>
+          <w:color w:val="000000" w:themeColor="text1"/>
+          <w:sz w:val="24"/>
+          <w:szCs w:val="24"/>
+          <w:highlight w:val="yellow"/>
+        </w:rPr>
         <w:t>B.</w:t>
       </w:r>
       <w:r>
@@ -3693,6 +3857,7 @@
           <w:color w:val="000000" w:themeColor="text1"/>
           <w:sz w:val="24"/>
           <w:szCs w:val="24"/>
+          <w:highlight w:val="yellow"/>
         </w:rPr>
         <w:tab/>
       </w:r>
@@ -3702,6 +3867,7 @@
           <w:color w:val="000000" w:themeColor="text1"/>
           <w:sz w:val="24"/>
           <w:szCs w:val="24"/>
+          <w:highlight w:val="yellow"/>
         </w:rPr>
         <w:t>Change</w:t>
       </w:r>
@@ -3808,7 +3974,47 @@
           <w:sz w:val="24"/>
           <w:szCs w:val="24"/>
         </w:rPr>
-        <w:t xml:space="preserve"> are wet underground,....” ( Paragraph 2,line 7 )</w:t>
+        <w:t xml:space="preserve"> are wet </w:t>
+      </w:r>
+      <w:proofErr w:type="gramStart"/>
+      <w:r>
+        <w:rPr>
+          <w:rFonts w:ascii="Times New Roman" w:hAnsi="Times New Roman" w:cs="Times New Roman"/>
+          <w:color w:val="000000" w:themeColor="text1"/>
+          <w:sz w:val="24"/>
+          <w:szCs w:val="24"/>
+        </w:rPr>
+        <w:t>underground,...</w:t>
+      </w:r>
+      <w:proofErr w:type="gramEnd"/>
+      <w:r>
+        <w:rPr>
+          <w:rFonts w:ascii="Times New Roman" w:hAnsi="Times New Roman" w:cs="Times New Roman"/>
+          <w:color w:val="000000" w:themeColor="text1"/>
+          <w:sz w:val="24"/>
+          <w:szCs w:val="24"/>
+        </w:rPr>
+        <w:t xml:space="preserve">.” </w:t>
+      </w:r>
+      <w:proofErr w:type="gramStart"/>
+      <w:r>
+        <w:rPr>
+          <w:rFonts w:ascii="Times New Roman" w:hAnsi="Times New Roman" w:cs="Times New Roman"/>
+          <w:color w:val="000000" w:themeColor="text1"/>
+          <w:sz w:val="24"/>
+          <w:szCs w:val="24"/>
+        </w:rPr>
+        <w:t>( Paragraph</w:t>
+      </w:r>
+      <w:proofErr w:type="gramEnd"/>
+      <w:r>
+        <w:rPr>
+          <w:rFonts w:ascii="Times New Roman" w:hAnsi="Times New Roman" w:cs="Times New Roman"/>
+          <w:color w:val="000000" w:themeColor="text1"/>
+          <w:sz w:val="24"/>
+          <w:szCs w:val="24"/>
+        </w:rPr>
+        <w:t xml:space="preserve"> 2,line 7 )</w:t>
       </w:r>
     </w:p>
     <w:p>
@@ -3831,8 +4037,19 @@
           <w:sz w:val="24"/>
           <w:szCs w:val="24"/>
         </w:rPr>
-        <w:t>The bold-typed word in the sentence refers to ... .</w:t>
-      </w:r>
+        <w:t xml:space="preserve">The bold-typed word in the sentence refers to </w:t>
+      </w:r>
+      <w:proofErr w:type="gramStart"/>
+      <w:r>
+        <w:rPr>
+          <w:rFonts w:ascii="Times New Roman" w:hAnsi="Times New Roman" w:cs="Times New Roman"/>
+          <w:color w:val="000000" w:themeColor="text1"/>
+          <w:sz w:val="24"/>
+          <w:szCs w:val="24"/>
+        </w:rPr>
+        <w:t>... .</w:t>
+      </w:r>
+      <w:proofErr w:type="gramEnd"/>
     </w:p>
     <w:p>
       <w:pPr>
@@ -3951,6 +4168,7 @@
           <w:rFonts w:ascii="Times New Roman" w:hAnsi="Times New Roman" w:cs="Times New Roman"/>
           <w:sz w:val="24"/>
           <w:szCs w:val="24"/>
+          <w:highlight w:val="yellow"/>
         </w:rPr>
         <w:t>Peat swamps</w:t>
       </w:r>
@@ -4057,7 +4275,7 @@
           <w:szCs w:val="24"/>
         </w:rPr>
         <w:drawing>
-          <wp:anchor distT="0" distB="0" distL="114300" distR="114300" simplePos="0" relativeHeight="251665408" behindDoc="1" locked="0" layoutInCell="1" allowOverlap="1" wp14:anchorId="4041327B" wp14:editId="203A63FD">
+          <wp:anchor distT="0" distB="0" distL="114300" distR="114300" simplePos="0" relativeHeight="251665408" behindDoc="1" locked="0" layoutInCell="1" allowOverlap="1" wp14:anchorId="076C9B36" wp14:editId="6C8B0DBA">
             <wp:simplePos x="0" y="0"/>
             <wp:positionH relativeFrom="column">
               <wp:posOffset>592455</wp:posOffset>
@@ -4282,8 +4500,18 @@
           <w:sz w:val="24"/>
           <w:szCs w:val="24"/>
         </w:rPr>
-        <w:t>The card above is best given in ... .</w:t>
-      </w:r>
+        <w:t xml:space="preserve">The card above is best given in </w:t>
+      </w:r>
+      <w:proofErr w:type="gramStart"/>
+      <w:r>
+        <w:rPr>
+          <w:rFonts w:ascii="Times New Roman" w:hAnsi="Times New Roman" w:cs="Times New Roman"/>
+          <w:sz w:val="24"/>
+          <w:szCs w:val="24"/>
+        </w:rPr>
+        <w:t>... .</w:t>
+      </w:r>
+      <w:proofErr w:type="gramEnd"/>
     </w:p>
     <w:p>
       <w:pPr>
@@ -4387,6 +4615,7 @@
           <w:rFonts w:ascii="Times New Roman" w:hAnsi="Times New Roman" w:cs="Times New Roman"/>
           <w:sz w:val="24"/>
           <w:szCs w:val="24"/>
+          <w:highlight w:val="yellow"/>
         </w:rPr>
         <w:t>A graduation occasion</w:t>
       </w:r>
@@ -4421,8 +4650,18 @@
           <w:sz w:val="24"/>
           <w:szCs w:val="24"/>
         </w:rPr>
-        <w:t>A thanksgiving day</w:t>
-      </w:r>
+        <w:t xml:space="preserve">A </w:t>
+      </w:r>
+      <w:proofErr w:type="gramStart"/>
+      <w:r>
+        <w:rPr>
+          <w:rFonts w:ascii="Times New Roman" w:hAnsi="Times New Roman" w:cs="Times New Roman"/>
+          <w:sz w:val="24"/>
+          <w:szCs w:val="24"/>
+        </w:rPr>
+        <w:t>thanksgiving day</w:t>
+      </w:r>
+      <w:proofErr w:type="gramEnd"/>
     </w:p>
     <w:p>
       <w:pPr>
@@ -4449,8 +4688,18 @@
           <w:sz w:val="24"/>
           <w:szCs w:val="24"/>
         </w:rPr>
-        <w:t>Why was the card written ?</w:t>
-      </w:r>
+        <w:t xml:space="preserve">Why was the card </w:t>
+      </w:r>
+      <w:proofErr w:type="gramStart"/>
+      <w:r>
+        <w:rPr>
+          <w:rFonts w:ascii="Times New Roman" w:hAnsi="Times New Roman" w:cs="Times New Roman"/>
+          <w:sz w:val="24"/>
+          <w:szCs w:val="24"/>
+        </w:rPr>
+        <w:t>written ?</w:t>
+      </w:r>
+      <w:proofErr w:type="gramEnd"/>
     </w:p>
     <w:p>
       <w:pPr>
@@ -4505,13 +4754,15 @@
           <w:rFonts w:ascii="Times New Roman" w:hAnsi="Times New Roman" w:cs="Times New Roman"/>
           <w:sz w:val="24"/>
           <w:szCs w:val="24"/>
-        </w:rPr>
-      </w:pPr>
-      <w:r>
-        <w:rPr>
-          <w:rFonts w:ascii="Times New Roman" w:hAnsi="Times New Roman" w:cs="Times New Roman"/>
-          <w:sz w:val="24"/>
-          <w:szCs w:val="24"/>
+          <w:highlight w:val="yellow"/>
+        </w:rPr>
+      </w:pPr>
+      <w:r>
+        <w:rPr>
+          <w:rFonts w:ascii="Times New Roman" w:hAnsi="Times New Roman" w:cs="Times New Roman"/>
+          <w:sz w:val="24"/>
+          <w:szCs w:val="24"/>
+          <w:highlight w:val="yellow"/>
         </w:rPr>
         <w:t>To congratulate him on his success</w:t>
       </w:r>
@@ -4593,7 +4844,25 @@
           <w:sz w:val="24"/>
           <w:szCs w:val="24"/>
         </w:rPr>
-        <w:t xml:space="preserve"> in  facing his future</w:t>
+        <w:t xml:space="preserve"> </w:t>
+      </w:r>
+      <w:proofErr w:type="gramStart"/>
+      <w:r>
+        <w:rPr>
+          <w:rFonts w:ascii="Times New Roman" w:hAnsi="Times New Roman" w:cs="Times New Roman"/>
+          <w:sz w:val="24"/>
+          <w:szCs w:val="24"/>
+        </w:rPr>
+        <w:t>in  facing</w:t>
+      </w:r>
+      <w:proofErr w:type="gramEnd"/>
+      <w:r>
+        <w:rPr>
+          <w:rFonts w:ascii="Times New Roman" w:hAnsi="Times New Roman" w:cs="Times New Roman"/>
+          <w:sz w:val="24"/>
+          <w:szCs w:val="24"/>
+        </w:rPr>
+        <w:t xml:space="preserve"> his future</w:t>
       </w:r>
     </w:p>
     <w:p>
@@ -4638,7 +4907,25 @@
           <w:sz w:val="24"/>
           <w:szCs w:val="24"/>
         </w:rPr>
-        <w:t xml:space="preserve"> light up  your way...”</w:t>
+        <w:t xml:space="preserve"> light </w:t>
+      </w:r>
+      <w:proofErr w:type="gramStart"/>
+      <w:r>
+        <w:rPr>
+          <w:rFonts w:ascii="Times New Roman" w:hAnsi="Times New Roman" w:cs="Times New Roman"/>
+          <w:sz w:val="24"/>
+          <w:szCs w:val="24"/>
+        </w:rPr>
+        <w:t>up  your</w:t>
+      </w:r>
+      <w:proofErr w:type="gramEnd"/>
+      <w:r>
+        <w:rPr>
+          <w:rFonts w:ascii="Times New Roman" w:hAnsi="Times New Roman" w:cs="Times New Roman"/>
+          <w:sz w:val="24"/>
+          <w:szCs w:val="24"/>
+        </w:rPr>
+        <w:t xml:space="preserve"> way...”</w:t>
       </w:r>
       <w:r>
         <w:rPr>
@@ -4670,8 +4957,18 @@
           <w:sz w:val="24"/>
           <w:szCs w:val="24"/>
         </w:rPr>
-        <w:t>The underlined word is similar in meaning to ... .</w:t>
-      </w:r>
+        <w:t xml:space="preserve">The underlined word is similar in meaning to </w:t>
+      </w:r>
+      <w:proofErr w:type="gramStart"/>
+      <w:r>
+        <w:rPr>
+          <w:rFonts w:ascii="Times New Roman" w:hAnsi="Times New Roman" w:cs="Times New Roman"/>
+          <w:sz w:val="24"/>
+          <w:szCs w:val="24"/>
+        </w:rPr>
+        <w:t>... .</w:t>
+      </w:r>
+      <w:proofErr w:type="gramEnd"/>
     </w:p>
     <w:p>
       <w:pPr>
@@ -4701,6 +4998,7 @@
           <w:rFonts w:ascii="Times New Roman" w:hAnsi="Times New Roman" w:cs="Times New Roman"/>
           <w:sz w:val="24"/>
           <w:szCs w:val="24"/>
+          <w:highlight w:val="yellow"/>
         </w:rPr>
         <w:t>Chance</w:t>
       </w:r>
@@ -4709,6 +5007,7 @@
           <w:rFonts w:ascii="Times New Roman" w:hAnsi="Times New Roman" w:cs="Times New Roman"/>
           <w:sz w:val="24"/>
           <w:szCs w:val="24"/>
+          <w:highlight w:val="yellow"/>
         </w:rPr>
         <w:t>s</w:t>
       </w:r>
@@ -4858,7 +5157,7 @@
         <mc:AlternateContent>
           <mc:Choice Requires="wps">
             <w:drawing>
-              <wp:anchor distT="0" distB="0" distL="114300" distR="114300" simplePos="0" relativeHeight="251667456" behindDoc="0" locked="0" layoutInCell="1" allowOverlap="1" wp14:anchorId="05F0F98F" wp14:editId="08A2A198">
+              <wp:anchor distT="0" distB="0" distL="114300" distR="114300" simplePos="0" relativeHeight="251667456" behindDoc="0" locked="0" layoutInCell="1" allowOverlap="1" wp14:anchorId="2D9A91BB" wp14:editId="1DD581D6">
                 <wp:simplePos x="0" y="0"/>
                 <wp:positionH relativeFrom="column">
                   <wp:posOffset>221615</wp:posOffset>
@@ -4925,7 +5224,7 @@
           </mc:Choice>
           <mc:Fallback>
             <w:pict>
-              <v:roundrect w14:anchorId="68EE1C57" id="Rounded Rectangle 8" o:spid="_x0000_s1026" style="position:absolute;margin-left:17.45pt;margin-top:9.25pt;width:480.8pt;height:121.5pt;z-index:251667456;visibility:visible;mso-wrap-style:square;mso-width-percent:0;mso-height-percent:0;mso-wrap-distance-left:9pt;mso-wrap-distance-top:0;mso-wrap-distance-right:9pt;mso-wrap-distance-bottom:0;mso-position-horizontal:absolute;mso-position-horizontal-relative:text;mso-position-vertical:absolute;mso-position-vertical-relative:text;mso-width-percent:0;mso-height-percent:0;mso-width-relative:page;mso-height-relative:page;v-text-anchor:top" arcsize="3453f" o:gfxdata="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" filled="f" strokeweight="4.25pt">
+              <v:roundrect w14:anchorId="507D65A9" id="Rounded Rectangle 8" o:spid="_x0000_s1026" style="position:absolute;margin-left:17.45pt;margin-top:9.25pt;width:480.8pt;height:121.5pt;z-index:251667456;visibility:visible;mso-wrap-style:square;mso-width-percent:0;mso-height-percent:0;mso-wrap-distance-left:9pt;mso-wrap-distance-top:0;mso-wrap-distance-right:9pt;mso-wrap-distance-bottom:0;mso-position-horizontal:absolute;mso-position-horizontal-relative:text;mso-position-vertical:absolute;mso-position-vertical-relative:text;mso-width-percent:0;mso-height-percent:0;mso-width-relative:page;mso-height-relative:page;v-text-anchor:top" arcsize="3453f" o:gfxdata="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" filled="f" strokeweight="4.25pt">
                 <v:stroke linestyle="thickBetweenThin"/>
               </v:roundrect>
             </w:pict>
@@ -5089,15 +5388,33 @@
           <w:sz w:val="24"/>
           <w:szCs w:val="24"/>
         </w:rPr>
-        <w:t xml:space="preserve">I would like to inform </w:t>
-      </w:r>
-      <w:r>
-        <w:rPr>
-          <w:rFonts w:ascii="Times New Roman" w:eastAsia="Times New Roman" w:hAnsi="Times New Roman" w:cs="Times New Roman"/>
-          <w:sz w:val="24"/>
-          <w:szCs w:val="24"/>
-        </w:rPr>
-        <w:t xml:space="preserve"> all member</w:t>
+        <w:t xml:space="preserve">I would like to </w:t>
+      </w:r>
+      <w:proofErr w:type="gramStart"/>
+      <w:r>
+        <w:rPr>
+          <w:rFonts w:ascii="Times New Roman" w:eastAsia="Times New Roman" w:hAnsi="Times New Roman" w:cs="Times New Roman"/>
+          <w:sz w:val="24"/>
+          <w:szCs w:val="24"/>
+        </w:rPr>
+        <w:t xml:space="preserve">inform </w:t>
+      </w:r>
+      <w:r>
+        <w:rPr>
+          <w:rFonts w:ascii="Times New Roman" w:eastAsia="Times New Roman" w:hAnsi="Times New Roman" w:cs="Times New Roman"/>
+          <w:sz w:val="24"/>
+          <w:szCs w:val="24"/>
+        </w:rPr>
+        <w:t xml:space="preserve"> all</w:t>
+      </w:r>
+      <w:proofErr w:type="gramEnd"/>
+      <w:r>
+        <w:rPr>
+          <w:rFonts w:ascii="Times New Roman" w:eastAsia="Times New Roman" w:hAnsi="Times New Roman" w:cs="Times New Roman"/>
+          <w:sz w:val="24"/>
+          <w:szCs w:val="24"/>
+        </w:rPr>
+        <w:t xml:space="preserve"> member</w:t>
       </w:r>
       <w:r>
         <w:rPr>
@@ -5191,8 +5508,18 @@
           <w:szCs w:val="24"/>
         </w:rPr>
         <w:lastRenderedPageBreak/>
-        <w:t>What is the writer’s purpose in writing the message ?</w:t>
-      </w:r>
+        <w:t xml:space="preserve">What is the writer’s purpose in writing the </w:t>
+      </w:r>
+      <w:proofErr w:type="gramStart"/>
+      <w:r>
+        <w:rPr>
+          <w:rFonts w:ascii="Times New Roman" w:hAnsi="Times New Roman" w:cs="Times New Roman"/>
+          <w:sz w:val="24"/>
+          <w:szCs w:val="24"/>
+        </w:rPr>
+        <w:t>message ?</w:t>
+      </w:r>
+      <w:proofErr w:type="gramEnd"/>
     </w:p>
     <w:p>
       <w:pPr>
@@ -5233,15 +5560,37 @@
           <w:rFonts w:ascii="Times New Roman" w:hAnsi="Times New Roman" w:cs="Times New Roman"/>
           <w:sz w:val="24"/>
           <w:szCs w:val="24"/>
-        </w:rPr>
-      </w:pPr>
-      <w:r>
-        <w:rPr>
-          <w:rFonts w:ascii="Times New Roman" w:hAnsi="Times New Roman" w:cs="Times New Roman"/>
-          <w:sz w:val="24"/>
-          <w:szCs w:val="24"/>
-        </w:rPr>
-        <w:t>To invite all members of Literature Club to review a best selling book</w:t>
+          <w:highlight w:val="yellow"/>
+        </w:rPr>
+      </w:pPr>
+      <w:r>
+        <w:rPr>
+          <w:rFonts w:ascii="Times New Roman" w:hAnsi="Times New Roman" w:cs="Times New Roman"/>
+          <w:sz w:val="24"/>
+          <w:szCs w:val="24"/>
+          <w:highlight w:val="yellow"/>
+        </w:rPr>
+        <w:t xml:space="preserve">To invite all members of Literature Club to review a </w:t>
+      </w:r>
+      <w:proofErr w:type="gramStart"/>
+      <w:r>
+        <w:rPr>
+          <w:rFonts w:ascii="Times New Roman" w:hAnsi="Times New Roman" w:cs="Times New Roman"/>
+          <w:sz w:val="24"/>
+          <w:szCs w:val="24"/>
+          <w:highlight w:val="yellow"/>
+        </w:rPr>
+        <w:t>best selling</w:t>
+      </w:r>
+      <w:proofErr w:type="gramEnd"/>
+      <w:r>
+        <w:rPr>
+          <w:rFonts w:ascii="Times New Roman" w:hAnsi="Times New Roman" w:cs="Times New Roman"/>
+          <w:sz w:val="24"/>
+          <w:szCs w:val="24"/>
+          <w:highlight w:val="yellow"/>
+        </w:rPr>
+        <w:t xml:space="preserve"> book</w:t>
       </w:r>
     </w:p>
     <w:p>
@@ -5324,8 +5673,18 @@
           <w:sz w:val="24"/>
           <w:szCs w:val="24"/>
         </w:rPr>
-        <w:t>From the message above we can infer that ... .</w:t>
-      </w:r>
+        <w:t xml:space="preserve">From the message above we can infer that </w:t>
+      </w:r>
+      <w:proofErr w:type="gramStart"/>
+      <w:r>
+        <w:rPr>
+          <w:rFonts w:ascii="Times New Roman" w:hAnsi="Times New Roman" w:cs="Times New Roman"/>
+          <w:sz w:val="24"/>
+          <w:szCs w:val="24"/>
+        </w:rPr>
+        <w:t>... .</w:t>
+      </w:r>
+      <w:proofErr w:type="gramEnd"/>
     </w:p>
     <w:p>
       <w:pPr>
@@ -5339,13 +5698,15 @@
           <w:rFonts w:ascii="Times New Roman" w:hAnsi="Times New Roman" w:cs="Times New Roman"/>
           <w:sz w:val="24"/>
           <w:szCs w:val="24"/>
-        </w:rPr>
-      </w:pPr>
-      <w:r>
-        <w:rPr>
-          <w:rFonts w:ascii="Times New Roman" w:hAnsi="Times New Roman" w:cs="Times New Roman"/>
-          <w:sz w:val="24"/>
-          <w:szCs w:val="24"/>
+          <w:highlight w:val="yellow"/>
+        </w:rPr>
+      </w:pPr>
+      <w:r>
+        <w:rPr>
+          <w:rFonts w:ascii="Times New Roman" w:hAnsi="Times New Roman" w:cs="Times New Roman"/>
+          <w:sz w:val="24"/>
+          <w:szCs w:val="24"/>
+          <w:highlight w:val="yellow"/>
         </w:rPr>
         <w:t>Fiersa Besari is an author</w:t>
       </w:r>
@@ -5370,7 +5731,25 @@
           <w:sz w:val="24"/>
           <w:szCs w:val="24"/>
         </w:rPr>
-        <w:t>The participants of the event will be introduced to  a tip of</w:t>
+        <w:t xml:space="preserve">The participants of the event will be introduced </w:t>
+      </w:r>
+      <w:proofErr w:type="gramStart"/>
+      <w:r>
+        <w:rPr>
+          <w:rFonts w:ascii="Times New Roman" w:hAnsi="Times New Roman" w:cs="Times New Roman"/>
+          <w:sz w:val="24"/>
+          <w:szCs w:val="24"/>
+        </w:rPr>
+        <w:t>to  a</w:t>
+      </w:r>
+      <w:proofErr w:type="gramEnd"/>
+      <w:r>
+        <w:rPr>
+          <w:rFonts w:ascii="Times New Roman" w:hAnsi="Times New Roman" w:cs="Times New Roman"/>
+          <w:sz w:val="24"/>
+          <w:szCs w:val="24"/>
+        </w:rPr>
+        <w:t xml:space="preserve"> tip of</w:t>
       </w:r>
       <w:r>
         <w:rPr>
@@ -5440,15 +5819,33 @@
           <w:sz w:val="24"/>
           <w:szCs w:val="24"/>
         </w:rPr>
-        <w:t xml:space="preserve"> event </w:t>
-      </w:r>
-      <w:r>
-        <w:rPr>
-          <w:rFonts w:ascii="Times New Roman" w:hAnsi="Times New Roman" w:cs="Times New Roman"/>
-          <w:sz w:val="24"/>
-          <w:szCs w:val="24"/>
-        </w:rPr>
-        <w:t xml:space="preserve"> will be carried out  at 09.00 in the evening.</w:t>
+        <w:t xml:space="preserve"> </w:t>
+      </w:r>
+      <w:proofErr w:type="gramStart"/>
+      <w:r>
+        <w:rPr>
+          <w:rFonts w:ascii="Times New Roman" w:hAnsi="Times New Roman" w:cs="Times New Roman"/>
+          <w:sz w:val="24"/>
+          <w:szCs w:val="24"/>
+        </w:rPr>
+        <w:t xml:space="preserve">event </w:t>
+      </w:r>
+      <w:r>
+        <w:rPr>
+          <w:rFonts w:ascii="Times New Roman" w:hAnsi="Times New Roman" w:cs="Times New Roman"/>
+          <w:sz w:val="24"/>
+          <w:szCs w:val="24"/>
+        </w:rPr>
+        <w:t xml:space="preserve"> will</w:t>
+      </w:r>
+      <w:proofErr w:type="gramEnd"/>
+      <w:r>
+        <w:rPr>
+          <w:rFonts w:ascii="Times New Roman" w:hAnsi="Times New Roman" w:cs="Times New Roman"/>
+          <w:sz w:val="24"/>
+          <w:szCs w:val="24"/>
+        </w:rPr>
+        <w:t xml:space="preserve"> be carried out  at 09.00 in the evening.</w:t>
       </w:r>
     </w:p>
     <w:p>
@@ -5473,7 +5870,25 @@
           <w:sz w:val="24"/>
           <w:szCs w:val="24"/>
         </w:rPr>
-        <w:t xml:space="preserve">“ .... that on this  Saturday </w:t>
+        <w:t xml:space="preserve">“ .... that on </w:t>
+      </w:r>
+      <w:proofErr w:type="gramStart"/>
+      <w:r>
+        <w:rPr>
+          <w:rFonts w:ascii="Times New Roman" w:eastAsia="Times New Roman" w:hAnsi="Times New Roman" w:cs="Times New Roman"/>
+          <w:sz w:val="24"/>
+          <w:szCs w:val="24"/>
+        </w:rPr>
+        <w:t>this  Saturday</w:t>
+      </w:r>
+      <w:proofErr w:type="gramEnd"/>
+      <w:r>
+        <w:rPr>
+          <w:rFonts w:ascii="Times New Roman" w:eastAsia="Times New Roman" w:hAnsi="Times New Roman" w:cs="Times New Roman"/>
+          <w:sz w:val="24"/>
+          <w:szCs w:val="24"/>
+        </w:rPr>
+        <w:t xml:space="preserve"> </w:t>
       </w:r>
       <w:r>
         <w:rPr>
@@ -5510,8 +5925,18 @@
           <w:sz w:val="24"/>
           <w:szCs w:val="24"/>
         </w:rPr>
-        <w:t>The underlined word refers to ... .</w:t>
-      </w:r>
+        <w:t xml:space="preserve">The underlined word refers to </w:t>
+      </w:r>
+      <w:proofErr w:type="gramStart"/>
+      <w:r>
+        <w:rPr>
+          <w:rFonts w:ascii="Times New Roman" w:eastAsia="Times New Roman" w:hAnsi="Times New Roman" w:cs="Times New Roman"/>
+          <w:sz w:val="24"/>
+          <w:szCs w:val="24"/>
+        </w:rPr>
+        <w:t>... .</w:t>
+      </w:r>
+      <w:proofErr w:type="gramEnd"/>
     </w:p>
     <w:p>
       <w:pPr>
@@ -5548,13 +5973,15 @@
           <w:rFonts w:ascii="Times New Roman" w:hAnsi="Times New Roman" w:cs="Times New Roman"/>
           <w:sz w:val="24"/>
           <w:szCs w:val="24"/>
-        </w:rPr>
-      </w:pPr>
-      <w:r>
-        <w:rPr>
-          <w:rFonts w:ascii="Times New Roman" w:eastAsia="Times New Roman" w:hAnsi="Times New Roman" w:cs="Times New Roman"/>
-          <w:sz w:val="24"/>
-          <w:szCs w:val="24"/>
+          <w:highlight w:val="yellow"/>
+        </w:rPr>
+      </w:pPr>
+      <w:r>
+        <w:rPr>
+          <w:rFonts w:ascii="Times New Roman" w:eastAsia="Times New Roman" w:hAnsi="Times New Roman" w:cs="Times New Roman"/>
+          <w:sz w:val="24"/>
+          <w:szCs w:val="24"/>
+          <w:highlight w:val="yellow"/>
         </w:rPr>
         <w:t>The chairman including the members of the literature club</w:t>
       </w:r>
@@ -5643,8 +6070,18 @@
           <w:sz w:val="24"/>
           <w:szCs w:val="24"/>
         </w:rPr>
-        <w:t>What will the students probably do after reading the message ?</w:t>
-      </w:r>
+        <w:t xml:space="preserve">What will the students probably do after reading the </w:t>
+      </w:r>
+      <w:proofErr w:type="gramStart"/>
+      <w:r>
+        <w:rPr>
+          <w:rFonts w:ascii="Times New Roman" w:hAnsi="Times New Roman" w:cs="Times New Roman"/>
+          <w:sz w:val="24"/>
+          <w:szCs w:val="24"/>
+        </w:rPr>
+        <w:t>message ?</w:t>
+      </w:r>
+      <w:proofErr w:type="gramEnd"/>
     </w:p>
     <w:p>
       <w:pPr>
@@ -5662,8 +6099,18 @@
           <w:sz w:val="24"/>
           <w:szCs w:val="24"/>
         </w:rPr>
-        <w:t>They will ... .</w:t>
-      </w:r>
+        <w:t xml:space="preserve">They will </w:t>
+      </w:r>
+      <w:proofErr w:type="gramStart"/>
+      <w:r>
+        <w:rPr>
+          <w:rFonts w:ascii="Times New Roman" w:hAnsi="Times New Roman" w:cs="Times New Roman"/>
+          <w:sz w:val="24"/>
+          <w:szCs w:val="24"/>
+        </w:rPr>
+        <w:t>... .</w:t>
+      </w:r>
+      <w:proofErr w:type="gramEnd"/>
     </w:p>
     <w:p>
       <w:pPr>
@@ -5677,13 +6124,15 @@
           <w:rFonts w:ascii="Times New Roman" w:hAnsi="Times New Roman" w:cs="Times New Roman"/>
           <w:sz w:val="24"/>
           <w:szCs w:val="24"/>
-        </w:rPr>
-      </w:pPr>
-      <w:r>
-        <w:rPr>
-          <w:rFonts w:ascii="Times New Roman" w:hAnsi="Times New Roman" w:cs="Times New Roman"/>
-          <w:sz w:val="24"/>
-          <w:szCs w:val="24"/>
+          <w:highlight w:val="yellow"/>
+        </w:rPr>
+      </w:pPr>
+      <w:r>
+        <w:rPr>
+          <w:rFonts w:ascii="Times New Roman" w:hAnsi="Times New Roman" w:cs="Times New Roman"/>
+          <w:sz w:val="24"/>
+          <w:szCs w:val="24"/>
+          <w:highlight w:val="yellow"/>
         </w:rPr>
         <w:t>Come to the book reviewing occasion</w:t>
       </w:r>
@@ -5832,7 +6281,7 @@
         <mc:AlternateContent>
           <mc:Choice Requires="wps">
             <w:drawing>
-              <wp:anchor distT="0" distB="0" distL="114300" distR="114300" simplePos="0" relativeHeight="251669504" behindDoc="0" locked="0" layoutInCell="1" allowOverlap="1" wp14:anchorId="02BD1943" wp14:editId="2B7ED344">
+              <wp:anchor distT="0" distB="0" distL="114300" distR="114300" simplePos="0" relativeHeight="251669504" behindDoc="0" locked="0" layoutInCell="1" allowOverlap="1" wp14:anchorId="22E2AC7C" wp14:editId="6CFFDE4C">
                 <wp:simplePos x="0" y="0"/>
                 <wp:positionH relativeFrom="column">
                   <wp:posOffset>212090</wp:posOffset>
@@ -5899,7 +6348,7 @@
           </mc:Choice>
           <mc:Fallback>
             <w:pict>
-              <v:roundrect w14:anchorId="7C9F1FF1" id="Rounded Rectangle 27" o:spid="_x0000_s1026" style="position:absolute;margin-left:16.7pt;margin-top:12.3pt;width:484.8pt;height:218.25pt;z-index:251669504;visibility:visible;mso-wrap-style:square;mso-width-percent:0;mso-height-percent:0;mso-wrap-distance-left:9pt;mso-wrap-distance-top:0;mso-wrap-distance-right:9pt;mso-wrap-distance-bottom:0;mso-position-horizontal:absolute;mso-position-horizontal-relative:text;mso-position-vertical:absolute;mso-position-vertical-relative:text;mso-width-percent:0;mso-height-percent:0;mso-width-relative:page;mso-height-relative:page;v-text-anchor:top" arcsize="3453f" o:gfxdata="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" filled="f" strokeweight="4.25pt">
+              <v:roundrect w14:anchorId="44953CC1" id="Rounded Rectangle 27" o:spid="_x0000_s1026" style="position:absolute;margin-left:16.7pt;margin-top:12.3pt;width:484.8pt;height:218.25pt;z-index:251669504;visibility:visible;mso-wrap-style:square;mso-width-percent:0;mso-height-percent:0;mso-wrap-distance-left:9pt;mso-wrap-distance-top:0;mso-wrap-distance-right:9pt;mso-wrap-distance-bottom:0;mso-position-horizontal:absolute;mso-position-horizontal-relative:text;mso-position-vertical:absolute;mso-position-vertical-relative:text;mso-width-percent:0;mso-height-percent:0;mso-width-relative:page;mso-height-relative:page;v-text-anchor:top" arcsize="3453f" o:gfxdata="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" filled="f" strokeweight="4.25pt">
                 <v:stroke linestyle="thickBetweenThin"/>
               </v:roundrect>
             </w:pict>
@@ -5996,14 +6445,30 @@
           <w:color w:val="000000" w:themeColor="text1"/>
           <w:lang w:val="en-US"/>
         </w:rPr>
-        <w:t xml:space="preserve">Like other lizards, they swim with their undulating </w:t>
-      </w:r>
-      <w:r>
-        <w:rPr>
-          <w:color w:val="000000" w:themeColor="text1"/>
-          <w:lang w:val="en-US"/>
-        </w:rPr>
-        <w:t xml:space="preserve"> tails, and their legs held against their body.</w:t>
+        <w:t xml:space="preserve">Like other lizards, they swim with their </w:t>
+      </w:r>
+      <w:proofErr w:type="gramStart"/>
+      <w:r>
+        <w:rPr>
+          <w:color w:val="000000" w:themeColor="text1"/>
+          <w:lang w:val="en-US"/>
+        </w:rPr>
+        <w:t xml:space="preserve">undulating </w:t>
+      </w:r>
+      <w:r>
+        <w:rPr>
+          <w:color w:val="000000" w:themeColor="text1"/>
+          <w:lang w:val="en-US"/>
+        </w:rPr>
+        <w:t xml:space="preserve"> tails</w:t>
+      </w:r>
+      <w:proofErr w:type="gramEnd"/>
+      <w:r>
+        <w:rPr>
+          <w:color w:val="000000" w:themeColor="text1"/>
+          <w:lang w:val="en-US"/>
+        </w:rPr>
+        <w:t>, and their legs held against their body.</w:t>
       </w:r>
     </w:p>
     <w:p>
@@ -6063,8 +6528,17 @@
           <w:color w:val="000000" w:themeColor="text1"/>
           <w:lang w:val="en-US"/>
         </w:rPr>
-        <w:t>The writer’s purpose in writing the text above is ... .</w:t>
-      </w:r>
+        <w:t xml:space="preserve">The writer’s purpose in writing the text above is </w:t>
+      </w:r>
+      <w:proofErr w:type="gramStart"/>
+      <w:r>
+        <w:rPr>
+          <w:color w:val="000000" w:themeColor="text1"/>
+          <w:lang w:val="en-US"/>
+        </w:rPr>
+        <w:t>... .</w:t>
+      </w:r>
+      <w:proofErr w:type="gramEnd"/>
     </w:p>
     <w:p>
       <w:pPr>
@@ -6103,12 +6577,14 @@
         <w:textAlignment w:val="baseline"/>
         <w:rPr>
           <w:color w:val="000000" w:themeColor="text1"/>
-          <w:lang w:val="en-US"/>
-        </w:rPr>
-      </w:pPr>
-      <w:r>
-        <w:rPr>
-          <w:color w:val="000000" w:themeColor="text1"/>
+          <w:highlight w:val="yellow"/>
+          <w:lang w:val="en-US"/>
+        </w:rPr>
+      </w:pPr>
+      <w:r>
+        <w:rPr>
+          <w:color w:val="000000" w:themeColor="text1"/>
+          <w:highlight w:val="yellow"/>
           <w:lang w:val="en-US"/>
         </w:rPr>
         <w:t>To describe Komodo Dragon in general</w:t>
@@ -6197,8 +6673,17 @@
           <w:color w:val="000000" w:themeColor="text1"/>
           <w:lang w:val="en-US"/>
         </w:rPr>
-        <w:t xml:space="preserve"> because ... .</w:t>
-      </w:r>
+        <w:t xml:space="preserve"> because </w:t>
+      </w:r>
+      <w:proofErr w:type="gramStart"/>
+      <w:r>
+        <w:rPr>
+          <w:color w:val="000000" w:themeColor="text1"/>
+          <w:lang w:val="en-US"/>
+        </w:rPr>
+        <w:t>... .</w:t>
+      </w:r>
+      <w:proofErr w:type="gramEnd"/>
     </w:p>
     <w:p>
       <w:pPr>
@@ -6275,12 +6760,14 @@
         <w:textAlignment w:val="baseline"/>
         <w:rPr>
           <w:color w:val="000000" w:themeColor="text1"/>
-          <w:lang w:val="en-US"/>
-        </w:rPr>
-      </w:pPr>
-      <w:r>
-        <w:rPr>
-          <w:color w:val="000000" w:themeColor="text1"/>
+          <w:highlight w:val="yellow"/>
+          <w:lang w:val="en-US"/>
+        </w:rPr>
+      </w:pPr>
+      <w:r>
+        <w:rPr>
+          <w:color w:val="000000" w:themeColor="text1"/>
+          <w:highlight w:val="yellow"/>
           <w:lang w:val="en-US"/>
         </w:rPr>
         <w:t>they prey on the young ones as well as old and sick dragons</w:t>
@@ -6339,13 +6826,22 @@
           <w:lang w:val="en-US"/>
         </w:rPr>
       </w:pPr>
+      <w:proofErr w:type="gramStart"/>
       <w:r>
         <w:rPr>
           <w:color w:val="000000" w:themeColor="text1"/>
           <w:lang w:val="en-US"/>
         </w:rPr>
         <w:lastRenderedPageBreak/>
-        <w:t>“ It is found</w:t>
+        <w:t>“ It</w:t>
+      </w:r>
+      <w:proofErr w:type="gramEnd"/>
+      <w:r>
+        <w:rPr>
+          <w:color w:val="000000" w:themeColor="text1"/>
+          <w:lang w:val="en-US"/>
+        </w:rPr>
+        <w:t xml:space="preserve"> is found</w:t>
       </w:r>
       <w:r>
         <w:rPr>
@@ -6381,8 +6877,17 @@
           <w:color w:val="000000" w:themeColor="text1"/>
           <w:lang w:val="en-US"/>
         </w:rPr>
-        <w:t>The underlined word is equal in meaning to ... .</w:t>
-      </w:r>
+        <w:t xml:space="preserve">The underlined word is equal in meaning to </w:t>
+      </w:r>
+      <w:proofErr w:type="gramStart"/>
+      <w:r>
+        <w:rPr>
+          <w:color w:val="000000" w:themeColor="text1"/>
+          <w:lang w:val="en-US"/>
+        </w:rPr>
+        <w:t>... .</w:t>
+      </w:r>
+      <w:proofErr w:type="gramEnd"/>
     </w:p>
     <w:p>
       <w:pPr>
@@ -6411,6 +6916,7 @@
       <w:r>
         <w:rPr>
           <w:color w:val="000000" w:themeColor="text1"/>
+          <w:highlight w:val="yellow"/>
           <w:lang w:val="en-US"/>
         </w:rPr>
         <w:t>Mostly</w:t>
@@ -6694,6 +7200,7 @@
       <w:r>
         <w:rPr>
           <w:color w:val="000000" w:themeColor="text1"/>
+          <w:highlight w:val="yellow"/>
           <w:lang w:val="en-US"/>
         </w:rPr>
         <w:t>diurnal</w:t>
@@ -6812,7 +7319,7 @@
         <mc:AlternateContent>
           <mc:Choice Requires="wps">
             <w:drawing>
-              <wp:anchor distT="0" distB="0" distL="114300" distR="114300" simplePos="0" relativeHeight="251671552" behindDoc="0" locked="0" layoutInCell="1" allowOverlap="1" wp14:anchorId="75F38C5D" wp14:editId="1B5CD01C">
+              <wp:anchor distT="0" distB="0" distL="114300" distR="114300" simplePos="0" relativeHeight="251671552" behindDoc="0" locked="0" layoutInCell="1" allowOverlap="1" wp14:anchorId="2EFFEDDD" wp14:editId="2B5512A0">
                 <wp:simplePos x="0" y="0"/>
                 <wp:positionH relativeFrom="column">
                   <wp:posOffset>193040</wp:posOffset>
@@ -6879,7 +7386,7 @@
           </mc:Choice>
           <mc:Fallback>
             <w:pict>
-              <v:roundrect w14:anchorId="5B214B6F" id="Rounded Rectangle 28" o:spid="_x0000_s1026" style="position:absolute;margin-left:15.2pt;margin-top:11.3pt;width:492.05pt;height:222pt;z-index:251671552;visibility:visible;mso-wrap-style:square;mso-width-percent:0;mso-height-percent:0;mso-wrap-distance-left:9pt;mso-wrap-distance-top:0;mso-wrap-distance-right:9pt;mso-wrap-distance-bottom:0;mso-position-horizontal:absolute;mso-position-horizontal-relative:text;mso-position-vertical:absolute;mso-position-vertical-relative:text;mso-width-percent:0;mso-height-percent:0;mso-width-relative:page;mso-height-relative:page;v-text-anchor:top" arcsize="3453f" o:gfxdata="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" filled="f" strokeweight="4.25pt">
+              <v:roundrect w14:anchorId="49D67715" id="Rounded Rectangle 28" o:spid="_x0000_s1026" style="position:absolute;margin-left:15.2pt;margin-top:11.3pt;width:492.05pt;height:222pt;z-index:251671552;visibility:visible;mso-wrap-style:square;mso-width-percent:0;mso-height-percent:0;mso-wrap-distance-left:9pt;mso-wrap-distance-top:0;mso-wrap-distance-right:9pt;mso-wrap-distance-bottom:0;mso-position-horizontal:absolute;mso-position-horizontal-relative:text;mso-position-vertical:absolute;mso-position-vertical-relative:text;mso-width-percent:0;mso-height-percent:0;mso-width-relative:page;mso-height-relative:page;v-text-anchor:top" arcsize="3453f" o:gfxdata="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" filled="f" strokeweight="4.25pt">
                 <v:stroke linestyle="thickBetweenThin"/>
               </v:roundrect>
             </w:pict>
@@ -6995,7 +7502,23 @@
           <w:color w:val="000000" w:themeColor="text1"/>
           <w:lang w:val="en-US"/>
         </w:rPr>
-        <w:t>they finally found a watermelon field .After making sure that there was nobody around,</w:t>
+        <w:t xml:space="preserve">they finally found a watermelon </w:t>
+      </w:r>
+      <w:proofErr w:type="gramStart"/>
+      <w:r>
+        <w:rPr>
+          <w:color w:val="000000" w:themeColor="text1"/>
+          <w:lang w:val="en-US"/>
+        </w:rPr>
+        <w:t>field .After</w:t>
+      </w:r>
+      <w:proofErr w:type="gramEnd"/>
+      <w:r>
+        <w:rPr>
+          <w:color w:val="000000" w:themeColor="text1"/>
+          <w:lang w:val="en-US"/>
+        </w:rPr>
+        <w:t xml:space="preserve"> making sure that there was nobody around,</w:t>
       </w:r>
       <w:r>
         <w:rPr>
@@ -7105,7 +7628,15 @@
           <w:color w:val="000000" w:themeColor="text1"/>
           <w:lang w:val="en-US"/>
         </w:rPr>
-        <w:t>“Oh, I feel like I want to sing a song,</w:t>
+        <w:t>“Oh, I feel like I want to sing a song</w:t>
+      </w:r>
+      <w:proofErr w:type="gramStart"/>
+      <w:r>
+        <w:rPr>
+          <w:color w:val="000000" w:themeColor="text1"/>
+          <w:lang w:val="en-US"/>
+        </w:rPr>
+        <w:t>,</w:t>
       </w:r>
       <w:r>
         <w:rPr>
@@ -7119,7 +7650,15 @@
           <w:color w:val="000000" w:themeColor="text1"/>
           <w:lang w:val="en-US"/>
         </w:rPr>
-        <w:t>”said the donkey merrily.</w:t>
+        <w:t>”said</w:t>
+      </w:r>
+      <w:proofErr w:type="gramEnd"/>
+      <w:r>
+        <w:rPr>
+          <w:color w:val="000000" w:themeColor="text1"/>
+          <w:lang w:val="en-US"/>
+        </w:rPr>
+        <w:t xml:space="preserve"> the donkey merrily.</w:t>
       </w:r>
     </w:p>
     <w:p>
@@ -7140,7 +7679,23 @@
           <w:color w:val="000000" w:themeColor="text1"/>
           <w:lang w:val="en-US"/>
         </w:rPr>
-        <w:t>“No! You are going to wake the farmer ,”warned the rabbit.</w:t>
+        <w:t xml:space="preserve">“No! You are going to wake the </w:t>
+      </w:r>
+      <w:proofErr w:type="gramStart"/>
+      <w:r>
+        <w:rPr>
+          <w:color w:val="000000" w:themeColor="text1"/>
+          <w:lang w:val="en-US"/>
+        </w:rPr>
+        <w:t>farmer ,”warned</w:t>
+      </w:r>
+      <w:proofErr w:type="gramEnd"/>
+      <w:r>
+        <w:rPr>
+          <w:color w:val="000000" w:themeColor="text1"/>
+          <w:lang w:val="en-US"/>
+        </w:rPr>
+        <w:t xml:space="preserve"> the rabbit.</w:t>
       </w:r>
     </w:p>
     <w:p>
@@ -7156,12 +7711,21 @@
           <w:lang w:val="en-US"/>
         </w:rPr>
       </w:pPr>
-      <w:r>
-        <w:rPr>
-          <w:color w:val="000000" w:themeColor="text1"/>
-          <w:lang w:val="en-US"/>
-        </w:rPr>
-        <w:t>But, the reckless donkey did not listen to the rabbit.</w:t>
+      <w:proofErr w:type="gramStart"/>
+      <w:r>
+        <w:rPr>
+          <w:color w:val="000000" w:themeColor="text1"/>
+          <w:lang w:val="en-US"/>
+        </w:rPr>
+        <w:t>But,</w:t>
+      </w:r>
+      <w:proofErr w:type="gramEnd"/>
+      <w:r>
+        <w:rPr>
+          <w:color w:val="000000" w:themeColor="text1"/>
+          <w:lang w:val="en-US"/>
+        </w:rPr>
+        <w:t xml:space="preserve"> the reckless donkey did not listen to the rabbit.</w:t>
       </w:r>
       <w:r>
         <w:rPr>
@@ -7252,7 +7816,23 @@
           <w:color w:val="000000" w:themeColor="text1"/>
           <w:lang w:val="en-US"/>
         </w:rPr>
-        <w:t>and ...,”Wham!”</w:t>
+        <w:t>and ...</w:t>
+      </w:r>
+      <w:proofErr w:type="gramStart"/>
+      <w:r>
+        <w:rPr>
+          <w:color w:val="000000" w:themeColor="text1"/>
+          <w:lang w:val="en-US"/>
+        </w:rPr>
+        <w:t>,”Wham</w:t>
+      </w:r>
+      <w:proofErr w:type="gramEnd"/>
+      <w:r>
+        <w:rPr>
+          <w:color w:val="000000" w:themeColor="text1"/>
+          <w:lang w:val="en-US"/>
+        </w:rPr>
+        <w:t>!”</w:t>
       </w:r>
       <w:r>
         <w:rPr>
@@ -7491,6 +8071,7 @@
       <w:r>
         <w:rPr>
           <w:color w:val="000000" w:themeColor="text1"/>
+          <w:highlight w:val="yellow"/>
           <w:lang w:val="en-US"/>
         </w:rPr>
         <w:t>D.</w:t>
@@ -7498,6 +8079,7 @@
       <w:r>
         <w:rPr>
           <w:color w:val="000000" w:themeColor="text1"/>
+          <w:highlight w:val="yellow"/>
           <w:lang w:val="en-US"/>
         </w:rPr>
         <w:tab/>
@@ -7505,6 +8087,7 @@
       <w:r>
         <w:rPr>
           <w:color w:val="000000" w:themeColor="text1"/>
+          <w:highlight w:val="yellow"/>
           <w:lang w:val="en-US"/>
         </w:rPr>
         <w:t>Overjoyed</w:t>
@@ -7566,8 +8149,17 @@
           <w:color w:val="000000" w:themeColor="text1"/>
           <w:lang w:val="en-US"/>
         </w:rPr>
-        <w:t>The underlined word is closest in meaning to ... .</w:t>
-      </w:r>
+        <w:t xml:space="preserve">The underlined word is closest in meaning to </w:t>
+      </w:r>
+      <w:proofErr w:type="gramStart"/>
+      <w:r>
+        <w:rPr>
+          <w:color w:val="000000" w:themeColor="text1"/>
+          <w:lang w:val="en-US"/>
+        </w:rPr>
+        <w:t>... .</w:t>
+      </w:r>
+      <w:proofErr w:type="gramEnd"/>
     </w:p>
     <w:p>
       <w:pPr>
@@ -7692,6 +8284,7 @@
       <w:r>
         <w:rPr>
           <w:color w:val="000000" w:themeColor="text1"/>
+          <w:highlight w:val="yellow"/>
           <w:lang w:val="en-US"/>
         </w:rPr>
         <w:t>D.</w:t>
@@ -7699,6 +8292,7 @@
       <w:r>
         <w:rPr>
           <w:color w:val="000000" w:themeColor="text1"/>
+          <w:highlight w:val="yellow"/>
           <w:lang w:val="en-US"/>
         </w:rPr>
         <w:tab/>
@@ -7706,6 +8300,7 @@
       <w:r>
         <w:rPr>
           <w:color w:val="000000" w:themeColor="text1"/>
+          <w:highlight w:val="yellow"/>
           <w:lang w:val="en-US"/>
         </w:rPr>
         <w:t>Thoughtlessly</w:t>
@@ -7746,8 +8341,17 @@
           <w:color w:val="000000" w:themeColor="text1"/>
           <w:lang w:val="en-US"/>
         </w:rPr>
-        <w:t>read the story ?</w:t>
-      </w:r>
+        <w:t xml:space="preserve">read the </w:t>
+      </w:r>
+      <w:proofErr w:type="gramStart"/>
+      <w:r>
+        <w:rPr>
+          <w:color w:val="000000" w:themeColor="text1"/>
+          <w:lang w:val="en-US"/>
+        </w:rPr>
+        <w:t>story ?</w:t>
+      </w:r>
+      <w:proofErr w:type="gramEnd"/>
     </w:p>
     <w:p>
       <w:pPr>
@@ -7872,6 +8476,7 @@
       <w:r>
         <w:rPr>
           <w:color w:val="000000" w:themeColor="text1"/>
+          <w:highlight w:val="yellow"/>
           <w:lang w:val="en-US"/>
         </w:rPr>
         <w:t>We have to think very carefully before doing / deciding something</w:t>
@@ -7954,8 +8559,17 @@
           <w:color w:val="000000" w:themeColor="text1"/>
           <w:lang w:val="en-US"/>
         </w:rPr>
-        <w:t>The bold - typed word is similar in meaning to ... .</w:t>
-      </w:r>
+        <w:t xml:space="preserve">The bold - typed word is similar in meaning to </w:t>
+      </w:r>
+      <w:proofErr w:type="gramStart"/>
+      <w:r>
+        <w:rPr>
+          <w:color w:val="000000" w:themeColor="text1"/>
+          <w:lang w:val="en-US"/>
+        </w:rPr>
+        <w:t>... .</w:t>
+      </w:r>
+      <w:proofErr w:type="gramEnd"/>
     </w:p>
     <w:p>
       <w:pPr>
@@ -8059,6 +8673,7 @@
       <w:r>
         <w:rPr>
           <w:color w:val="000000" w:themeColor="text1"/>
+          <w:highlight w:val="yellow"/>
           <w:lang w:val="en-US"/>
         </w:rPr>
         <w:t>Set free</w:t>
@@ -8134,8 +8749,17 @@
           <w:color w:val="000000" w:themeColor="text1"/>
           <w:lang w:val="en-US"/>
         </w:rPr>
-        <w:t>What is the purpose of writing the text ?</w:t>
-      </w:r>
+        <w:t xml:space="preserve">What is the purpose of writing the </w:t>
+      </w:r>
+      <w:proofErr w:type="gramStart"/>
+      <w:r>
+        <w:rPr>
+          <w:color w:val="000000" w:themeColor="text1"/>
+          <w:lang w:val="en-US"/>
+        </w:rPr>
+        <w:t>text ?</w:t>
+      </w:r>
+      <w:proofErr w:type="gramEnd"/>
     </w:p>
     <w:p>
       <w:pPr>
@@ -8254,12 +8878,14 @@
         <w:textAlignment w:val="baseline"/>
         <w:rPr>
           <w:color w:val="000000" w:themeColor="text1"/>
-          <w:lang w:val="en-US"/>
-        </w:rPr>
-      </w:pPr>
-      <w:r>
-        <w:rPr>
-          <w:color w:val="000000" w:themeColor="text1"/>
+          <w:highlight w:val="yellow"/>
+          <w:lang w:val="en-US"/>
+        </w:rPr>
+      </w:pPr>
+      <w:r>
+        <w:rPr>
+          <w:color w:val="000000" w:themeColor="text1"/>
+          <w:highlight w:val="yellow"/>
           <w:lang w:val="en-US"/>
         </w:rPr>
         <w:t>To entertain people with fables</w:t>
@@ -8354,7 +8980,7 @@
         <mc:AlternateContent>
           <mc:Choice Requires="wps">
             <w:drawing>
-              <wp:anchor distT="0" distB="0" distL="114300" distR="114300" simplePos="0" relativeHeight="251673600" behindDoc="0" locked="0" layoutInCell="1" allowOverlap="1" wp14:anchorId="2EA66336" wp14:editId="4038CD7B">
+              <wp:anchor distT="0" distB="0" distL="114300" distR="114300" simplePos="0" relativeHeight="251673600" behindDoc="0" locked="0" layoutInCell="1" allowOverlap="1" wp14:anchorId="79B847B5" wp14:editId="2DA3E4D0">
                 <wp:simplePos x="0" y="0"/>
                 <wp:positionH relativeFrom="column">
                   <wp:posOffset>154940</wp:posOffset>
@@ -8421,7 +9047,7 @@
           </mc:Choice>
           <mc:Fallback>
             <w:pict>
-              <v:roundrect w14:anchorId="3769DB54" id="Rounded Rectangle 29" o:spid="_x0000_s1026" style="position:absolute;margin-left:12.2pt;margin-top:13.4pt;width:363.75pt;height:235.5pt;z-index:251673600;visibility:visible;mso-wrap-style:square;mso-width-percent:0;mso-height-percent:0;mso-wrap-distance-left:9pt;mso-wrap-distance-top:0;mso-wrap-distance-right:9pt;mso-wrap-distance-bottom:0;mso-position-horizontal:absolute;mso-position-horizontal-relative:text;mso-position-vertical:absolute;mso-position-vertical-relative:text;mso-width-percent:0;mso-height-percent:0;mso-width-relative:page;mso-height-relative:page;v-text-anchor:top" arcsize="3453f" o:gfxdata="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" filled="f" strokeweight="4.25pt">
+              <v:roundrect w14:anchorId="1B6D5603" id="Rounded Rectangle 29" o:spid="_x0000_s1026" style="position:absolute;margin-left:12.2pt;margin-top:13.4pt;width:363.75pt;height:235.5pt;z-index:251673600;visibility:visible;mso-wrap-style:square;mso-width-percent:0;mso-height-percent:0;mso-wrap-distance-left:9pt;mso-wrap-distance-top:0;mso-wrap-distance-right:9pt;mso-wrap-distance-bottom:0;mso-position-horizontal:absolute;mso-position-horizontal-relative:text;mso-position-vertical:absolute;mso-position-vertical-relative:text;mso-width-percent:0;mso-height-percent:0;mso-width-relative:page;mso-height-relative:page;v-text-anchor:top" arcsize="3453f" o:gfxdata="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" filled="f" strokeweight="4.25pt">
                 <v:stroke linestyle="thickBetweenThin"/>
               </v:roundrect>
             </w:pict>
@@ -8910,8 +9536,18 @@
           <w:sz w:val="24"/>
           <w:szCs w:val="24"/>
         </w:rPr>
-        <w:t>The text is written to ... .</w:t>
-      </w:r>
+        <w:t xml:space="preserve">The text is written to </w:t>
+      </w:r>
+      <w:proofErr w:type="gramStart"/>
+      <w:r>
+        <w:rPr>
+          <w:rFonts w:ascii="Times New Roman" w:eastAsia="Times New Roman" w:hAnsi="Times New Roman" w:cs="Times New Roman"/>
+          <w:sz w:val="24"/>
+          <w:szCs w:val="24"/>
+        </w:rPr>
+        <w:t>... .</w:t>
+      </w:r>
+      <w:proofErr w:type="gramEnd"/>
     </w:p>
     <w:p>
       <w:pPr>
@@ -8998,13 +9634,15 @@
           <w:rFonts w:ascii="Times New Roman" w:eastAsia="Times New Roman" w:hAnsi="Times New Roman" w:cs="Times New Roman"/>
           <w:sz w:val="24"/>
           <w:szCs w:val="24"/>
-        </w:rPr>
-      </w:pPr>
-      <w:r>
-        <w:rPr>
-          <w:rFonts w:ascii="Times New Roman" w:eastAsia="Times New Roman" w:hAnsi="Times New Roman" w:cs="Times New Roman"/>
-          <w:sz w:val="24"/>
-          <w:szCs w:val="24"/>
+          <w:highlight w:val="yellow"/>
+        </w:rPr>
+      </w:pPr>
+      <w:r>
+        <w:rPr>
+          <w:rFonts w:ascii="Times New Roman" w:eastAsia="Times New Roman" w:hAnsi="Times New Roman" w:cs="Times New Roman"/>
+          <w:sz w:val="24"/>
+          <w:szCs w:val="24"/>
+          <w:highlight w:val="yellow"/>
         </w:rPr>
         <w:t>Tell about the way of how to make fried bananas</w:t>
       </w:r>
@@ -9190,6 +9828,7 @@
           <w:rFonts w:ascii="Times New Roman" w:eastAsia="Times New Roman" w:hAnsi="Times New Roman" w:cs="Times New Roman"/>
           <w:sz w:val="24"/>
           <w:szCs w:val="24"/>
+          <w:highlight w:val="yellow"/>
         </w:rPr>
         <w:t>Mix all flour,</w:t>
       </w:r>
@@ -9198,6 +9837,7 @@
           <w:rFonts w:ascii="Times New Roman" w:eastAsia="Times New Roman" w:hAnsi="Times New Roman" w:cs="Times New Roman"/>
           <w:sz w:val="24"/>
           <w:szCs w:val="24"/>
+          <w:highlight w:val="yellow"/>
         </w:rPr>
         <w:t xml:space="preserve"> </w:t>
       </w:r>
@@ -9206,6 +9846,7 @@
           <w:rFonts w:ascii="Times New Roman" w:eastAsia="Times New Roman" w:hAnsi="Times New Roman" w:cs="Times New Roman"/>
           <w:sz w:val="24"/>
           <w:szCs w:val="24"/>
+          <w:highlight w:val="yellow"/>
         </w:rPr>
         <w:t>turmeric powder,</w:t>
       </w:r>
@@ -9214,6 +9855,7 @@
           <w:rFonts w:ascii="Times New Roman" w:eastAsia="Times New Roman" w:hAnsi="Times New Roman" w:cs="Times New Roman"/>
           <w:sz w:val="24"/>
           <w:szCs w:val="24"/>
+          <w:highlight w:val="yellow"/>
         </w:rPr>
         <w:t xml:space="preserve"> </w:t>
       </w:r>
@@ -9222,6 +9864,7 @@
           <w:rFonts w:ascii="Times New Roman" w:eastAsia="Times New Roman" w:hAnsi="Times New Roman" w:cs="Times New Roman"/>
           <w:sz w:val="24"/>
           <w:szCs w:val="24"/>
+          <w:highlight w:val="yellow"/>
         </w:rPr>
         <w:t>salt,</w:t>
       </w:r>
@@ -9230,6 +9873,7 @@
           <w:rFonts w:ascii="Times New Roman" w:eastAsia="Times New Roman" w:hAnsi="Times New Roman" w:cs="Times New Roman"/>
           <w:sz w:val="24"/>
           <w:szCs w:val="24"/>
+          <w:highlight w:val="yellow"/>
         </w:rPr>
         <w:t xml:space="preserve"> </w:t>
       </w:r>
@@ -9238,8 +9882,17 @@
           <w:rFonts w:ascii="Times New Roman" w:eastAsia="Times New Roman" w:hAnsi="Times New Roman" w:cs="Times New Roman"/>
           <w:sz w:val="24"/>
           <w:szCs w:val="24"/>
-        </w:rPr>
-        <w:t>palm sugar and water.</w:t>
+          <w:highlight w:val="yellow"/>
+        </w:rPr>
+        <w:t>palm sugar and water</w:t>
+      </w:r>
+      <w:r>
+        <w:rPr>
+          <w:rFonts w:ascii="Times New Roman" w:eastAsia="Times New Roman" w:hAnsi="Times New Roman" w:cs="Times New Roman"/>
+          <w:sz w:val="24"/>
+          <w:szCs w:val="24"/>
+        </w:rPr>
+        <w:t>.</w:t>
       </w:r>
     </w:p>
     <w:p>
@@ -9272,8 +9925,18 @@
           <w:sz w:val="24"/>
           <w:szCs w:val="24"/>
         </w:rPr>
-        <w:t>o complete step 7 is ... .</w:t>
-      </w:r>
+        <w:t xml:space="preserve">o complete step 7 is </w:t>
+      </w:r>
+      <w:proofErr w:type="gramStart"/>
+      <w:r>
+        <w:rPr>
+          <w:rFonts w:ascii="Times New Roman" w:eastAsia="Times New Roman" w:hAnsi="Times New Roman" w:cs="Times New Roman"/>
+          <w:sz w:val="24"/>
+          <w:szCs w:val="24"/>
+        </w:rPr>
+        <w:t>... .</w:t>
+      </w:r>
+      <w:proofErr w:type="gramEnd"/>
     </w:p>
     <w:p>
       <w:pPr>
@@ -9416,6 +10079,7 @@
           <w:rFonts w:ascii="Times New Roman" w:eastAsia="Times New Roman" w:hAnsi="Times New Roman" w:cs="Times New Roman"/>
           <w:sz w:val="24"/>
           <w:szCs w:val="24"/>
+          <w:highlight w:val="yellow"/>
         </w:rPr>
         <w:t>D.</w:t>
       </w:r>
@@ -9424,6 +10088,7 @@
           <w:rFonts w:ascii="Times New Roman" w:eastAsia="Times New Roman" w:hAnsi="Times New Roman" w:cs="Times New Roman"/>
           <w:sz w:val="24"/>
           <w:szCs w:val="24"/>
+          <w:highlight w:val="yellow"/>
         </w:rPr>
         <w:tab/>
       </w:r>
@@ -9432,6 +10097,7 @@
           <w:rFonts w:ascii="Times New Roman" w:eastAsia="Times New Roman" w:hAnsi="Times New Roman" w:cs="Times New Roman"/>
           <w:sz w:val="24"/>
           <w:szCs w:val="24"/>
+          <w:highlight w:val="yellow"/>
         </w:rPr>
         <w:t>Finally</w:t>
       </w:r>
@@ -9458,8 +10124,18 @@
           <w:sz w:val="24"/>
           <w:szCs w:val="24"/>
         </w:rPr>
-        <w:t>Why do you think we use turmeric powder in making fried bananas ?</w:t>
-      </w:r>
+        <w:t xml:space="preserve">Why do you think we use turmeric powder in making fried </w:t>
+      </w:r>
+      <w:proofErr w:type="gramStart"/>
+      <w:r>
+        <w:rPr>
+          <w:rFonts w:ascii="Times New Roman" w:eastAsia="Times New Roman" w:hAnsi="Times New Roman" w:cs="Times New Roman"/>
+          <w:sz w:val="24"/>
+          <w:szCs w:val="24"/>
+        </w:rPr>
+        <w:t>bananas ?</w:t>
+      </w:r>
+      <w:proofErr w:type="gramEnd"/>
     </w:p>
     <w:p>
       <w:pPr>
@@ -9482,13 +10158,15 @@
           <w:rFonts w:ascii="Times New Roman" w:eastAsia="Times New Roman" w:hAnsi="Times New Roman" w:cs="Times New Roman"/>
           <w:sz w:val="24"/>
           <w:szCs w:val="24"/>
-        </w:rPr>
-      </w:pPr>
-      <w:r>
-        <w:rPr>
-          <w:rFonts w:ascii="Times New Roman" w:eastAsia="Times New Roman" w:hAnsi="Times New Roman" w:cs="Times New Roman"/>
-          <w:sz w:val="24"/>
-          <w:szCs w:val="24"/>
+          <w:highlight w:val="yellow"/>
+        </w:rPr>
+      </w:pPr>
+      <w:r>
+        <w:rPr>
+          <w:rFonts w:ascii="Times New Roman" w:eastAsia="Times New Roman" w:hAnsi="Times New Roman" w:cs="Times New Roman"/>
+          <w:sz w:val="24"/>
+          <w:szCs w:val="24"/>
+          <w:highlight w:val="yellow"/>
         </w:rPr>
         <w:t>To make our fried bananas taste delicious</w:t>
       </w:r>
@@ -9658,7 +10336,7 @@
         <mc:AlternateContent>
           <mc:Choice Requires="wps">
             <w:drawing>
-              <wp:anchor distT="0" distB="0" distL="114300" distR="114300" simplePos="0" relativeHeight="251677696" behindDoc="0" locked="0" layoutInCell="1" allowOverlap="1" wp14:anchorId="5F36320B" wp14:editId="3D2AC03D">
+              <wp:anchor distT="0" distB="0" distL="114300" distR="114300" simplePos="0" relativeHeight="251677696" behindDoc="0" locked="0" layoutInCell="1" allowOverlap="1" wp14:anchorId="038DD55C" wp14:editId="733EDD12">
                 <wp:simplePos x="0" y="0"/>
                 <wp:positionH relativeFrom="column">
                   <wp:posOffset>154940</wp:posOffset>
@@ -9725,7 +10403,7 @@
           </mc:Choice>
           <mc:Fallback>
             <w:pict>
-              <v:roundrect w14:anchorId="6EA897AF" id="Rounded Rectangle 32" o:spid="_x0000_s1026" style="position:absolute;margin-left:12.2pt;margin-top:6pt;width:487.5pt;height:116.25pt;z-index:251677696;visibility:visible;mso-wrap-style:square;mso-width-percent:0;mso-height-percent:0;mso-wrap-distance-left:9pt;mso-wrap-distance-top:0;mso-wrap-distance-right:9pt;mso-wrap-distance-bottom:0;mso-position-horizontal:absolute;mso-position-horizontal-relative:text;mso-position-vertical:absolute;mso-position-vertical-relative:text;mso-width-percent:0;mso-height-percent:0;mso-width-relative:page;mso-height-relative:page;v-text-anchor:top" arcsize="3453f" o:gfxdata="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" filled="f" strokeweight="4.25pt">
+              <v:roundrect w14:anchorId="67022DBE" id="Rounded Rectangle 32" o:spid="_x0000_s1026" style="position:absolute;margin-left:12.2pt;margin-top:6pt;width:487.5pt;height:116.25pt;z-index:251677696;visibility:visible;mso-wrap-style:square;mso-width-percent:0;mso-height-percent:0;mso-wrap-distance-left:9pt;mso-wrap-distance-top:0;mso-wrap-distance-right:9pt;mso-wrap-distance-bottom:0;mso-position-horizontal:absolute;mso-position-horizontal-relative:text;mso-position-vertical:absolute;mso-position-vertical-relative:text;mso-width-percent:0;mso-height-percent:0;mso-width-relative:page;mso-height-relative:page;v-text-anchor:top" arcsize="3453f" o:gfxdata="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" filled="f" strokeweight="4.25pt">
                 <v:stroke linestyle="thickBetweenThin"/>
               </v:roundrect>
             </w:pict>
@@ -9850,6 +10528,7 @@
           <w:rFonts w:ascii="Times New Roman" w:eastAsia="Times New Roman" w:hAnsi="Times New Roman" w:cs="Times New Roman"/>
           <w:sz w:val="24"/>
           <w:szCs w:val="24"/>
+          <w:highlight w:val="yellow"/>
         </w:rPr>
         <w:t>Quality</w:t>
       </w:r>
@@ -9997,8 +10676,18 @@
           <w:szCs w:val="24"/>
         </w:rPr>
         <w:lastRenderedPageBreak/>
-        <w:t>The name “Green Miles West” is ... .</w:t>
-      </w:r>
+        <w:t xml:space="preserve">The name “Green Miles West” is </w:t>
+      </w:r>
+      <w:proofErr w:type="gramStart"/>
+      <w:r>
+        <w:rPr>
+          <w:rFonts w:ascii="Times New Roman" w:eastAsia="Times New Roman" w:hAnsi="Times New Roman" w:cs="Times New Roman"/>
+          <w:sz w:val="24"/>
+          <w:szCs w:val="24"/>
+        </w:rPr>
+        <w:t>... .</w:t>
+      </w:r>
+      <w:proofErr w:type="gramEnd"/>
     </w:p>
     <w:p>
       <w:pPr>
@@ -10022,13 +10711,15 @@
           <w:rFonts w:ascii="Times New Roman" w:eastAsia="Times New Roman" w:hAnsi="Times New Roman" w:cs="Times New Roman"/>
           <w:sz w:val="24"/>
           <w:szCs w:val="24"/>
-        </w:rPr>
-      </w:pPr>
-      <w:r>
-        <w:rPr>
-          <w:rFonts w:ascii="Times New Roman" w:eastAsia="Times New Roman" w:hAnsi="Times New Roman" w:cs="Times New Roman"/>
-          <w:sz w:val="24"/>
-          <w:szCs w:val="24"/>
+          <w:highlight w:val="yellow"/>
+        </w:rPr>
+      </w:pPr>
+      <w:r>
+        <w:rPr>
+          <w:rFonts w:ascii="Times New Roman" w:eastAsia="Times New Roman" w:hAnsi="Times New Roman" w:cs="Times New Roman"/>
+          <w:sz w:val="24"/>
+          <w:szCs w:val="24"/>
+          <w:highlight w:val="yellow"/>
         </w:rPr>
         <w:t>A new name that is given to Green Miles California</w:t>
       </w:r>
@@ -10154,8 +10845,18 @@
           <w:sz w:val="24"/>
           <w:szCs w:val="24"/>
         </w:rPr>
-        <w:t>The announcement is written to ... .</w:t>
-      </w:r>
+        <w:t xml:space="preserve">The announcement is written to </w:t>
+      </w:r>
+      <w:proofErr w:type="gramStart"/>
+      <w:r>
+        <w:rPr>
+          <w:rFonts w:ascii="Times New Roman" w:eastAsia="Times New Roman" w:hAnsi="Times New Roman" w:cs="Times New Roman"/>
+          <w:sz w:val="24"/>
+          <w:szCs w:val="24"/>
+        </w:rPr>
+        <w:t>... .</w:t>
+      </w:r>
+      <w:proofErr w:type="gramEnd"/>
     </w:p>
     <w:p>
       <w:pPr>
@@ -10196,13 +10897,15 @@
           <w:rFonts w:ascii="Times New Roman" w:eastAsia="Times New Roman" w:hAnsi="Times New Roman" w:cs="Times New Roman"/>
           <w:sz w:val="24"/>
           <w:szCs w:val="24"/>
-        </w:rPr>
-      </w:pPr>
-      <w:r>
-        <w:rPr>
-          <w:rFonts w:ascii="Times New Roman" w:eastAsia="Times New Roman" w:hAnsi="Times New Roman" w:cs="Times New Roman"/>
-          <w:sz w:val="24"/>
-          <w:szCs w:val="24"/>
+          <w:highlight w:val="yellow"/>
+        </w:rPr>
+      </w:pPr>
+      <w:r>
+        <w:rPr>
+          <w:rFonts w:ascii="Times New Roman" w:eastAsia="Times New Roman" w:hAnsi="Times New Roman" w:cs="Times New Roman"/>
+          <w:sz w:val="24"/>
+          <w:szCs w:val="24"/>
+          <w:highlight w:val="yellow"/>
         </w:rPr>
         <w:t>Avoid any confusion among its loyal customers</w:t>
       </w:r>
@@ -10254,7 +10957,25 @@
           <w:sz w:val="24"/>
           <w:szCs w:val="24"/>
         </w:rPr>
-        <w:t>Inform publicly about  growth level a company has achieved</w:t>
+        <w:t xml:space="preserve">Inform publicly </w:t>
+      </w:r>
+      <w:proofErr w:type="gramStart"/>
+      <w:r>
+        <w:rPr>
+          <w:rFonts w:ascii="Times New Roman" w:eastAsia="Times New Roman" w:hAnsi="Times New Roman" w:cs="Times New Roman"/>
+          <w:sz w:val="24"/>
+          <w:szCs w:val="24"/>
+        </w:rPr>
+        <w:t>about  growth</w:t>
+      </w:r>
+      <w:proofErr w:type="gramEnd"/>
+      <w:r>
+        <w:rPr>
+          <w:rFonts w:ascii="Times New Roman" w:eastAsia="Times New Roman" w:hAnsi="Times New Roman" w:cs="Times New Roman"/>
+          <w:sz w:val="24"/>
+          <w:szCs w:val="24"/>
+        </w:rPr>
+        <w:t xml:space="preserve"> level a company has achieved</w:t>
       </w:r>
     </w:p>
     <w:p>
@@ -10334,7 +11055,7 @@
         <mc:AlternateContent>
           <mc:Choice Requires="wps">
             <w:drawing>
-              <wp:anchor distT="0" distB="0" distL="114300" distR="114300" simplePos="0" relativeHeight="251687936" behindDoc="0" locked="0" layoutInCell="1" allowOverlap="1" wp14:anchorId="7F352E1E" wp14:editId="3637322E">
+              <wp:anchor distT="0" distB="0" distL="114300" distR="114300" simplePos="0" relativeHeight="251687936" behindDoc="0" locked="0" layoutInCell="1" allowOverlap="1" wp14:anchorId="4DB3F3A6" wp14:editId="0B9707BE">
                 <wp:simplePos x="0" y="0"/>
                 <wp:positionH relativeFrom="column">
                   <wp:posOffset>135890</wp:posOffset>
@@ -10401,7 +11122,7 @@
           </mc:Choice>
           <mc:Fallback>
             <w:pict>
-              <v:roundrect w14:anchorId="7E98D9FB" id="Rounded Rectangle 12" o:spid="_x0000_s1026" style="position:absolute;margin-left:10.7pt;margin-top:9.65pt;width:492.35pt;height:147pt;z-index:251687936;visibility:visible;mso-wrap-style:square;mso-width-percent:0;mso-height-percent:0;mso-wrap-distance-left:9pt;mso-wrap-distance-top:0;mso-wrap-distance-right:9pt;mso-wrap-distance-bottom:0;mso-position-horizontal:absolute;mso-position-horizontal-relative:text;mso-position-vertical:absolute;mso-position-vertical-relative:text;mso-width-percent:0;mso-height-percent:0;mso-width-relative:page;mso-height-relative:page;v-text-anchor:top" arcsize="3453f" o:gfxdata="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" filled="f" strokeweight="4.25pt">
+              <v:roundrect w14:anchorId="1048655A" id="Rounded Rectangle 12" o:spid="_x0000_s1026" style="position:absolute;margin-left:10.7pt;margin-top:9.65pt;width:492.35pt;height:147pt;z-index:251687936;visibility:visible;mso-wrap-style:square;mso-width-percent:0;mso-height-percent:0;mso-wrap-distance-left:9pt;mso-wrap-distance-top:0;mso-wrap-distance-right:9pt;mso-wrap-distance-bottom:0;mso-position-horizontal:absolute;mso-position-horizontal-relative:text;mso-position-vertical:absolute;mso-position-vertical-relative:text;mso-width-percent:0;mso-height-percent:0;mso-width-relative:page;mso-height-relative:page;v-text-anchor:top" arcsize="3453f" o:gfxdata="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" filled="f" strokeweight="4.25pt">
                 <v:stroke linestyle="thickBetweenThin"/>
               </v:roundrect>
             </w:pict>
@@ -10596,8 +11317,18 @@
           <w:sz w:val="24"/>
           <w:szCs w:val="24"/>
         </w:rPr>
-        <w:t>What can we learn from the text ?</w:t>
-      </w:r>
+        <w:t xml:space="preserve">What can we learn from the </w:t>
+      </w:r>
+      <w:proofErr w:type="gramStart"/>
+      <w:r>
+        <w:rPr>
+          <w:rFonts w:ascii="Times New Roman" w:eastAsia="Times New Roman" w:hAnsi="Times New Roman" w:cs="Times New Roman"/>
+          <w:sz w:val="24"/>
+          <w:szCs w:val="24"/>
+        </w:rPr>
+        <w:t>text ?</w:t>
+      </w:r>
+      <w:proofErr w:type="gramEnd"/>
     </w:p>
     <w:p>
       <w:pPr>
@@ -10663,13 +11394,15 @@
           <w:rFonts w:ascii="Times New Roman" w:eastAsia="Times New Roman" w:hAnsi="Times New Roman" w:cs="Times New Roman"/>
           <w:sz w:val="24"/>
           <w:szCs w:val="24"/>
-        </w:rPr>
-      </w:pPr>
-      <w:r>
-        <w:rPr>
-          <w:rFonts w:ascii="Times New Roman" w:eastAsia="Times New Roman" w:hAnsi="Times New Roman" w:cs="Times New Roman"/>
-          <w:sz w:val="24"/>
-          <w:szCs w:val="24"/>
+          <w:highlight w:val="yellow"/>
+        </w:rPr>
+      </w:pPr>
+      <w:r>
+        <w:rPr>
+          <w:rFonts w:ascii="Times New Roman" w:eastAsia="Times New Roman" w:hAnsi="Times New Roman" w:cs="Times New Roman"/>
+          <w:sz w:val="24"/>
+          <w:szCs w:val="24"/>
+          <w:highlight w:val="yellow"/>
         </w:rPr>
         <w:t>We have to be able to manage our time properly</w:t>
       </w:r>
@@ -10721,8 +11454,18 @@
           <w:sz w:val="24"/>
           <w:szCs w:val="24"/>
         </w:rPr>
-        <w:t>Why did the lecturer not let the writer get into the classroom? Because ... .</w:t>
-      </w:r>
+        <w:t xml:space="preserve">Why did the lecturer not let the writer get into the classroom? Because </w:t>
+      </w:r>
+      <w:proofErr w:type="gramStart"/>
+      <w:r>
+        <w:rPr>
+          <w:rFonts w:ascii="Times New Roman" w:eastAsia="Times New Roman" w:hAnsi="Times New Roman" w:cs="Times New Roman"/>
+          <w:sz w:val="24"/>
+          <w:szCs w:val="24"/>
+        </w:rPr>
+        <w:t>... .</w:t>
+      </w:r>
+      <w:proofErr w:type="gramEnd"/>
     </w:p>
     <w:p>
       <w:pPr>
@@ -10763,23 +11506,46 @@
           <w:rFonts w:ascii="Times New Roman" w:eastAsia="Times New Roman" w:hAnsi="Times New Roman" w:cs="Times New Roman"/>
           <w:sz w:val="24"/>
           <w:szCs w:val="24"/>
-        </w:rPr>
-      </w:pPr>
-      <w:r>
-        <w:rPr>
-          <w:rFonts w:ascii="Times New Roman" w:eastAsia="Times New Roman" w:hAnsi="Times New Roman" w:cs="Times New Roman"/>
-          <w:sz w:val="24"/>
-          <w:szCs w:val="24"/>
-        </w:rPr>
-        <w:t xml:space="preserve">The writer came late to attend </w:t>
-      </w:r>
-      <w:r>
-        <w:rPr>
-          <w:rFonts w:ascii="Times New Roman" w:eastAsia="Times New Roman" w:hAnsi="Times New Roman" w:cs="Times New Roman"/>
-          <w:sz w:val="24"/>
-          <w:szCs w:val="24"/>
-        </w:rPr>
-        <w:t xml:space="preserve"> the lecture on that day</w:t>
+          <w:highlight w:val="yellow"/>
+        </w:rPr>
+      </w:pPr>
+      <w:r>
+        <w:rPr>
+          <w:rFonts w:ascii="Times New Roman" w:eastAsia="Times New Roman" w:hAnsi="Times New Roman" w:cs="Times New Roman"/>
+          <w:sz w:val="24"/>
+          <w:szCs w:val="24"/>
+          <w:highlight w:val="yellow"/>
+        </w:rPr>
+        <w:t xml:space="preserve">The writer came late to </w:t>
+      </w:r>
+      <w:proofErr w:type="gramStart"/>
+      <w:r>
+        <w:rPr>
+          <w:rFonts w:ascii="Times New Roman" w:eastAsia="Times New Roman" w:hAnsi="Times New Roman" w:cs="Times New Roman"/>
+          <w:sz w:val="24"/>
+          <w:szCs w:val="24"/>
+          <w:highlight w:val="yellow"/>
+        </w:rPr>
+        <w:t xml:space="preserve">attend </w:t>
+      </w:r>
+      <w:r>
+        <w:rPr>
+          <w:rFonts w:ascii="Times New Roman" w:eastAsia="Times New Roman" w:hAnsi="Times New Roman" w:cs="Times New Roman"/>
+          <w:sz w:val="24"/>
+          <w:szCs w:val="24"/>
+          <w:highlight w:val="yellow"/>
+        </w:rPr>
+        <w:t xml:space="preserve"> the</w:t>
+      </w:r>
+      <w:proofErr w:type="gramEnd"/>
+      <w:r>
+        <w:rPr>
+          <w:rFonts w:ascii="Times New Roman" w:eastAsia="Times New Roman" w:hAnsi="Times New Roman" w:cs="Times New Roman"/>
+          <w:sz w:val="24"/>
+          <w:szCs w:val="24"/>
+          <w:highlight w:val="yellow"/>
+        </w:rPr>
+        <w:t xml:space="preserve"> lecture on that day</w:t>
       </w:r>
     </w:p>
     <w:p>
@@ -10896,15 +11662,37 @@
           <w:rFonts w:ascii="Times New Roman" w:eastAsia="Times New Roman" w:hAnsi="Times New Roman" w:cs="Times New Roman"/>
           <w:sz w:val="24"/>
           <w:szCs w:val="24"/>
-        </w:rPr>
-      </w:pPr>
-      <w:r>
-        <w:rPr>
-          <w:rFonts w:ascii="Times New Roman" w:eastAsia="Times New Roman" w:hAnsi="Times New Roman" w:cs="Times New Roman"/>
-          <w:sz w:val="24"/>
-          <w:szCs w:val="24"/>
-        </w:rPr>
-        <w:t>He should  go to bed earlier and get focused with his study</w:t>
+          <w:highlight w:val="yellow"/>
+        </w:rPr>
+      </w:pPr>
+      <w:r>
+        <w:rPr>
+          <w:rFonts w:ascii="Times New Roman" w:eastAsia="Times New Roman" w:hAnsi="Times New Roman" w:cs="Times New Roman"/>
+          <w:sz w:val="24"/>
+          <w:szCs w:val="24"/>
+          <w:highlight w:val="yellow"/>
+        </w:rPr>
+        <w:t xml:space="preserve">He </w:t>
+      </w:r>
+      <w:proofErr w:type="gramStart"/>
+      <w:r>
+        <w:rPr>
+          <w:rFonts w:ascii="Times New Roman" w:eastAsia="Times New Roman" w:hAnsi="Times New Roman" w:cs="Times New Roman"/>
+          <w:sz w:val="24"/>
+          <w:szCs w:val="24"/>
+          <w:highlight w:val="yellow"/>
+        </w:rPr>
+        <w:t>should  go</w:t>
+      </w:r>
+      <w:proofErr w:type="gramEnd"/>
+      <w:r>
+        <w:rPr>
+          <w:rFonts w:ascii="Times New Roman" w:eastAsia="Times New Roman" w:hAnsi="Times New Roman" w:cs="Times New Roman"/>
+          <w:sz w:val="24"/>
+          <w:szCs w:val="24"/>
+          <w:highlight w:val="yellow"/>
+        </w:rPr>
+        <w:t xml:space="preserve"> to bed earlier and get focused with his study</w:t>
       </w:r>
     </w:p>
     <w:p>
@@ -11260,6 +12048,7 @@
         </w:rPr>
         <w:t xml:space="preserve">   </w:t>
       </w:r>
+      <w:proofErr w:type="gramStart"/>
       <w:r>
         <w:rPr>
           <w:rFonts w:ascii="Times New Roman" w:eastAsia="Times New Roman" w:hAnsi="Times New Roman" w:cs="Times New Roman"/>
@@ -11270,6 +12059,7 @@
         <w:tab/>
         <w:t xml:space="preserve">  3</w:t>
       </w:r>
+      <w:proofErr w:type="gramEnd"/>
       <w:r>
         <w:rPr>
           <w:rFonts w:ascii="Times New Roman" w:eastAsia="Times New Roman" w:hAnsi="Times New Roman" w:cs="Times New Roman"/>
@@ -11363,8 +12153,18 @@
           <w:sz w:val="24"/>
           <w:szCs w:val="24"/>
         </w:rPr>
-        <w:t>The best arrangement of the words to make a a good and meaningful sentence is ... .</w:t>
-      </w:r>
+        <w:t xml:space="preserve">The best arrangement of the words to make a a good and meaningful sentence is </w:t>
+      </w:r>
+      <w:proofErr w:type="gramStart"/>
+      <w:r>
+        <w:rPr>
+          <w:rFonts w:ascii="Times New Roman" w:eastAsia="Times New Roman" w:hAnsi="Times New Roman" w:cs="Times New Roman"/>
+          <w:sz w:val="24"/>
+          <w:szCs w:val="24"/>
+        </w:rPr>
+        <w:t>... .</w:t>
+      </w:r>
+      <w:proofErr w:type="gramEnd"/>
     </w:p>
     <w:p>
       <w:pPr>
@@ -11393,6 +12193,7 @@
           <w:spacing w:val="20"/>
           <w:sz w:val="24"/>
           <w:szCs w:val="24"/>
+          <w:highlight w:val="yellow"/>
         </w:rPr>
         <w:t>2-1-5-3-4-7-8-11-10-9-6</w:t>
       </w:r>
@@ -11580,7 +12381,7 @@
           <w:lang w:val="en-US" w:eastAsia="en-US"/>
         </w:rPr>
         <w:drawing>
-          <wp:anchor distT="0" distB="0" distL="114300" distR="114300" simplePos="0" relativeHeight="251697152" behindDoc="0" locked="0" layoutInCell="1" allowOverlap="1" wp14:anchorId="7250D3CB" wp14:editId="21DA156C">
+          <wp:anchor distT="0" distB="0" distL="114300" distR="114300" simplePos="0" relativeHeight="251697152" behindDoc="0" locked="0" layoutInCell="1" allowOverlap="1" wp14:anchorId="3C10AEBC" wp14:editId="670C2A4D">
             <wp:simplePos x="0" y="0"/>
             <wp:positionH relativeFrom="column">
               <wp:posOffset>382905</wp:posOffset>
@@ -11659,8 +12460,17 @@
           <w:color w:val="000000" w:themeColor="text1"/>
           <w:lang w:val="en-US"/>
         </w:rPr>
-        <w:t>What do you think we should do after reading the warning ?</w:t>
-      </w:r>
+        <w:t xml:space="preserve">What do you think we should do after reading the </w:t>
+      </w:r>
+      <w:proofErr w:type="gramStart"/>
+      <w:r>
+        <w:rPr>
+          <w:color w:val="000000" w:themeColor="text1"/>
+          <w:lang w:val="en-US"/>
+        </w:rPr>
+        <w:t>warning ?</w:t>
+      </w:r>
+      <w:proofErr w:type="gramEnd"/>
     </w:p>
     <w:p>
       <w:pPr>
@@ -11675,15 +12485,35 @@
         <w:textAlignment w:val="baseline"/>
         <w:rPr>
           <w:color w:val="000000" w:themeColor="text1"/>
-          <w:lang w:val="en-US"/>
-        </w:rPr>
-      </w:pPr>
-      <w:r>
-        <w:rPr>
-          <w:color w:val="000000" w:themeColor="text1"/>
-          <w:lang w:val="en-US"/>
-        </w:rPr>
-        <w:t>We should obey the warning in whatever  condition we are</w:t>
+          <w:highlight w:val="yellow"/>
+          <w:lang w:val="en-US"/>
+        </w:rPr>
+      </w:pPr>
+      <w:r>
+        <w:rPr>
+          <w:color w:val="000000" w:themeColor="text1"/>
+          <w:highlight w:val="yellow"/>
+          <w:lang w:val="en-US"/>
+        </w:rPr>
+        <w:t xml:space="preserve">We should obey the warning in </w:t>
+      </w:r>
+      <w:proofErr w:type="gramStart"/>
+      <w:r>
+        <w:rPr>
+          <w:color w:val="000000" w:themeColor="text1"/>
+          <w:highlight w:val="yellow"/>
+          <w:lang w:val="en-US"/>
+        </w:rPr>
+        <w:t>whatever  condition</w:t>
+      </w:r>
+      <w:proofErr w:type="gramEnd"/>
+      <w:r>
+        <w:rPr>
+          <w:color w:val="000000" w:themeColor="text1"/>
+          <w:highlight w:val="yellow"/>
+          <w:lang w:val="en-US"/>
+        </w:rPr>
+        <w:t xml:space="preserve"> we are</w:t>
       </w:r>
     </w:p>
     <w:p>
@@ -11828,7 +12658,7 @@
         <mc:AlternateContent>
           <mc:Choice Requires="wps">
             <w:drawing>
-              <wp:anchor distT="0" distB="0" distL="114300" distR="114300" simplePos="0" relativeHeight="251679744" behindDoc="0" locked="0" layoutInCell="1" allowOverlap="1" wp14:anchorId="4674A1AE" wp14:editId="036B7B10">
+              <wp:anchor distT="0" distB="0" distL="114300" distR="114300" simplePos="0" relativeHeight="251679744" behindDoc="0" locked="0" layoutInCell="1" allowOverlap="1" wp14:anchorId="58BFBB2A" wp14:editId="4E7C2960">
                 <wp:simplePos x="0" y="0"/>
                 <wp:positionH relativeFrom="column">
                   <wp:posOffset>678815</wp:posOffset>
@@ -11895,7 +12725,7 @@
           </mc:Choice>
           <mc:Fallback>
             <w:pict>
-              <v:shapetype w14:anchorId="049F0F46" id="_x0000_t98" coordsize="21600,21600" o:spt="98" adj="2700" path="m0@5qy@2@1l@0@1@0@2qy@7,,21600@2l21600@9qy@7@10l@1@10@1@11qy@2,21600,0@11xem0@5nfqy@2@6@1@5@3@4@2@5l@2@6em@1@5nfl@1@10em21600@2nfqy@7@1l@0@1em@0@2nfqy@8@3@7@2l@7@1e">
+              <v:shapetype w14:anchorId="5D7A25C4" id="_x0000_t98" coordsize="21600,21600" o:spt="98" adj="2700" path="m0@5qy@2@1l@0@1@0@2qy@7,,21600@2l21600@9qy@7@10l@1@10@1@11qy@2,21600,0@11xem0@5nfqy@2@6@1@5@3@4@2@5l@2@6em@1@5nfl@1@10em21600@2nfqy@7@1l@0@1em@0@2nfqy@8@3@7@2l@7@1e">
                 <v:formulas>
                   <v:f eqn="sum width 0 #0"/>
                   <v:f eqn="val #0"/>
@@ -11919,7 +12749,7 @@
                 </v:handles>
                 <o:complex v:ext="view"/>
               </v:shapetype>
-              <v:shape id="Horizontal Scroll 6" o:spid="_x0000_s1026" type="#_x0000_t98" style="position:absolute;margin-left:53.45pt;margin-top:2.9pt;width:314.85pt;height:199.5pt;z-index:251679744;visibility:visible;mso-wrap-style:square;mso-width-percent:0;mso-height-percent:0;mso-wrap-distance-left:9pt;mso-wrap-distance-top:0;mso-wrap-distance-right:9pt;mso-wrap-distance-bottom:0;mso-position-horizontal:absolute;mso-position-horizontal-relative:text;mso-position-vertical:absolute;mso-position-vertical-relative:text;mso-width-percent:0;mso-height-percent:0;mso-width-relative:page;mso-height-relative:page;v-text-anchor:top" o:gfxdata="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" adj="1760" filled="f" strokeweight="4.25pt">
+              <v:shape id="Horizontal Scroll 6" o:spid="_x0000_s1026" type="#_x0000_t98" style="position:absolute;margin-left:53.45pt;margin-top:2.9pt;width:314.85pt;height:199.5pt;z-index:251679744;visibility:visible;mso-wrap-style:square;mso-width-percent:0;mso-height-percent:0;mso-wrap-distance-left:9pt;mso-wrap-distance-top:0;mso-wrap-distance-right:9pt;mso-wrap-distance-bottom:0;mso-position-horizontal:absolute;mso-position-horizontal-relative:text;mso-position-vertical:absolute;mso-position-vertical-relative:text;mso-width-percent:0;mso-height-percent:0;mso-width-relative:page;mso-height-relative:page;v-text-anchor:top" o:gfxdata="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" adj="1760" filled="f" strokeweight="4.25pt">
                 <v:stroke linestyle="thickBetweenThin"/>
               </v:shape>
             </w:pict>
@@ -11990,13 +12820,23 @@
           <w:lang w:val="en-US"/>
         </w:rPr>
       </w:pPr>
+      <w:proofErr w:type="gramStart"/>
       <w:r>
         <w:rPr>
           <w:b/>
           <w:color w:val="000000" w:themeColor="text1"/>
           <w:lang w:val="en-US"/>
         </w:rPr>
-        <w:t>Singer : Josh Groban</w:t>
+        <w:t>Singer :</w:t>
+      </w:r>
+      <w:proofErr w:type="gramEnd"/>
+      <w:r>
+        <w:rPr>
+          <w:b/>
+          <w:color w:val="000000" w:themeColor="text1"/>
+          <w:lang w:val="en-US"/>
+        </w:rPr>
+        <w:t xml:space="preserve"> Josh Groban</w:t>
       </w:r>
     </w:p>
     <w:p>
@@ -12288,8 +13128,19 @@
           <w:szCs w:val="24"/>
           <w:lang w:eastAsia="id-ID"/>
         </w:rPr>
-        <w:t>What is the theme of the song ?</w:t>
-      </w:r>
+        <w:t xml:space="preserve">What is the theme of the </w:t>
+      </w:r>
+      <w:proofErr w:type="gramStart"/>
+      <w:r>
+        <w:rPr>
+          <w:rFonts w:ascii="Times New Roman" w:hAnsi="Times New Roman" w:cs="Times New Roman"/>
+          <w:sz w:val="24"/>
+          <w:szCs w:val="24"/>
+          <w:lang w:eastAsia="id-ID"/>
+        </w:rPr>
+        <w:t>song ?</w:t>
+      </w:r>
+      <w:proofErr w:type="gramEnd"/>
     </w:p>
     <w:p>
       <w:pPr>
@@ -12309,14 +13160,25 @@
           <w:lang w:eastAsia="id-ID"/>
         </w:rPr>
       </w:pPr>
-      <w:r>
-        <w:rPr>
-          <w:rFonts w:ascii="Times New Roman" w:hAnsi="Times New Roman" w:cs="Times New Roman"/>
-          <w:sz w:val="24"/>
-          <w:szCs w:val="24"/>
-          <w:lang w:eastAsia="id-ID"/>
-        </w:rPr>
-        <w:t>A  social life</w:t>
+      <w:proofErr w:type="gramStart"/>
+      <w:r>
+        <w:rPr>
+          <w:rFonts w:ascii="Times New Roman" w:hAnsi="Times New Roman" w:cs="Times New Roman"/>
+          <w:sz w:val="24"/>
+          <w:szCs w:val="24"/>
+          <w:lang w:eastAsia="id-ID"/>
+        </w:rPr>
+        <w:t>A  social</w:t>
+      </w:r>
+      <w:proofErr w:type="gramEnd"/>
+      <w:r>
+        <w:rPr>
+          <w:rFonts w:ascii="Times New Roman" w:hAnsi="Times New Roman" w:cs="Times New Roman"/>
+          <w:sz w:val="24"/>
+          <w:szCs w:val="24"/>
+          <w:lang w:eastAsia="id-ID"/>
+        </w:rPr>
+        <w:t xml:space="preserve"> life</w:t>
       </w:r>
     </w:p>
     <w:p>
@@ -12344,8 +13206,19 @@
           <w:szCs w:val="24"/>
           <w:lang w:eastAsia="id-ID"/>
         </w:rPr>
-        <w:t>A love story</w:t>
-      </w:r>
+        <w:t xml:space="preserve">A love </w:t>
+      </w:r>
+      <w:proofErr w:type="gramStart"/>
+      <w:r>
+        <w:rPr>
+          <w:rFonts w:ascii="Times New Roman" w:hAnsi="Times New Roman" w:cs="Times New Roman"/>
+          <w:sz w:val="24"/>
+          <w:szCs w:val="24"/>
+          <w:lang w:eastAsia="id-ID"/>
+        </w:rPr>
+        <w:t>story</w:t>
+      </w:r>
+      <w:proofErr w:type="gramEnd"/>
     </w:p>
     <w:p>
       <w:pPr>
@@ -12362,14 +13235,16 @@
           <w:rFonts w:ascii="Times New Roman" w:hAnsi="Times New Roman" w:cs="Times New Roman"/>
           <w:sz w:val="24"/>
           <w:szCs w:val="24"/>
-          <w:lang w:eastAsia="id-ID"/>
-        </w:rPr>
-      </w:pPr>
-      <w:r>
-        <w:rPr>
-          <w:rFonts w:ascii="Times New Roman" w:hAnsi="Times New Roman" w:cs="Times New Roman"/>
-          <w:sz w:val="24"/>
-          <w:szCs w:val="24"/>
+          <w:highlight w:val="yellow"/>
+          <w:lang w:eastAsia="id-ID"/>
+        </w:rPr>
+      </w:pPr>
+      <w:r>
+        <w:rPr>
+          <w:rFonts w:ascii="Times New Roman" w:hAnsi="Times New Roman" w:cs="Times New Roman"/>
+          <w:sz w:val="24"/>
+          <w:szCs w:val="24"/>
+          <w:highlight w:val="yellow"/>
           <w:lang w:eastAsia="id-ID"/>
         </w:rPr>
         <w:t>A motivation</w:t>
@@ -12423,14 +13298,25 @@
           <w:lang w:eastAsia="id-ID"/>
         </w:rPr>
       </w:pPr>
-      <w:r>
-        <w:rPr>
-          <w:rFonts w:ascii="Times New Roman" w:hAnsi="Times New Roman" w:cs="Times New Roman"/>
-          <w:sz w:val="24"/>
-          <w:szCs w:val="24"/>
-          <w:lang w:eastAsia="id-ID"/>
-        </w:rPr>
-        <w:t>“ When I am down and ,oh my soul, so weary</w:t>
+      <w:proofErr w:type="gramStart"/>
+      <w:r>
+        <w:rPr>
+          <w:rFonts w:ascii="Times New Roman" w:hAnsi="Times New Roman" w:cs="Times New Roman"/>
+          <w:sz w:val="24"/>
+          <w:szCs w:val="24"/>
+          <w:lang w:eastAsia="id-ID"/>
+        </w:rPr>
+        <w:t>“ When</w:t>
+      </w:r>
+      <w:proofErr w:type="gramEnd"/>
+      <w:r>
+        <w:rPr>
+          <w:rFonts w:ascii="Times New Roman" w:hAnsi="Times New Roman" w:cs="Times New Roman"/>
+          <w:sz w:val="24"/>
+          <w:szCs w:val="24"/>
+          <w:lang w:eastAsia="id-ID"/>
+        </w:rPr>
+        <w:t xml:space="preserve"> I am down and ,oh my soul, so weary</w:t>
       </w:r>
       <w:r>
         <w:rPr>
@@ -12507,8 +13393,19 @@
           <w:szCs w:val="24"/>
           <w:lang w:eastAsia="id-ID"/>
         </w:rPr>
-        <w:t>From the lyric we know that the writer ... .</w:t>
-      </w:r>
+        <w:t xml:space="preserve">From the lyric we know that the writer </w:t>
+      </w:r>
+      <w:proofErr w:type="gramStart"/>
+      <w:r>
+        <w:rPr>
+          <w:rFonts w:ascii="Times New Roman" w:hAnsi="Times New Roman" w:cs="Times New Roman"/>
+          <w:sz w:val="24"/>
+          <w:szCs w:val="24"/>
+          <w:lang w:eastAsia="id-ID"/>
+        </w:rPr>
+        <w:t>... .</w:t>
+      </w:r>
+      <w:proofErr w:type="gramEnd"/>
     </w:p>
     <w:p>
       <w:pPr>
@@ -12525,14 +13422,16 @@
           <w:rFonts w:ascii="Times New Roman" w:hAnsi="Times New Roman" w:cs="Times New Roman"/>
           <w:sz w:val="24"/>
           <w:szCs w:val="24"/>
-          <w:lang w:eastAsia="id-ID"/>
-        </w:rPr>
-      </w:pPr>
-      <w:r>
-        <w:rPr>
-          <w:rFonts w:ascii="Times New Roman" w:hAnsi="Times New Roman" w:cs="Times New Roman"/>
-          <w:sz w:val="24"/>
-          <w:szCs w:val="24"/>
+          <w:highlight w:val="yellow"/>
+          <w:lang w:eastAsia="id-ID"/>
+        </w:rPr>
+      </w:pPr>
+      <w:r>
+        <w:rPr>
+          <w:rFonts w:ascii="Times New Roman" w:hAnsi="Times New Roman" w:cs="Times New Roman"/>
+          <w:sz w:val="24"/>
+          <w:szCs w:val="24"/>
+          <w:highlight w:val="yellow"/>
           <w:lang w:eastAsia="id-ID"/>
         </w:rPr>
         <w:t>is sad</w:t>
@@ -12556,6 +13455,8 @@
           <w:lang w:eastAsia="id-ID"/>
         </w:rPr>
       </w:pPr>
+      <w:bookmarkStart w:id="0" w:name="_GoBack"/>
+      <w:bookmarkEnd w:id="0"/>
       <w:r>
         <w:rPr>
           <w:rFonts w:ascii="Times New Roman" w:hAnsi="Times New Roman" w:cs="Times New Roman"/>
@@ -12584,14 +13485,25 @@
           <w:lang w:eastAsia="id-ID"/>
         </w:rPr>
       </w:pPr>
-      <w:r>
-        <w:rPr>
-          <w:rFonts w:ascii="Times New Roman" w:hAnsi="Times New Roman" w:cs="Times New Roman"/>
-          <w:sz w:val="24"/>
-          <w:szCs w:val="24"/>
-          <w:lang w:eastAsia="id-ID"/>
-        </w:rPr>
-        <w:t>feels  so frustrated about his life</w:t>
+      <w:proofErr w:type="gramStart"/>
+      <w:r>
+        <w:rPr>
+          <w:rFonts w:ascii="Times New Roman" w:hAnsi="Times New Roman" w:cs="Times New Roman"/>
+          <w:sz w:val="24"/>
+          <w:szCs w:val="24"/>
+          <w:lang w:eastAsia="id-ID"/>
+        </w:rPr>
+        <w:t>feels  so</w:t>
+      </w:r>
+      <w:proofErr w:type="gramEnd"/>
+      <w:r>
+        <w:rPr>
+          <w:rFonts w:ascii="Times New Roman" w:hAnsi="Times New Roman" w:cs="Times New Roman"/>
+          <w:sz w:val="24"/>
+          <w:szCs w:val="24"/>
+          <w:lang w:eastAsia="id-ID"/>
+        </w:rPr>
+        <w:t xml:space="preserve"> frustrated about his life</w:t>
       </w:r>
     </w:p>
     <w:p>
@@ -12807,6 +13719,7 @@
           <w:lang w:eastAsia="id-ID"/>
         </w:rPr>
       </w:pPr>
+      <w:proofErr w:type="gramStart"/>
       <w:r>
         <w:rPr>
           <w:rFonts w:ascii="Times New Roman" w:hAnsi="Times New Roman" w:cs="Times New Roman"/>
@@ -12815,7 +13728,18 @@
           <w:szCs w:val="24"/>
           <w:lang w:eastAsia="id-ID"/>
         </w:rPr>
-        <w:t>Read  the message below to answer questions numbers 41 and 42.</w:t>
+        <w:t>Read  the</w:t>
+      </w:r>
+      <w:proofErr w:type="gramEnd"/>
+      <w:r>
+        <w:rPr>
+          <w:rFonts w:ascii="Times New Roman" w:hAnsi="Times New Roman" w:cs="Times New Roman"/>
+          <w:b/>
+          <w:sz w:val="24"/>
+          <w:szCs w:val="24"/>
+          <w:lang w:eastAsia="id-ID"/>
+        </w:rPr>
+        <w:t xml:space="preserve"> message below to answer questions numbers 41 and 42.</w:t>
       </w:r>
     </w:p>
     <w:p>
@@ -12854,7 +13778,7 @@
         <mc:AlternateContent>
           <mc:Choice Requires="wps">
             <w:drawing>
-              <wp:anchor distT="0" distB="0" distL="114300" distR="114300" simplePos="0" relativeHeight="251681792" behindDoc="0" locked="0" layoutInCell="1" allowOverlap="1" wp14:anchorId="038C17CF" wp14:editId="307A2549">
+              <wp:anchor distT="0" distB="0" distL="114300" distR="114300" simplePos="0" relativeHeight="251681792" behindDoc="0" locked="0" layoutInCell="1" allowOverlap="1" wp14:anchorId="0C4C3007" wp14:editId="61DB4273">
                 <wp:simplePos x="0" y="0"/>
                 <wp:positionH relativeFrom="column">
                   <wp:posOffset>1145540</wp:posOffset>
@@ -12919,7 +13843,7 @@
           </mc:Choice>
           <mc:Fallback>
             <w:pict>
-              <v:shapetype w14:anchorId="1B1D6BC5" id="_x0000_t65" coordsize="21600,21600" o:spt="65" adj="18900" path="m,l,21600@0,21600,21600@0,21600,xem@0,21600nfl@3@5c@7@9@11@13,21600@0e">
+              <v:shapetype w14:anchorId="7031D4EE" id="_x0000_t65" coordsize="21600,21600" o:spt="65" adj="18900" path="m,l,21600@0,21600,21600@0,21600,xem@0,21600nfl@3@5c@7@9@11@13,21600@0e">
                 <v:formulas>
                   <v:f eqn="val #0"/>
                   <v:f eqn="sum 21600 0 @0"/>
@@ -12942,7 +13866,7 @@
                 </v:handles>
                 <o:complex v:ext="view"/>
               </v:shapetype>
-              <v:shape id="Folded Corner 7" o:spid="_x0000_s1026" type="#_x0000_t65" style="position:absolute;margin-left:90.2pt;margin-top:4.25pt;width:307.75pt;height:131.5pt;z-index:251681792;visibility:visible;mso-wrap-style:square;mso-width-percent:0;mso-height-percent:0;mso-wrap-distance-left:9pt;mso-wrap-distance-top:0;mso-wrap-distance-right:9pt;mso-wrap-distance-bottom:0;mso-position-horizontal:absolute;mso-position-horizontal-relative:text;mso-position-vertical:absolute;mso-position-vertical-relative:text;mso-width-percent:0;mso-height-percent:0;mso-width-relative:page;mso-height-relative:page;v-text-anchor:top" o:gfxdata="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" adj="18000" filled="f" strokeweight="4.25pt">
+              <v:shape id="Folded Corner 7" o:spid="_x0000_s1026" type="#_x0000_t65" style="position:absolute;margin-left:90.2pt;margin-top:4.25pt;width:307.75pt;height:131.5pt;z-index:251681792;visibility:visible;mso-wrap-style:square;mso-width-percent:0;mso-height-percent:0;mso-wrap-distance-left:9pt;mso-wrap-distance-top:0;mso-wrap-distance-right:9pt;mso-wrap-distance-bottom:0;mso-position-horizontal:absolute;mso-position-horizontal-relative:text;mso-position-vertical:absolute;mso-position-vertical-relative:text;mso-width-percent:0;mso-height-percent:0;mso-width-relative:page;mso-height-relative:page;v-text-anchor:top" o:gfxdata="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" adj="18000" filled="f" strokeweight="4.25pt">
                 <v:stroke linestyle="thickBetweenThin"/>
               </v:shape>
             </w:pict>
@@ -12963,14 +13887,25 @@
           <w:lang w:eastAsia="id-ID"/>
         </w:rPr>
       </w:pPr>
-      <w:r>
-        <w:rPr>
-          <w:rFonts w:ascii="Times New Roman" w:hAnsi="Times New Roman" w:cs="Times New Roman"/>
-          <w:sz w:val="24"/>
-          <w:szCs w:val="24"/>
-          <w:lang w:eastAsia="id-ID"/>
-        </w:rPr>
-        <w:t>To : Basketball Club Member</w:t>
+      <w:proofErr w:type="gramStart"/>
+      <w:r>
+        <w:rPr>
+          <w:rFonts w:ascii="Times New Roman" w:hAnsi="Times New Roman" w:cs="Times New Roman"/>
+          <w:sz w:val="24"/>
+          <w:szCs w:val="24"/>
+          <w:lang w:eastAsia="id-ID"/>
+        </w:rPr>
+        <w:t>To :</w:t>
+      </w:r>
+      <w:proofErr w:type="gramEnd"/>
+      <w:r>
+        <w:rPr>
+          <w:rFonts w:ascii="Times New Roman" w:hAnsi="Times New Roman" w:cs="Times New Roman"/>
+          <w:sz w:val="24"/>
+          <w:szCs w:val="24"/>
+          <w:lang w:eastAsia="id-ID"/>
+        </w:rPr>
+        <w:t xml:space="preserve"> Basketball Club Member</w:t>
       </w:r>
     </w:p>
     <w:p>
@@ -13161,8 +14096,19 @@
           <w:szCs w:val="24"/>
           <w:lang w:eastAsia="id-ID"/>
         </w:rPr>
-        <w:t>What is the message about ?</w:t>
-      </w:r>
+        <w:t xml:space="preserve">What is the message </w:t>
+      </w:r>
+      <w:proofErr w:type="gramStart"/>
+      <w:r>
+        <w:rPr>
+          <w:rFonts w:ascii="Times New Roman" w:hAnsi="Times New Roman" w:cs="Times New Roman"/>
+          <w:sz w:val="24"/>
+          <w:szCs w:val="24"/>
+          <w:lang w:eastAsia="id-ID"/>
+        </w:rPr>
+        <w:t>about ?</w:t>
+      </w:r>
+      <w:proofErr w:type="gramEnd"/>
     </w:p>
     <w:p>
       <w:pPr>
@@ -13191,8 +14137,19 @@
           <w:szCs w:val="24"/>
           <w:lang w:eastAsia="id-ID"/>
         </w:rPr>
-        <w:t>What will the basketball Club members probably do after reading the message ?</w:t>
-      </w:r>
+        <w:t xml:space="preserve">What will the basketball Club members probably do after reading the </w:t>
+      </w:r>
+      <w:proofErr w:type="gramStart"/>
+      <w:r>
+        <w:rPr>
+          <w:rFonts w:ascii="Times New Roman" w:hAnsi="Times New Roman" w:cs="Times New Roman"/>
+          <w:sz w:val="24"/>
+          <w:szCs w:val="24"/>
+          <w:lang w:eastAsia="id-ID"/>
+        </w:rPr>
+        <w:t>message ?</w:t>
+      </w:r>
+      <w:proofErr w:type="gramEnd"/>
     </w:p>
     <w:p>
       <w:pPr>
@@ -13266,7 +14223,7 @@
         <mc:AlternateContent>
           <mc:Choice Requires="wps">
             <w:drawing>
-              <wp:anchor distT="0" distB="0" distL="114300" distR="114300" simplePos="0" relativeHeight="251692032" behindDoc="0" locked="0" layoutInCell="1" allowOverlap="1" wp14:anchorId="1364A500" wp14:editId="171ABFD4">
+              <wp:anchor distT="0" distB="0" distL="114300" distR="114300" simplePos="0" relativeHeight="251692032" behindDoc="0" locked="0" layoutInCell="1" allowOverlap="1" wp14:anchorId="339121AD" wp14:editId="61C5B2E7">
                 <wp:simplePos x="0" y="0"/>
                 <wp:positionH relativeFrom="column">
                   <wp:posOffset>238539</wp:posOffset>
@@ -13331,7 +14288,7 @@
           </mc:Choice>
           <mc:Fallback>
             <w:pict>
-              <v:shape w14:anchorId="734E6ECD" id="Folded Corner 9" o:spid="_x0000_s1026" type="#_x0000_t65" style="position:absolute;margin-left:18.8pt;margin-top:8.15pt;width:386.9pt;height:55.7pt;z-index:251692032;visibility:visible;mso-wrap-style:square;mso-width-percent:0;mso-height-percent:0;mso-wrap-distance-left:9pt;mso-wrap-distance-top:0;mso-wrap-distance-right:9pt;mso-wrap-distance-bottom:0;mso-position-horizontal:absolute;mso-position-horizontal-relative:text;mso-position-vertical:absolute;mso-position-vertical-relative:text;mso-width-percent:0;mso-height-percent:0;mso-width-relative:page;mso-height-relative:page;v-text-anchor:top" o:gfxdata="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" adj="18000" filled="f" strokeweight="4.25pt">
+              <v:shape w14:anchorId="4F7FD10A" id="Folded Corner 9" o:spid="_x0000_s1026" type="#_x0000_t65" style="position:absolute;margin-left:18.8pt;margin-top:8.15pt;width:386.9pt;height:55.7pt;z-index:251692032;visibility:visible;mso-wrap-style:square;mso-width-percent:0;mso-height-percent:0;mso-wrap-distance-left:9pt;mso-wrap-distance-top:0;mso-wrap-distance-right:9pt;mso-wrap-distance-bottom:0;mso-position-horizontal:absolute;mso-position-horizontal-relative:text;mso-position-vertical:absolute;mso-position-vertical-relative:text;mso-width-percent:0;mso-height-percent:0;mso-width-relative:page;mso-height-relative:page;v-text-anchor:top" o:gfxdata="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" adj="18000" filled="f" strokeweight="4.25pt">
                 <v:stroke linestyle="thickBetweenThin"/>
               </v:shape>
             </w:pict>
@@ -13372,7 +14329,27 @@
           <w:szCs w:val="24"/>
           <w:lang w:eastAsia="id-ID"/>
         </w:rPr>
-        <w:t>articipant                              -  held                                        - prize</w:t>
+        <w:t xml:space="preserve">articipant                              </w:t>
+      </w:r>
+      <w:proofErr w:type="gramStart"/>
+      <w:r>
+        <w:rPr>
+          <w:rFonts w:ascii="Times New Roman" w:hAnsi="Times New Roman" w:cs="Times New Roman"/>
+          <w:sz w:val="24"/>
+          <w:szCs w:val="24"/>
+          <w:lang w:eastAsia="id-ID"/>
+        </w:rPr>
+        <w:t>-  held</w:t>
+      </w:r>
+      <w:proofErr w:type="gramEnd"/>
+      <w:r>
+        <w:rPr>
+          <w:rFonts w:ascii="Times New Roman" w:hAnsi="Times New Roman" w:cs="Times New Roman"/>
+          <w:sz w:val="24"/>
+          <w:szCs w:val="24"/>
+          <w:lang w:eastAsia="id-ID"/>
+        </w:rPr>
+        <w:t xml:space="preserve">                                        - prize</w:t>
       </w:r>
     </w:p>
     <w:p>
@@ -13408,7 +14385,27 @@
           <w:szCs w:val="24"/>
           <w:lang w:eastAsia="id-ID"/>
         </w:rPr>
-        <w:t xml:space="preserve">t                                            -  congratulate     </w:t>
+        <w:t xml:space="preserve">t                                            </w:t>
+      </w:r>
+      <w:proofErr w:type="gramStart"/>
+      <w:r>
+        <w:rPr>
+          <w:rFonts w:ascii="Times New Roman" w:hAnsi="Times New Roman" w:cs="Times New Roman"/>
+          <w:sz w:val="24"/>
+          <w:szCs w:val="24"/>
+          <w:lang w:eastAsia="id-ID"/>
+        </w:rPr>
+        <w:t>-  congratulate</w:t>
+      </w:r>
+      <w:proofErr w:type="gramEnd"/>
+      <w:r>
+        <w:rPr>
+          <w:rFonts w:ascii="Times New Roman" w:hAnsi="Times New Roman" w:cs="Times New Roman"/>
+          <w:sz w:val="24"/>
+          <w:szCs w:val="24"/>
+          <w:lang w:eastAsia="id-ID"/>
+        </w:rPr>
+        <w:t xml:space="preserve">     </w:t>
       </w:r>
       <w:r>
         <w:rPr>
@@ -13453,16 +14450,36 @@
           <w:szCs w:val="24"/>
           <w:lang w:eastAsia="id-ID"/>
         </w:rPr>
-        <w:t xml:space="preserve">Performance                           -  </w:t>
-      </w:r>
-      <w:r>
-        <w:rPr>
-          <w:rFonts w:ascii="Times New Roman" w:hAnsi="Times New Roman" w:cs="Times New Roman"/>
-          <w:sz w:val="24"/>
-          <w:szCs w:val="24"/>
-          <w:lang w:eastAsia="id-ID"/>
-        </w:rPr>
-        <w:t>but also</w:t>
+        <w:t xml:space="preserve">Performance                           </w:t>
+      </w:r>
+      <w:proofErr w:type="gramStart"/>
+      <w:r>
+        <w:rPr>
+          <w:rFonts w:ascii="Times New Roman" w:hAnsi="Times New Roman" w:cs="Times New Roman"/>
+          <w:sz w:val="24"/>
+          <w:szCs w:val="24"/>
+          <w:lang w:eastAsia="id-ID"/>
+        </w:rPr>
+        <w:t xml:space="preserve">-  </w:t>
+      </w:r>
+      <w:r>
+        <w:rPr>
+          <w:rFonts w:ascii="Times New Roman" w:hAnsi="Times New Roman" w:cs="Times New Roman"/>
+          <w:sz w:val="24"/>
+          <w:szCs w:val="24"/>
+          <w:lang w:eastAsia="id-ID"/>
+        </w:rPr>
+        <w:t>but</w:t>
+      </w:r>
+      <w:proofErr w:type="gramEnd"/>
+      <w:r>
+        <w:rPr>
+          <w:rFonts w:ascii="Times New Roman" w:hAnsi="Times New Roman" w:cs="Times New Roman"/>
+          <w:sz w:val="24"/>
+          <w:szCs w:val="24"/>
+          <w:lang w:eastAsia="id-ID"/>
+        </w:rPr>
+        <w:t xml:space="preserve"> also</w:t>
       </w:r>
     </w:p>
     <w:p>
@@ -13657,8 +14674,9 @@
           <w:szCs w:val="24"/>
           <w:lang w:eastAsia="id-ID"/>
         </w:rPr>
-        <w:t xml:space="preserve">(f) ... </w:t>
-      </w:r>
+        <w:t xml:space="preserve">(f) </w:t>
+      </w:r>
+      <w:proofErr w:type="gramStart"/>
       <w:r>
         <w:rPr>
           <w:rFonts w:ascii="Times New Roman" w:hAnsi="Times New Roman" w:cs="Times New Roman"/>
@@ -13668,8 +14686,20 @@
           <w:szCs w:val="24"/>
           <w:lang w:eastAsia="id-ID"/>
         </w:rPr>
+        <w:t xml:space="preserve">... </w:t>
+      </w:r>
+      <w:r>
+        <w:rPr>
+          <w:rFonts w:ascii="Times New Roman" w:hAnsi="Times New Roman" w:cs="Times New Roman"/>
+          <w:b/>
+          <w:i/>
+          <w:sz w:val="24"/>
+          <w:szCs w:val="24"/>
+          <w:lang w:eastAsia="id-ID"/>
+        </w:rPr>
         <w:t>.</w:t>
       </w:r>
+      <w:proofErr w:type="gramEnd"/>
     </w:p>
     <w:p>
       <w:pPr>
@@ -13713,7 +14743,17 @@
           <w:szCs w:val="24"/>
           <w:lang w:eastAsia="id-ID"/>
         </w:rPr>
-        <w:t xml:space="preserve"> spoken English with good pronunciation and no grammar mistakes                                 </w:t>
+        <w:t xml:space="preserve"> spoken English with good pronunciation and no grammar mistakes                              </w:t>
+      </w:r>
+      <w:proofErr w:type="gramStart"/>
+      <w:r>
+        <w:rPr>
+          <w:rFonts w:ascii="Times New Roman" w:hAnsi="Times New Roman" w:cs="Times New Roman"/>
+          <w:sz w:val="24"/>
+          <w:szCs w:val="24"/>
+          <w:lang w:eastAsia="id-ID"/>
+        </w:rPr>
+        <w:t xml:space="preserve">   </w:t>
       </w:r>
       <w:r>
         <w:rPr>
@@ -13724,7 +14764,19 @@
           <w:szCs w:val="24"/>
           <w:lang w:eastAsia="id-ID"/>
         </w:rPr>
-        <w:t>(h) ...</w:t>
+        <w:t>(</w:t>
+      </w:r>
+      <w:proofErr w:type="gramEnd"/>
+      <w:r>
+        <w:rPr>
+          <w:rFonts w:ascii="Times New Roman" w:hAnsi="Times New Roman" w:cs="Times New Roman"/>
+          <w:b/>
+          <w:i/>
+          <w:sz w:val="24"/>
+          <w:szCs w:val="24"/>
+          <w:lang w:eastAsia="id-ID"/>
+        </w:rPr>
+        <w:t>h) ...</w:t>
       </w:r>
       <w:r>
         <w:rPr>
@@ -13938,7 +14990,7 @@
         <mc:AlternateContent>
           <mc:Choice Requires="wps">
             <w:drawing>
-              <wp:anchor distT="0" distB="0" distL="114300" distR="114300" simplePos="0" relativeHeight="251685888" behindDoc="0" locked="0" layoutInCell="1" allowOverlap="1" wp14:anchorId="783DDEC9" wp14:editId="7898BCC0">
+              <wp:anchor distT="0" distB="0" distL="114300" distR="114300" simplePos="0" relativeHeight="251685888" behindDoc="0" locked="0" layoutInCell="1" allowOverlap="1" wp14:anchorId="786D2593" wp14:editId="0E477A8E">
                 <wp:simplePos x="0" y="0"/>
                 <wp:positionH relativeFrom="column">
                   <wp:posOffset>650240</wp:posOffset>
@@ -14003,7 +15055,7 @@
           </mc:Choice>
           <mc:Fallback>
             <w:pict>
-              <v:shape w14:anchorId="02132558" id="Folded Corner 11" o:spid="_x0000_s1026" type="#_x0000_t65" style="position:absolute;margin-left:51.2pt;margin-top:3.8pt;width:445.5pt;height:145.5pt;z-index:251685888;visibility:visible;mso-wrap-style:square;mso-width-percent:0;mso-height-percent:0;mso-wrap-distance-left:9pt;mso-wrap-distance-top:0;mso-wrap-distance-right:9pt;mso-wrap-distance-bottom:0;mso-position-horizontal:absolute;mso-position-horizontal-relative:text;mso-position-vertical:absolute;mso-position-vertical-relative:text;mso-width-percent:0;mso-height-percent:0;mso-width-relative:page;mso-height-relative:page;v-text-anchor:top" o:gfxdata="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" adj="18000" filled="f" strokeweight="4.25pt">
+              <v:shape w14:anchorId="5C4B34BE" id="Folded Corner 11" o:spid="_x0000_s1026" type="#_x0000_t65" style="position:absolute;margin-left:51.2pt;margin-top:3.8pt;width:445.5pt;height:145.5pt;z-index:251685888;visibility:visible;mso-wrap-style:square;mso-width-percent:0;mso-height-percent:0;mso-wrap-distance-left:9pt;mso-wrap-distance-top:0;mso-wrap-distance-right:9pt;mso-wrap-distance-bottom:0;mso-position-horizontal:absolute;mso-position-horizontal-relative:text;mso-position-vertical:absolute;mso-position-vertical-relative:text;mso-width-percent:0;mso-height-percent:0;mso-width-relative:page;mso-height-relative:page;v-text-anchor:top" o:gfxdata="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" adj="18000" filled="f" strokeweight="4.25pt">
                 <v:stroke linestyle="thickBetweenThin"/>
               </v:shape>
             </w:pict>
@@ -14310,8 +15362,19 @@
           <w:szCs w:val="24"/>
           <w:lang w:eastAsia="id-ID"/>
         </w:rPr>
-        <w:t>Why is Nisa so happy ?</w:t>
-      </w:r>
+        <w:t xml:space="preserve">Why is Nisa so </w:t>
+      </w:r>
+      <w:proofErr w:type="gramStart"/>
+      <w:r>
+        <w:rPr>
+          <w:rFonts w:ascii="Times New Roman" w:hAnsi="Times New Roman" w:cs="Times New Roman"/>
+          <w:sz w:val="24"/>
+          <w:szCs w:val="24"/>
+          <w:lang w:eastAsia="id-ID"/>
+        </w:rPr>
+        <w:t>happy ?</w:t>
+      </w:r>
+      <w:proofErr w:type="gramEnd"/>
     </w:p>
     <w:p>
       <w:pPr>
@@ -14340,8 +15403,19 @@
           <w:szCs w:val="24"/>
           <w:lang w:eastAsia="id-ID"/>
         </w:rPr>
-        <w:t>What do the following words refer to ?</w:t>
-      </w:r>
+        <w:t xml:space="preserve">What do the following words refer </w:t>
+      </w:r>
+      <w:proofErr w:type="gramStart"/>
+      <w:r>
+        <w:rPr>
+          <w:rFonts w:ascii="Times New Roman" w:hAnsi="Times New Roman" w:cs="Times New Roman"/>
+          <w:sz w:val="24"/>
+          <w:szCs w:val="24"/>
+          <w:lang w:eastAsia="id-ID"/>
+        </w:rPr>
+        <w:t>to ?</w:t>
+      </w:r>
+      <w:proofErr w:type="gramEnd"/>
     </w:p>
     <w:p>
       <w:pPr>
@@ -14395,7 +15469,29 @@
                 <w:szCs w:val="24"/>
                 <w:lang w:eastAsia="id-ID"/>
               </w:rPr>
-              <w:t>The word ( s )</w:t>
+              <w:t xml:space="preserve">The word </w:t>
+            </w:r>
+            <w:proofErr w:type="gramStart"/>
+            <w:r>
+              <w:rPr>
+                <w:rFonts w:ascii="Times New Roman" w:hAnsi="Times New Roman" w:cs="Times New Roman"/>
+                <w:b/>
+                <w:sz w:val="24"/>
+                <w:szCs w:val="24"/>
+                <w:lang w:eastAsia="id-ID"/>
+              </w:rPr>
+              <w:t>( s</w:t>
+            </w:r>
+            <w:proofErr w:type="gramEnd"/>
+            <w:r>
+              <w:rPr>
+                <w:rFonts w:ascii="Times New Roman" w:hAnsi="Times New Roman" w:cs="Times New Roman"/>
+                <w:b/>
+                <w:sz w:val="24"/>
+                <w:szCs w:val="24"/>
+                <w:lang w:eastAsia="id-ID"/>
+              </w:rPr>
+              <w:t xml:space="preserve"> )</w:t>
             </w:r>
           </w:p>
         </w:tc>
@@ -14778,7 +15874,17 @@
           <w:szCs w:val="24"/>
           <w:lang w:eastAsia="id-ID"/>
         </w:rPr>
-        <w:t>Close the outer lid tightly until it</w:t>
+        <w:t xml:space="preserve">Close the outer lid tightly until </w:t>
+      </w:r>
+      <w:proofErr w:type="gramStart"/>
+      <w:r>
+        <w:rPr>
+          <w:rFonts w:ascii="Times New Roman" w:hAnsi="Times New Roman" w:cs="Times New Roman"/>
+          <w:sz w:val="24"/>
+          <w:szCs w:val="24"/>
+          <w:lang w:eastAsia="id-ID"/>
+        </w:rPr>
+        <w:t>it</w:t>
       </w:r>
       <w:r>
         <w:rPr>
@@ -14796,7 +15902,17 @@
           <w:szCs w:val="24"/>
           <w:lang w:eastAsia="id-ID"/>
         </w:rPr>
-        <w:t>”clicks”</w:t>
+        <w:t>”clicks</w:t>
+      </w:r>
+      <w:proofErr w:type="gramEnd"/>
+      <w:r>
+        <w:rPr>
+          <w:rFonts w:ascii="Times New Roman" w:hAnsi="Times New Roman" w:cs="Times New Roman"/>
+          <w:sz w:val="24"/>
+          <w:szCs w:val="24"/>
+          <w:lang w:eastAsia="id-ID"/>
+        </w:rPr>
+        <w:t>”</w:t>
       </w:r>
     </w:p>
     <w:p>
@@ -15237,7 +16353,7 @@
 </file>
 
 <file path=word/endnotes.xml><?xml version="1.0" encoding="utf-8"?>
-<w:endnotes xmlns:wpc="http://schemas.microsoft.com/office/word/2010/wordprocessingCanvas" xmlns:cx="http://schemas.microsoft.com/office/drawing/2014/chartex" xmlns:cx1="http://schemas.microsoft.com/office/drawing/2015/9/8/chartex" xmlns:mc="http://schemas.openxmlformats.org/markup-compatibility/2006" xmlns:o="urn:schemas-microsoft-com:office:office" xmlns:r="http://schemas.openxmlformats.org/officeDocument/2006/relationships" xmlns:m="http://schemas.openxmlformats.org/officeDocument/2006/math" xmlns:v="urn:schemas-microsoft-com:vml" xmlns:wp14="http://schemas.microsoft.com/office/word/2010/wordprocessingDrawing" xmlns:wp="http://schemas.openxmlformats.org/drawingml/2006/wordprocessingDrawing" xmlns:w10="urn:schemas-microsoft-com:office:word" xmlns:w="http://schemas.openxmlformats.org/wordprocessingml/2006/main" xmlns:w14="http://schemas.microsoft.com/office/word/2010/wordml" xmlns:w15="http://schemas.microsoft.com/office/word/2012/wordml" xmlns:w16se="http://schemas.microsoft.com/office/word/2015/wordml/symex" xmlns:wpg="http://schemas.microsoft.com/office/word/2010/wordprocessingGroup" xmlns:wpi="http://schemas.microsoft.com/office/word/2010/wordprocessingInk" xmlns:wne="http://schemas.microsoft.com/office/word/2006/wordml" xmlns:wps="http://schemas.microsoft.com/office/word/2010/wordprocessingShape" mc:Ignorable="w14 w15 w16se wp14">
+<w:endnotes xmlns:wpc="http://schemas.microsoft.com/office/word/2010/wordprocessingCanvas" xmlns:cx="http://schemas.microsoft.com/office/drawing/2014/chartex" xmlns:cx1="http://schemas.microsoft.com/office/drawing/2015/9/8/chartex" xmlns:cx2="http://schemas.microsoft.com/office/drawing/2015/10/21/chartex" xmlns:cx3="http://schemas.microsoft.com/office/drawing/2016/5/9/chartex" xmlns:cx4="http://schemas.microsoft.com/office/drawing/2016/5/10/chartex" xmlns:cx5="http://schemas.microsoft.com/office/drawing/2016/5/11/chartex" xmlns:cx6="http://schemas.microsoft.com/office/drawing/2016/5/12/chartex" xmlns:cx7="http://schemas.microsoft.com/office/drawing/2016/5/13/chartex" xmlns:cx8="http://schemas.microsoft.com/office/drawing/2016/5/14/chartex" xmlns:mc="http://schemas.openxmlformats.org/markup-compatibility/2006" xmlns:aink="http://schemas.microsoft.com/office/drawing/2016/ink" xmlns:am3d="http://schemas.microsoft.com/office/drawing/2017/model3d" xmlns:o="urn:schemas-microsoft-com:office:office" xmlns:r="http://schemas.openxmlformats.org/officeDocument/2006/relationships" xmlns:m="http://schemas.openxmlformats.org/officeDocument/2006/math" xmlns:v="urn:schemas-microsoft-com:vml" xmlns:wp14="http://schemas.microsoft.com/office/word/2010/wordprocessingDrawing" xmlns:wp="http://schemas.openxmlformats.org/drawingml/2006/wordprocessingDrawing" xmlns:w10="urn:schemas-microsoft-com:office:word" xmlns:w="http://schemas.openxmlformats.org/wordprocessingml/2006/main" xmlns:w14="http://schemas.microsoft.com/office/word/2010/wordml" xmlns:w15="http://schemas.microsoft.com/office/word/2012/wordml" xmlns:w16cex="http://schemas.microsoft.com/office/word/2018/wordml/cex" xmlns:w16cid="http://schemas.microsoft.com/office/word/2016/wordml/cid" xmlns:w16="http://schemas.microsoft.com/office/word/2018/wordml" xmlns:w16se="http://schemas.microsoft.com/office/word/2015/wordml/symex" xmlns:wpg="http://schemas.microsoft.com/office/word/2010/wordprocessingGroup" xmlns:wpi="http://schemas.microsoft.com/office/word/2010/wordprocessingInk" xmlns:wne="http://schemas.microsoft.com/office/word/2006/wordml" xmlns:wps="http://schemas.microsoft.com/office/word/2010/wordprocessingShape" mc:Ignorable="w14 w15 w16se w16cid w16 w16cex wp14">
   <w:endnote w:type="separator" w:id="-1">
     <w:p>
       <w:r>
@@ -15256,7 +16372,7 @@
 </file>
 
 <file path=word/footer1.xml><?xml version="1.0" encoding="utf-8"?>
-<w:ftr xmlns:wpc="http://schemas.microsoft.com/office/word/2010/wordprocessingCanvas" xmlns:cx="http://schemas.microsoft.com/office/drawing/2014/chartex" xmlns:cx1="http://schemas.microsoft.com/office/drawing/2015/9/8/chartex" xmlns:mc="http://schemas.openxmlformats.org/markup-compatibility/2006" xmlns:o="urn:schemas-microsoft-com:office:office" xmlns:r="http://schemas.openxmlformats.org/officeDocument/2006/relationships" xmlns:m="http://schemas.openxmlformats.org/officeDocument/2006/math" xmlns:v="urn:schemas-microsoft-com:vml" xmlns:wp14="http://schemas.microsoft.com/office/word/2010/wordprocessingDrawing" xmlns:wp="http://schemas.openxmlformats.org/drawingml/2006/wordprocessingDrawing" xmlns:w10="urn:schemas-microsoft-com:office:word" xmlns:w="http://schemas.openxmlformats.org/wordprocessingml/2006/main" xmlns:w14="http://schemas.microsoft.com/office/word/2010/wordml" xmlns:w15="http://schemas.microsoft.com/office/word/2012/wordml" xmlns:w16se="http://schemas.microsoft.com/office/word/2015/wordml/symex" xmlns:wpg="http://schemas.microsoft.com/office/word/2010/wordprocessingGroup" xmlns:wpi="http://schemas.microsoft.com/office/word/2010/wordprocessingInk" xmlns:wne="http://schemas.microsoft.com/office/word/2006/wordml" xmlns:wps="http://schemas.microsoft.com/office/word/2010/wordprocessingShape" mc:Ignorable="w14 w15 w16se wp14">
+<w:ftr xmlns:wpc="http://schemas.microsoft.com/office/word/2010/wordprocessingCanvas" xmlns:cx="http://schemas.microsoft.com/office/drawing/2014/chartex" xmlns:cx1="http://schemas.microsoft.com/office/drawing/2015/9/8/chartex" xmlns:cx2="http://schemas.microsoft.com/office/drawing/2015/10/21/chartex" xmlns:cx3="http://schemas.microsoft.com/office/drawing/2016/5/9/chartex" xmlns:cx4="http://schemas.microsoft.com/office/drawing/2016/5/10/chartex" xmlns:cx5="http://schemas.microsoft.com/office/drawing/2016/5/11/chartex" xmlns:cx6="http://schemas.microsoft.com/office/drawing/2016/5/12/chartex" xmlns:cx7="http://schemas.microsoft.com/office/drawing/2016/5/13/chartex" xmlns:cx8="http://schemas.microsoft.com/office/drawing/2016/5/14/chartex" xmlns:mc="http://schemas.openxmlformats.org/markup-compatibility/2006" xmlns:aink="http://schemas.microsoft.com/office/drawing/2016/ink" xmlns:am3d="http://schemas.microsoft.com/office/drawing/2017/model3d" xmlns:o="urn:schemas-microsoft-com:office:office" xmlns:r="http://schemas.openxmlformats.org/officeDocument/2006/relationships" xmlns:m="http://schemas.openxmlformats.org/officeDocument/2006/math" xmlns:v="urn:schemas-microsoft-com:vml" xmlns:wp14="http://schemas.microsoft.com/office/word/2010/wordprocessingDrawing" xmlns:wp="http://schemas.openxmlformats.org/drawingml/2006/wordprocessingDrawing" xmlns:w10="urn:schemas-microsoft-com:office:word" xmlns:w="http://schemas.openxmlformats.org/wordprocessingml/2006/main" xmlns:w14="http://schemas.microsoft.com/office/word/2010/wordml" xmlns:w15="http://schemas.microsoft.com/office/word/2012/wordml" xmlns:w16cex="http://schemas.microsoft.com/office/word/2018/wordml/cex" xmlns:w16cid="http://schemas.microsoft.com/office/word/2016/wordml/cid" xmlns:w16="http://schemas.microsoft.com/office/word/2018/wordml" xmlns:w16se="http://schemas.microsoft.com/office/word/2015/wordml/symex" xmlns:wpg="http://schemas.microsoft.com/office/word/2010/wordprocessingGroup" xmlns:wpi="http://schemas.microsoft.com/office/word/2010/wordprocessingInk" xmlns:wne="http://schemas.microsoft.com/office/word/2006/wordml" xmlns:wps="http://schemas.microsoft.com/office/word/2010/wordprocessingShape" mc:Ignorable="w14 w15 w16se w16cid w16 w16cex wp14">
   <w:sdt>
     <w:sdtPr>
       <w:id w:val="-995948763"/>
@@ -15369,7 +16485,7 @@
 </file>
 
 <file path=word/footer2.xml><?xml version="1.0" encoding="utf-8"?>
-<w:ftr xmlns:wpc="http://schemas.microsoft.com/office/word/2010/wordprocessingCanvas" xmlns:cx="http://schemas.microsoft.com/office/drawing/2014/chartex" xmlns:cx1="http://schemas.microsoft.com/office/drawing/2015/9/8/chartex" xmlns:mc="http://schemas.openxmlformats.org/markup-compatibility/2006" xmlns:o="urn:schemas-microsoft-com:office:office" xmlns:r="http://schemas.openxmlformats.org/officeDocument/2006/relationships" xmlns:m="http://schemas.openxmlformats.org/officeDocument/2006/math" xmlns:v="urn:schemas-microsoft-com:vml" xmlns:wp14="http://schemas.microsoft.com/office/word/2010/wordprocessingDrawing" xmlns:wp="http://schemas.openxmlformats.org/drawingml/2006/wordprocessingDrawing" xmlns:w10="urn:schemas-microsoft-com:office:word" xmlns:w="http://schemas.openxmlformats.org/wordprocessingml/2006/main" xmlns:w14="http://schemas.microsoft.com/office/word/2010/wordml" xmlns:w15="http://schemas.microsoft.com/office/word/2012/wordml" xmlns:w16se="http://schemas.microsoft.com/office/word/2015/wordml/symex" xmlns:wpg="http://schemas.microsoft.com/office/word/2010/wordprocessingGroup" xmlns:wpi="http://schemas.microsoft.com/office/word/2010/wordprocessingInk" xmlns:wne="http://schemas.microsoft.com/office/word/2006/wordml" xmlns:wps="http://schemas.microsoft.com/office/word/2010/wordprocessingShape" mc:Ignorable="w14 w15 w16se wp14">
+<w:ftr xmlns:wpc="http://schemas.microsoft.com/office/word/2010/wordprocessingCanvas" xmlns:cx="http://schemas.microsoft.com/office/drawing/2014/chartex" xmlns:cx1="http://schemas.microsoft.com/office/drawing/2015/9/8/chartex" xmlns:cx2="http://schemas.microsoft.com/office/drawing/2015/10/21/chartex" xmlns:cx3="http://schemas.microsoft.com/office/drawing/2016/5/9/chartex" xmlns:cx4="http://schemas.microsoft.com/office/drawing/2016/5/10/chartex" xmlns:cx5="http://schemas.microsoft.com/office/drawing/2016/5/11/chartex" xmlns:cx6="http://schemas.microsoft.com/office/drawing/2016/5/12/chartex" xmlns:cx7="http://schemas.microsoft.com/office/drawing/2016/5/13/chartex" xmlns:cx8="http://schemas.microsoft.com/office/drawing/2016/5/14/chartex" xmlns:mc="http://schemas.openxmlformats.org/markup-compatibility/2006" xmlns:aink="http://schemas.microsoft.com/office/drawing/2016/ink" xmlns:am3d="http://schemas.microsoft.com/office/drawing/2017/model3d" xmlns:o="urn:schemas-microsoft-com:office:office" xmlns:r="http://schemas.openxmlformats.org/officeDocument/2006/relationships" xmlns:m="http://schemas.openxmlformats.org/officeDocument/2006/math" xmlns:v="urn:schemas-microsoft-com:vml" xmlns:wp14="http://schemas.microsoft.com/office/word/2010/wordprocessingDrawing" xmlns:wp="http://schemas.openxmlformats.org/drawingml/2006/wordprocessingDrawing" xmlns:w10="urn:schemas-microsoft-com:office:word" xmlns:w="http://schemas.openxmlformats.org/wordprocessingml/2006/main" xmlns:w14="http://schemas.microsoft.com/office/word/2010/wordml" xmlns:w15="http://schemas.microsoft.com/office/word/2012/wordml" xmlns:w16cex="http://schemas.microsoft.com/office/word/2018/wordml/cex" xmlns:w16cid="http://schemas.microsoft.com/office/word/2016/wordml/cid" xmlns:w16="http://schemas.microsoft.com/office/word/2018/wordml" xmlns:w16se="http://schemas.microsoft.com/office/word/2015/wordml/symex" xmlns:wpg="http://schemas.microsoft.com/office/word/2010/wordprocessingGroup" xmlns:wpi="http://schemas.microsoft.com/office/word/2010/wordprocessingInk" xmlns:wne="http://schemas.microsoft.com/office/word/2006/wordml" xmlns:wps="http://schemas.microsoft.com/office/word/2010/wordprocessingShape" mc:Ignorable="w14 w15 w16se w16cid w16 w16cex wp14">
   <w:sdt>
     <w:sdtPr>
       <w:id w:val="1858078942"/>
@@ -15492,7 +16608,7 @@
 </file>
 
 <file path=word/footnotes.xml><?xml version="1.0" encoding="utf-8"?>
-<w:footnotes xmlns:wpc="http://schemas.microsoft.com/office/word/2010/wordprocessingCanvas" xmlns:cx="http://schemas.microsoft.com/office/drawing/2014/chartex" xmlns:cx1="http://schemas.microsoft.com/office/drawing/2015/9/8/chartex" xmlns:mc="http://schemas.openxmlformats.org/markup-compatibility/2006" xmlns:o="urn:schemas-microsoft-com:office:office" xmlns:r="http://schemas.openxmlformats.org/officeDocument/2006/relationships" xmlns:m="http://schemas.openxmlformats.org/officeDocument/2006/math" xmlns:v="urn:schemas-microsoft-com:vml" xmlns:wp14="http://schemas.microsoft.com/office/word/2010/wordprocessingDrawing" xmlns:wp="http://schemas.openxmlformats.org/drawingml/2006/wordprocessingDrawing" xmlns:w10="urn:schemas-microsoft-com:office:word" xmlns:w="http://schemas.openxmlformats.org/wordprocessingml/2006/main" xmlns:w14="http://schemas.microsoft.com/office/word/2010/wordml" xmlns:w15="http://schemas.microsoft.com/office/word/2012/wordml" xmlns:w16se="http://schemas.microsoft.com/office/word/2015/wordml/symex" xmlns:wpg="http://schemas.microsoft.com/office/word/2010/wordprocessingGroup" xmlns:wpi="http://schemas.microsoft.com/office/word/2010/wordprocessingInk" xmlns:wne="http://schemas.microsoft.com/office/word/2006/wordml" xmlns:wps="http://schemas.microsoft.com/office/word/2010/wordprocessingShape" mc:Ignorable="w14 w15 w16se wp14">
+<w:footnotes xmlns:wpc="http://schemas.microsoft.com/office/word/2010/wordprocessingCanvas" xmlns:cx="http://schemas.microsoft.com/office/drawing/2014/chartex" xmlns:cx1="http://schemas.microsoft.com/office/drawing/2015/9/8/chartex" xmlns:cx2="http://schemas.microsoft.com/office/drawing/2015/10/21/chartex" xmlns:cx3="http://schemas.microsoft.com/office/drawing/2016/5/9/chartex" xmlns:cx4="http://schemas.microsoft.com/office/drawing/2016/5/10/chartex" xmlns:cx5="http://schemas.microsoft.com/office/drawing/2016/5/11/chartex" xmlns:cx6="http://schemas.microsoft.com/office/drawing/2016/5/12/chartex" xmlns:cx7="http://schemas.microsoft.com/office/drawing/2016/5/13/chartex" xmlns:cx8="http://schemas.microsoft.com/office/drawing/2016/5/14/chartex" xmlns:mc="http://schemas.openxmlformats.org/markup-compatibility/2006" xmlns:aink="http://schemas.microsoft.com/office/drawing/2016/ink" xmlns:am3d="http://schemas.microsoft.com/office/drawing/2017/model3d" xmlns:o="urn:schemas-microsoft-com:office:office" xmlns:r="http://schemas.openxmlformats.org/officeDocument/2006/relationships" xmlns:m="http://schemas.openxmlformats.org/officeDocument/2006/math" xmlns:v="urn:schemas-microsoft-com:vml" xmlns:wp14="http://schemas.microsoft.com/office/word/2010/wordprocessingDrawing" xmlns:wp="http://schemas.openxmlformats.org/drawingml/2006/wordprocessingDrawing" xmlns:w10="urn:schemas-microsoft-com:office:word" xmlns:w="http://schemas.openxmlformats.org/wordprocessingml/2006/main" xmlns:w14="http://schemas.microsoft.com/office/word/2010/wordml" xmlns:w15="http://schemas.microsoft.com/office/word/2012/wordml" xmlns:w16cex="http://schemas.microsoft.com/office/word/2018/wordml/cex" xmlns:w16cid="http://schemas.microsoft.com/office/word/2016/wordml/cid" xmlns:w16="http://schemas.microsoft.com/office/word/2018/wordml" xmlns:w16se="http://schemas.microsoft.com/office/word/2015/wordml/symex" xmlns:wpg="http://schemas.microsoft.com/office/word/2010/wordprocessingGroup" xmlns:wpi="http://schemas.microsoft.com/office/word/2010/wordprocessingInk" xmlns:wne="http://schemas.microsoft.com/office/word/2006/wordml" xmlns:wps="http://schemas.microsoft.com/office/word/2010/wordprocessingShape" mc:Ignorable="w14 w15 w16se w16cid w16 w16cex wp14">
   <w:footnote w:type="separator" w:id="-1">
     <w:p>
       <w:r>
@@ -15511,7 +16627,7 @@
 </file>
 
 <file path=word/numbering.xml><?xml version="1.0" encoding="utf-8"?>
-<w:numbering xmlns:wpc="http://schemas.microsoft.com/office/word/2010/wordprocessingCanvas" xmlns:cx="http://schemas.microsoft.com/office/drawing/2014/chartex" xmlns:cx1="http://schemas.microsoft.com/office/drawing/2015/9/8/chartex" xmlns:mc="http://schemas.openxmlformats.org/markup-compatibility/2006" xmlns:o="urn:schemas-microsoft-com:office:office" xmlns:r="http://schemas.openxmlformats.org/officeDocument/2006/relationships" xmlns:m="http://schemas.openxmlformats.org/officeDocument/2006/math" xmlns:v="urn:schemas-microsoft-com:vml" xmlns:wp14="http://schemas.microsoft.com/office/word/2010/wordprocessingDrawing" xmlns:wp="http://schemas.openxmlformats.org/drawingml/2006/wordprocessingDrawing" xmlns:w10="urn:schemas-microsoft-com:office:word" xmlns:w="http://schemas.openxmlformats.org/wordprocessingml/2006/main" xmlns:w14="http://schemas.microsoft.com/office/word/2010/wordml" xmlns:w15="http://schemas.microsoft.com/office/word/2012/wordml" xmlns:w16se="http://schemas.microsoft.com/office/word/2015/wordml/symex" xmlns:wpg="http://schemas.microsoft.com/office/word/2010/wordprocessingGroup" xmlns:wpi="http://schemas.microsoft.com/office/word/2010/wordprocessingInk" xmlns:wne="http://schemas.microsoft.com/office/word/2006/wordml" xmlns:wps="http://schemas.microsoft.com/office/word/2010/wordprocessingShape" mc:Ignorable="w14 w15 w16se wp14">
+<w:numbering xmlns:wpc="http://schemas.microsoft.com/office/word/2010/wordprocessingCanvas" xmlns:cx="http://schemas.microsoft.com/office/drawing/2014/chartex" xmlns:cx1="http://schemas.microsoft.com/office/drawing/2015/9/8/chartex" xmlns:cx2="http://schemas.microsoft.com/office/drawing/2015/10/21/chartex" xmlns:cx3="http://schemas.microsoft.com/office/drawing/2016/5/9/chartex" xmlns:cx4="http://schemas.microsoft.com/office/drawing/2016/5/10/chartex" xmlns:cx5="http://schemas.microsoft.com/office/drawing/2016/5/11/chartex" xmlns:cx6="http://schemas.microsoft.com/office/drawing/2016/5/12/chartex" xmlns:cx7="http://schemas.microsoft.com/office/drawing/2016/5/13/chartex" xmlns:cx8="http://schemas.microsoft.com/office/drawing/2016/5/14/chartex" xmlns:mc="http://schemas.openxmlformats.org/markup-compatibility/2006" xmlns:aink="http://schemas.microsoft.com/office/drawing/2016/ink" xmlns:am3d="http://schemas.microsoft.com/office/drawing/2017/model3d" xmlns:o="urn:schemas-microsoft-com:office:office" xmlns:r="http://schemas.openxmlformats.org/officeDocument/2006/relationships" xmlns:m="http://schemas.openxmlformats.org/officeDocument/2006/math" xmlns:v="urn:schemas-microsoft-com:vml" xmlns:wp14="http://schemas.microsoft.com/office/word/2010/wordprocessingDrawing" xmlns:wp="http://schemas.openxmlformats.org/drawingml/2006/wordprocessingDrawing" xmlns:w10="urn:schemas-microsoft-com:office:word" xmlns:w="http://schemas.openxmlformats.org/wordprocessingml/2006/main" xmlns:w14="http://schemas.microsoft.com/office/word/2010/wordml" xmlns:w15="http://schemas.microsoft.com/office/word/2012/wordml" xmlns:w16cex="http://schemas.microsoft.com/office/word/2018/wordml/cex" xmlns:w16cid="http://schemas.microsoft.com/office/word/2016/wordml/cid" xmlns:w16="http://schemas.microsoft.com/office/word/2018/wordml" xmlns:w16se="http://schemas.microsoft.com/office/word/2015/wordml/symex" xmlns:wpg="http://schemas.microsoft.com/office/word/2010/wordprocessingGroup" xmlns:wpi="http://schemas.microsoft.com/office/word/2010/wordprocessingInk" xmlns:wne="http://schemas.microsoft.com/office/word/2006/wordml" xmlns:wps="http://schemas.microsoft.com/office/word/2010/wordprocessingShape" mc:Ignorable="w14 w15 w16se w16cid w16 w16cex wp14">
   <w:abstractNum w:abstractNumId="0" w15:restartNumberingAfterBreak="0">
     <w:nsid w:val="0000001B"/>
     <w:multiLevelType w:val="hybridMultilevel"/>
@@ -19903,7 +21019,7 @@
 </file>
 
 <file path=word/styles.xml><?xml version="1.0" encoding="utf-8"?>
-<w:styles xmlns:mc="http://schemas.openxmlformats.org/markup-compatibility/2006" xmlns:r="http://schemas.openxmlformats.org/officeDocument/2006/relationships" xmlns:w="http://schemas.openxmlformats.org/wordprocessingml/2006/main" xmlns:w14="http://schemas.microsoft.com/office/word/2010/wordml" xmlns:w15="http://schemas.microsoft.com/office/word/2012/wordml" xmlns:w16se="http://schemas.microsoft.com/office/word/2015/wordml/symex" mc:Ignorable="w14 w15 w16se">
+<w:styles xmlns:mc="http://schemas.openxmlformats.org/markup-compatibility/2006" xmlns:r="http://schemas.openxmlformats.org/officeDocument/2006/relationships" xmlns:w="http://schemas.openxmlformats.org/wordprocessingml/2006/main" xmlns:w14="http://schemas.microsoft.com/office/word/2010/wordml" xmlns:w15="http://schemas.microsoft.com/office/word/2012/wordml" xmlns:w16cex="http://schemas.microsoft.com/office/word/2018/wordml/cex" xmlns:w16cid="http://schemas.microsoft.com/office/word/2016/wordml/cid" xmlns:w16="http://schemas.microsoft.com/office/word/2018/wordml" xmlns:w16se="http://schemas.microsoft.com/office/word/2015/wordml/symex" mc:Ignorable="w14 w15 w16se w16cid w16 w16cex">
   <w:docDefaults>
     <w:rPrDefault>
       <w:rPr>
@@ -19919,7 +21035,7 @@
       </w:pPr>
     </w:pPrDefault>
   </w:docDefaults>
-  <w:latentStyles w:defLockedState="0" w:defUIPriority="99" w:defSemiHidden="0" w:defUnhideWhenUsed="0" w:defQFormat="0" w:count="371">
+  <w:latentStyles w:defLockedState="0" w:defUIPriority="99" w:defSemiHidden="0" w:defUnhideWhenUsed="0" w:defQFormat="0" w:count="376">
     <w:lsdException w:name="Normal" w:uiPriority="0" w:qFormat="1"/>
     <w:lsdException w:name="heading 1" w:uiPriority="9" w:qFormat="1"/>
     <w:lsdException w:name="heading 2" w:semiHidden="1" w:uiPriority="9" w:unhideWhenUsed="1" w:qFormat="1"/>
@@ -20025,7 +21141,6 @@
     <w:lsdException w:name="HTML Sample" w:semiHidden="1" w:unhideWhenUsed="1"/>
     <w:lsdException w:name="HTML Typewriter" w:semiHidden="1" w:unhideWhenUsed="1"/>
     <w:lsdException w:name="HTML Variable" w:semiHidden="1" w:unhideWhenUsed="1"/>
-    <w:lsdException w:name="Normal Table" w:semiHidden="1" w:unhideWhenUsed="1"/>
     <w:lsdException w:name="annotation subject" w:semiHidden="1" w:unhideWhenUsed="1"/>
     <w:lsdException w:name="No List" w:semiHidden="1" w:unhideWhenUsed="1"/>
     <w:lsdException w:name="Outline List 1" w:semiHidden="1" w:unhideWhenUsed="1"/>
@@ -20068,11 +21183,8 @@
     <w:lsdException w:name="Table Contemporary" w:semiHidden="1" w:unhideWhenUsed="1"/>
     <w:lsdException w:name="Table Elegant" w:semiHidden="1" w:unhideWhenUsed="1"/>
     <w:lsdException w:name="Table Professional" w:semiHidden="1" w:unhideWhenUsed="1"/>
-    <w:lsdException w:name="Table Subtle 1" w:semiHidden="1" w:unhideWhenUsed="1"/>
     <w:lsdException w:name="Table Subtle 2" w:semiHidden="1" w:unhideWhenUsed="1"/>
     <w:lsdException w:name="Table Web 1" w:semiHidden="1" w:unhideWhenUsed="1"/>
-    <w:lsdException w:name="Table Web 2" w:semiHidden="1" w:unhideWhenUsed="1"/>
-    <w:lsdException w:name="Table Web 3" w:semiHidden="1" w:unhideWhenUsed="1"/>
     <w:lsdException w:name="Balloon Text" w:semiHidden="1" w:unhideWhenUsed="1"/>
     <w:lsdException w:name="Table Grid" w:uiPriority="39"/>
     <w:lsdException w:name="Table Theme" w:semiHidden="1" w:unhideWhenUsed="1"/>
@@ -20291,6 +21403,11 @@
     <w:lsdException w:name="List Table 5 Dark Accent 6" w:uiPriority="50"/>
     <w:lsdException w:name="List Table 6 Colorful Accent 6" w:uiPriority="51"/>
     <w:lsdException w:name="List Table 7 Colorful Accent 6" w:uiPriority="52"/>
+    <w:lsdException w:name="Mention" w:semiHidden="1" w:unhideWhenUsed="1"/>
+    <w:lsdException w:name="Smart Hyperlink" w:semiHidden="1" w:unhideWhenUsed="1"/>
+    <w:lsdException w:name="Hashtag" w:semiHidden="1" w:unhideWhenUsed="1"/>
+    <w:lsdException w:name="Unresolved Mention" w:semiHidden="1" w:unhideWhenUsed="1"/>
+    <w:lsdException w:name="Smart Link" w:semiHidden="1" w:unhideWhenUsed="1"/>
   </w:latentStyles>
   <w:style w:type="paragraph" w:default="1" w:styleId="Normal">
     <w:name w:val="Normal"/>

--- a/yang-diujikan/bahasa inggris - pembahasan.docx
+++ b/yang-diujikan/bahasa inggris - pembahasan.docx
@@ -1630,7 +1630,7 @@
           </mc:Choice>
           <mc:Fallback>
             <w:pict>
-              <v:roundrect w14:anchorId="68AB5EB0" id="Rounded Rectangle 5" o:spid="_x0000_s1026" style="position:absolute;margin-left:21.2pt;margin-top:6.05pt;width:475.75pt;height:151.5pt;z-index:-251652096;visibility:visible;mso-wrap-style:square;mso-width-percent:0;mso-height-percent:0;mso-wrap-distance-left:9pt;mso-wrap-distance-top:0;mso-wrap-distance-right:9pt;mso-wrap-distance-bottom:0;mso-position-horizontal:absolute;mso-position-horizontal-relative:text;mso-position-vertical:absolute;mso-position-vertical-relative:text;mso-width-percent:0;mso-height-percent:0;mso-width-relative:page;mso-height-relative:page;v-text-anchor:top" arcsize="3453f" o:gfxdata="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" fillcolor="white [3201]" strokecolor="black [3200]" strokeweight="1pt">
+              <v:roundrect w14:anchorId="22D6C6FB" id="Rounded Rectangle 5" o:spid="_x0000_s1026" style="position:absolute;margin-left:21.2pt;margin-top:6.05pt;width:475.75pt;height:151.5pt;z-index:-251652096;visibility:visible;mso-wrap-style:square;mso-width-percent:0;mso-height-percent:0;mso-wrap-distance-left:9pt;mso-wrap-distance-top:0;mso-wrap-distance-right:9pt;mso-wrap-distance-bottom:0;mso-position-horizontal:absolute;mso-position-horizontal-relative:text;mso-position-vertical:absolute;mso-position-vertical-relative:text;mso-width-percent:0;mso-height-percent:0;mso-width-relative:page;mso-height-relative:page;v-text-anchor:top" arcsize="3453f" o:gfxdata="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" fillcolor="white [3201]" strokecolor="black [3200]" strokeweight="1pt">
                 <v:stroke dashstyle="longDash" joinstyle="miter"/>
               </v:roundrect>
             </w:pict>
@@ -1944,6 +1944,27 @@
           <w:szCs w:val="24"/>
         </w:rPr>
         <w:t>The reason why cheetah belongs to rare animals.</w:t>
+      </w:r>
+    </w:p>
+    <w:p>
+      <w:pPr>
+        <w:rPr>
+          <w:rFonts w:ascii="Times New Roman" w:hAnsi="Times New Roman" w:cs="Times New Roman"/>
+          <w:sz w:val="24"/>
+          <w:szCs w:val="24"/>
+        </w:rPr>
+      </w:pPr>
+      <w:bookmarkStart w:id="0" w:name="_GoBack"/>
+      <w:bookmarkEnd w:id="0"/>
+      <w:r>
+        <w:rPr>
+          <w:rFonts w:ascii="Times New Roman" w:hAnsi="Times New Roman" w:cs="Times New Roman"/>
+          <w:sz w:val="24"/>
+          <w:szCs w:val="24"/>
+          <w:highlight w:val="cyan"/>
+        </w:rPr>
+        <w:lastRenderedPageBreak/>
+        <w:t>Pada paragraf kedua itu kan artinya adalah Cheetah memiliki kepala yang kecil dan telinga yang kecil, terus punya kaki yang panjang. Lalu, dia selalu berburu di tanah terbuka. Maka ini adalah deskripsi fisik dari hewan tersebut</w:t>
       </w:r>
     </w:p>
     <w:p>
@@ -1969,7 +1990,6 @@
           <w:sz w:val="24"/>
           <w:szCs w:val="24"/>
         </w:rPr>
-        <w:lastRenderedPageBreak/>
         <w:t xml:space="preserve">“It is now rare and is one of the animals which is in danger of extinction.” </w:t>
       </w:r>
       <w:proofErr w:type="gramStart"/>
@@ -2463,7 +2483,7 @@
           </mc:Choice>
           <mc:Fallback>
             <w:pict>
-              <v:roundrect w14:anchorId="32193222" id="Rounded Rectangle 30" o:spid="_x0000_s1026" style="position:absolute;margin-left:4.7pt;margin-top:2.7pt;width:499.7pt;height:140.25pt;z-index:-251640832;visibility:visible;mso-wrap-style:square;mso-width-percent:0;mso-height-percent:0;mso-wrap-distance-left:9pt;mso-wrap-distance-top:0;mso-wrap-distance-right:9pt;mso-wrap-distance-bottom:0;mso-position-horizontal:absolute;mso-position-horizontal-relative:text;mso-position-vertical:absolute;mso-position-vertical-relative:text;mso-width-percent:0;mso-height-percent:0;mso-width-relative:page;mso-height-relative:page;v-text-anchor:top" arcsize="3453f" o:gfxdata="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" fillcolor="white [3201]" strokecolor="black [3200]" strokeweight="1pt">
+              <v:roundrect w14:anchorId="1DEE4B68" id="Rounded Rectangle 30" o:spid="_x0000_s1026" style="position:absolute;margin-left:4.7pt;margin-top:2.7pt;width:499.7pt;height:140.25pt;z-index:-251640832;visibility:visible;mso-wrap-style:square;mso-width-percent:0;mso-height-percent:0;mso-wrap-distance-left:9pt;mso-wrap-distance-top:0;mso-wrap-distance-right:9pt;mso-wrap-distance-bottom:0;mso-position-horizontal:absolute;mso-position-horizontal-relative:text;mso-position-vertical:absolute;mso-position-vertical-relative:text;mso-width-percent:0;mso-height-percent:0;mso-width-relative:page;mso-height-relative:page;v-text-anchor:top" arcsize="3453f" o:gfxdata="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" fillcolor="white [3201]" strokecolor="black [3200]" strokeweight="1pt">
                 <v:stroke dashstyle="longDash" joinstyle="miter"/>
               </v:roundrect>
             </w:pict>
@@ -3200,7 +3220,7 @@
           </mc:Choice>
           <mc:Fallback>
             <w:pict>
-              <v:roundrect w14:anchorId="2D9F0551" id="Rounded Rectangle 16" o:spid="_x0000_s1026" style="position:absolute;margin-left:9.2pt;margin-top:21.75pt;width:499.5pt;height:207.75pt;z-index:251696128;visibility:visible;mso-wrap-style:square;mso-width-percent:0;mso-height-percent:0;mso-wrap-distance-left:9pt;mso-wrap-distance-top:0;mso-wrap-distance-right:9pt;mso-wrap-distance-bottom:0;mso-position-horizontal:absolute;mso-position-horizontal-relative:text;mso-position-vertical:absolute;mso-position-vertical-relative:text;mso-width-percent:0;mso-height-percent:0;mso-width-relative:page;mso-height-relative:page;v-text-anchor:top" arcsize="3453f" o:gfxdata="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" filled="f" strokeweight="4.25pt">
+              <v:roundrect w14:anchorId="13FA3E65" id="Rounded Rectangle 16" o:spid="_x0000_s1026" style="position:absolute;margin-left:9.2pt;margin-top:21.75pt;width:499.5pt;height:207.75pt;z-index:251696128;visibility:visible;mso-wrap-style:square;mso-width-percent:0;mso-height-percent:0;mso-wrap-distance-left:9pt;mso-wrap-distance-top:0;mso-wrap-distance-right:9pt;mso-wrap-distance-bottom:0;mso-position-horizontal:absolute;mso-position-horizontal-relative:text;mso-position-vertical:absolute;mso-position-vertical-relative:text;mso-width-percent:0;mso-height-percent:0;mso-width-relative:page;mso-height-relative:page;v-text-anchor:top" arcsize="3453f" o:gfxdata="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" filled="f" strokeweight="4.25pt">
                 <v:stroke linestyle="thickBetweenThin"/>
               </v:roundrect>
             </w:pict>
@@ -3419,6 +3439,7 @@
           <w:szCs w:val="23"/>
           <w:lang w:val="en-US"/>
         </w:rPr>
+        <w:lastRenderedPageBreak/>
         <w:t>Recent research by forest scientists at the Bogor, West Java-based Center for International Forestry</w:t>
       </w:r>
       <w:r>
@@ -3460,7 +3481,6 @@
           <w:sz w:val="24"/>
           <w:szCs w:val="24"/>
         </w:rPr>
-        <w:lastRenderedPageBreak/>
         <w:t xml:space="preserve">What is the text </w:t>
       </w:r>
       <w:proofErr w:type="gramStart"/>
@@ -5224,7 +5244,7 @@
           </mc:Choice>
           <mc:Fallback>
             <w:pict>
-              <v:roundrect w14:anchorId="507D65A9" id="Rounded Rectangle 8" o:spid="_x0000_s1026" style="position:absolute;margin-left:17.45pt;margin-top:9.25pt;width:480.8pt;height:121.5pt;z-index:251667456;visibility:visible;mso-wrap-style:square;mso-width-percent:0;mso-height-percent:0;mso-wrap-distance-left:9pt;mso-wrap-distance-top:0;mso-wrap-distance-right:9pt;mso-wrap-distance-bottom:0;mso-position-horizontal:absolute;mso-position-horizontal-relative:text;mso-position-vertical:absolute;mso-position-vertical-relative:text;mso-width-percent:0;mso-height-percent:0;mso-width-relative:page;mso-height-relative:page;v-text-anchor:top" arcsize="3453f" o:gfxdata="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" filled="f" strokeweight="4.25pt">
+              <v:roundrect w14:anchorId="32CEDF3B" id="Rounded Rectangle 8" o:spid="_x0000_s1026" style="position:absolute;margin-left:17.45pt;margin-top:9.25pt;width:480.8pt;height:121.5pt;z-index:251667456;visibility:visible;mso-wrap-style:square;mso-width-percent:0;mso-height-percent:0;mso-wrap-distance-left:9pt;mso-wrap-distance-top:0;mso-wrap-distance-right:9pt;mso-wrap-distance-bottom:0;mso-position-horizontal:absolute;mso-position-horizontal-relative:text;mso-position-vertical:absolute;mso-position-vertical-relative:text;mso-width-percent:0;mso-height-percent:0;mso-width-relative:page;mso-height-relative:page;v-text-anchor:top" arcsize="3453f" o:gfxdata="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" filled="f" strokeweight="4.25pt">
                 <v:stroke linestyle="thickBetweenThin"/>
               </v:roundrect>
             </w:pict>
@@ -5388,6 +5408,7 @@
           <w:sz w:val="24"/>
           <w:szCs w:val="24"/>
         </w:rPr>
+        <w:lastRenderedPageBreak/>
         <w:t xml:space="preserve">I would like to </w:t>
       </w:r>
       <w:proofErr w:type="gramStart"/>
@@ -5507,7 +5528,6 @@
           <w:sz w:val="24"/>
           <w:szCs w:val="24"/>
         </w:rPr>
-        <w:lastRenderedPageBreak/>
         <w:t xml:space="preserve">What is the writer’s purpose in writing the </w:t>
       </w:r>
       <w:proofErr w:type="gramStart"/>
@@ -6348,7 +6368,7 @@
           </mc:Choice>
           <mc:Fallback>
             <w:pict>
-              <v:roundrect w14:anchorId="44953CC1" id="Rounded Rectangle 27" o:spid="_x0000_s1026" style="position:absolute;margin-left:16.7pt;margin-top:12.3pt;width:484.8pt;height:218.25pt;z-index:251669504;visibility:visible;mso-wrap-style:square;mso-width-percent:0;mso-height-percent:0;mso-wrap-distance-left:9pt;mso-wrap-distance-top:0;mso-wrap-distance-right:9pt;mso-wrap-distance-bottom:0;mso-position-horizontal:absolute;mso-position-horizontal-relative:text;mso-position-vertical:absolute;mso-position-vertical-relative:text;mso-width-percent:0;mso-height-percent:0;mso-width-relative:page;mso-height-relative:page;v-text-anchor:top" arcsize="3453f" o:gfxdata="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" filled="f" strokeweight="4.25pt">
+              <v:roundrect w14:anchorId="5A1C439B" id="Rounded Rectangle 27" o:spid="_x0000_s1026" style="position:absolute;margin-left:16.7pt;margin-top:12.3pt;width:484.8pt;height:218.25pt;z-index:251669504;visibility:visible;mso-wrap-style:square;mso-width-percent:0;mso-height-percent:0;mso-wrap-distance-left:9pt;mso-wrap-distance-top:0;mso-wrap-distance-right:9pt;mso-wrap-distance-bottom:0;mso-position-horizontal:absolute;mso-position-horizontal-relative:text;mso-position-vertical:absolute;mso-position-vertical-relative:text;mso-width-percent:0;mso-height-percent:0;mso-width-relative:page;mso-height-relative:page;v-text-anchor:top" arcsize="3453f" o:gfxdata="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" filled="f" strokeweight="4.25pt">
                 <v:stroke linestyle="thickBetweenThin"/>
               </v:roundrect>
             </w:pict>
@@ -6744,6 +6764,7 @@
           <w:color w:val="000000" w:themeColor="text1"/>
           <w:lang w:val="en-US"/>
         </w:rPr>
+        <w:lastRenderedPageBreak/>
         <w:t>they feed on eggs, lizards, snakes and rodents.</w:t>
       </w:r>
     </w:p>
@@ -6832,7 +6853,6 @@
           <w:color w:val="000000" w:themeColor="text1"/>
           <w:lang w:val="en-US"/>
         </w:rPr>
-        <w:lastRenderedPageBreak/>
         <w:t>“ It</w:t>
       </w:r>
       <w:proofErr w:type="gramEnd"/>
@@ -7386,7 +7406,7 @@
           </mc:Choice>
           <mc:Fallback>
             <w:pict>
-              <v:roundrect w14:anchorId="49D67715" id="Rounded Rectangle 28" o:spid="_x0000_s1026" style="position:absolute;margin-left:15.2pt;margin-top:11.3pt;width:492.05pt;height:222pt;z-index:251671552;visibility:visible;mso-wrap-style:square;mso-width-percent:0;mso-height-percent:0;mso-wrap-distance-left:9pt;mso-wrap-distance-top:0;mso-wrap-distance-right:9pt;mso-wrap-distance-bottom:0;mso-position-horizontal:absolute;mso-position-horizontal-relative:text;mso-position-vertical:absolute;mso-position-vertical-relative:text;mso-width-percent:0;mso-height-percent:0;mso-width-relative:page;mso-height-relative:page;v-text-anchor:top" arcsize="3453f" o:gfxdata="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" filled="f" strokeweight="4.25pt">
+              <v:roundrect w14:anchorId="3EC90EDA" id="Rounded Rectangle 28" o:spid="_x0000_s1026" style="position:absolute;margin-left:15.2pt;margin-top:11.3pt;width:492.05pt;height:222pt;z-index:251671552;visibility:visible;mso-wrap-style:square;mso-width-percent:0;mso-height-percent:0;mso-wrap-distance-left:9pt;mso-wrap-distance-top:0;mso-wrap-distance-right:9pt;mso-wrap-distance-bottom:0;mso-position-horizontal:absolute;mso-position-horizontal-relative:text;mso-position-vertical:absolute;mso-position-vertical-relative:text;mso-width-percent:0;mso-height-percent:0;mso-width-relative:page;mso-height-relative:page;v-text-anchor:top" arcsize="3453f" o:gfxdata="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" filled="f" strokeweight="4.25pt">
                 <v:stroke linestyle="thickBetweenThin"/>
               </v:roundrect>
             </w:pict>
@@ -8822,6 +8842,7 @@
           <w:color w:val="000000" w:themeColor="text1"/>
           <w:lang w:val="en-US"/>
         </w:rPr>
+        <w:lastRenderedPageBreak/>
         <w:t>To persuade people to appreciate fables</w:t>
       </w:r>
     </w:p>
@@ -8929,7 +8950,6 @@
           <w:color w:val="000000" w:themeColor="text1"/>
           <w:lang w:val="en-US"/>
         </w:rPr>
-        <w:lastRenderedPageBreak/>
         <w:t>Reading text 8</w:t>
       </w:r>
       <w:r>
@@ -9047,7 +9067,7 @@
           </mc:Choice>
           <mc:Fallback>
             <w:pict>
-              <v:roundrect w14:anchorId="1B6D5603" id="Rounded Rectangle 29" o:spid="_x0000_s1026" style="position:absolute;margin-left:12.2pt;margin-top:13.4pt;width:363.75pt;height:235.5pt;z-index:251673600;visibility:visible;mso-wrap-style:square;mso-width-percent:0;mso-height-percent:0;mso-wrap-distance-left:9pt;mso-wrap-distance-top:0;mso-wrap-distance-right:9pt;mso-wrap-distance-bottom:0;mso-position-horizontal:absolute;mso-position-horizontal-relative:text;mso-position-vertical:absolute;mso-position-vertical-relative:text;mso-width-percent:0;mso-height-percent:0;mso-width-relative:page;mso-height-relative:page;v-text-anchor:top" arcsize="3453f" o:gfxdata="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" filled="f" strokeweight="4.25pt">
+              <v:roundrect w14:anchorId="3ECC38D3" id="Rounded Rectangle 29" o:spid="_x0000_s1026" style="position:absolute;margin-left:12.2pt;margin-top:13.4pt;width:363.75pt;height:235.5pt;z-index:251673600;visibility:visible;mso-wrap-style:square;mso-width-percent:0;mso-height-percent:0;mso-wrap-distance-left:9pt;mso-wrap-distance-top:0;mso-wrap-distance-right:9pt;mso-wrap-distance-bottom:0;mso-position-horizontal:absolute;mso-position-horizontal-relative:text;mso-position-vertical:absolute;mso-position-vertical-relative:text;mso-width-percent:0;mso-height-percent:0;mso-width-relative:page;mso-height-relative:page;v-text-anchor:top" arcsize="3453f" o:gfxdata="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" filled="f" strokeweight="4.25pt">
                 <v:stroke linestyle="thickBetweenThin"/>
               </v:roundrect>
             </w:pict>
@@ -10403,7 +10423,7 @@
           </mc:Choice>
           <mc:Fallback>
             <w:pict>
-              <v:roundrect w14:anchorId="67022DBE" id="Rounded Rectangle 32" o:spid="_x0000_s1026" style="position:absolute;margin-left:12.2pt;margin-top:6pt;width:487.5pt;height:116.25pt;z-index:251677696;visibility:visible;mso-wrap-style:square;mso-width-percent:0;mso-height-percent:0;mso-wrap-distance-left:9pt;mso-wrap-distance-top:0;mso-wrap-distance-right:9pt;mso-wrap-distance-bottom:0;mso-position-horizontal:absolute;mso-position-horizontal-relative:text;mso-position-vertical:absolute;mso-position-vertical-relative:text;mso-width-percent:0;mso-height-percent:0;mso-width-relative:page;mso-height-relative:page;v-text-anchor:top" arcsize="3453f" o:gfxdata="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" filled="f" strokeweight="4.25pt">
+              <v:roundrect w14:anchorId="1DB68D45" id="Rounded Rectangle 32" o:spid="_x0000_s1026" style="position:absolute;margin-left:12.2pt;margin-top:6pt;width:487.5pt;height:116.25pt;z-index:251677696;visibility:visible;mso-wrap-style:square;mso-width-percent:0;mso-height-percent:0;mso-wrap-distance-left:9pt;mso-wrap-distance-top:0;mso-wrap-distance-right:9pt;mso-wrap-distance-bottom:0;mso-position-horizontal:absolute;mso-position-horizontal-relative:text;mso-position-vertical:absolute;mso-position-vertical-relative:text;mso-width-percent:0;mso-height-percent:0;mso-width-relative:page;mso-height-relative:page;v-text-anchor:top" arcsize="3453f" o:gfxdata="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" filled="f" strokeweight="4.25pt">
                 <v:stroke linestyle="thickBetweenThin"/>
               </v:roundrect>
             </w:pict>
@@ -10675,7 +10695,6 @@
           <w:sz w:val="24"/>
           <w:szCs w:val="24"/>
         </w:rPr>
-        <w:lastRenderedPageBreak/>
         <w:t xml:space="preserve">The name “Green Miles West” is </w:t>
       </w:r>
       <w:proofErr w:type="gramStart"/>
@@ -11122,7 +11141,7 @@
           </mc:Choice>
           <mc:Fallback>
             <w:pict>
-              <v:roundrect w14:anchorId="1048655A" id="Rounded Rectangle 12" o:spid="_x0000_s1026" style="position:absolute;margin-left:10.7pt;margin-top:9.65pt;width:492.35pt;height:147pt;z-index:251687936;visibility:visible;mso-wrap-style:square;mso-width-percent:0;mso-height-percent:0;mso-wrap-distance-left:9pt;mso-wrap-distance-top:0;mso-wrap-distance-right:9pt;mso-wrap-distance-bottom:0;mso-position-horizontal:absolute;mso-position-horizontal-relative:text;mso-position-vertical:absolute;mso-position-vertical-relative:text;mso-width-percent:0;mso-height-percent:0;mso-width-relative:page;mso-height-relative:page;v-text-anchor:top" arcsize="3453f" o:gfxdata="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" filled="f" strokeweight="4.25pt">
+              <v:roundrect w14:anchorId="790FF9D2" id="Rounded Rectangle 12" o:spid="_x0000_s1026" style="position:absolute;margin-left:10.7pt;margin-top:9.65pt;width:492.35pt;height:147pt;z-index:251687936;visibility:visible;mso-wrap-style:square;mso-width-percent:0;mso-height-percent:0;mso-wrap-distance-left:9pt;mso-wrap-distance-top:0;mso-wrap-distance-right:9pt;mso-wrap-distance-bottom:0;mso-position-horizontal:absolute;mso-position-horizontal-relative:text;mso-position-vertical:absolute;mso-position-vertical-relative:text;mso-width-percent:0;mso-height-percent:0;mso-width-relative:page;mso-height-relative:page;v-text-anchor:top" arcsize="3453f" o:gfxdata="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" filled="f" strokeweight="4.25pt">
                 <v:stroke linestyle="thickBetweenThin"/>
               </v:roundrect>
             </w:pict>
@@ -12275,6 +12294,7 @@
           <w:sz w:val="24"/>
           <w:szCs w:val="24"/>
         </w:rPr>
+        <w:lastRenderedPageBreak/>
         <w:t>4-2-1-8-11-10-9-6-7-5-3</w:t>
       </w:r>
     </w:p>
@@ -12359,7 +12379,6 @@
           <w:sz w:val="24"/>
           <w:szCs w:val="24"/>
         </w:rPr>
-        <w:lastRenderedPageBreak/>
         <w:t>Look at the warning below.</w:t>
       </w:r>
     </w:p>
@@ -12725,7 +12744,7 @@
           </mc:Choice>
           <mc:Fallback>
             <w:pict>
-              <v:shapetype w14:anchorId="5D7A25C4" id="_x0000_t98" coordsize="21600,21600" o:spt="98" adj="2700" path="m0@5qy@2@1l@0@1@0@2qy@7,,21600@2l21600@9qy@7@10l@1@10@1@11qy@2,21600,0@11xem0@5nfqy@2@6@1@5@3@4@2@5l@2@6em@1@5nfl@1@10em21600@2nfqy@7@1l@0@1em@0@2nfqy@8@3@7@2l@7@1e">
+              <v:shapetype w14:anchorId="3D25333A" id="_x0000_t98" coordsize="21600,21600" o:spt="98" adj="2700" path="m0@5qy@2@1l@0@1@0@2qy@7,,21600@2l21600@9qy@7@10l@1@10@1@11qy@2,21600,0@11xem0@5nfqy@2@6@1@5@3@4@2@5l@2@6em@1@5nfl@1@10em21600@2nfqy@7@1l@0@1em@0@2nfqy@8@3@7@2l@7@1e">
                 <v:formulas>
                   <v:f eqn="sum width 0 #0"/>
                   <v:f eqn="val #0"/>
@@ -13455,8 +13474,6 @@
           <w:lang w:eastAsia="id-ID"/>
         </w:rPr>
       </w:pPr>
-      <w:bookmarkStart w:id="0" w:name="_GoBack"/>
-      <w:bookmarkEnd w:id="0"/>
       <w:r>
         <w:rPr>
           <w:rFonts w:ascii="Times New Roman" w:hAnsi="Times New Roman" w:cs="Times New Roman"/>
@@ -13843,7 +13860,7 @@
           </mc:Choice>
           <mc:Fallback>
             <w:pict>
-              <v:shapetype w14:anchorId="7031D4EE" id="_x0000_t65" coordsize="21600,21600" o:spt="65" adj="18900" path="m,l,21600@0,21600,21600@0,21600,xem@0,21600nfl@3@5c@7@9@11@13,21600@0e">
+              <v:shapetype w14:anchorId="09E50E1B" id="_x0000_t65" coordsize="21600,21600" o:spt="65" adj="18900" path="m,l,21600@0,21600,21600@0,21600,xem@0,21600nfl@3@5c@7@9@11@13,21600@0e">
                 <v:formulas>
                   <v:f eqn="val #0"/>
                   <v:f eqn="sum 21600 0 @0"/>
@@ -14288,7 +14305,7 @@
           </mc:Choice>
           <mc:Fallback>
             <w:pict>
-              <v:shape w14:anchorId="4F7FD10A" id="Folded Corner 9" o:spid="_x0000_s1026" type="#_x0000_t65" style="position:absolute;margin-left:18.8pt;margin-top:8.15pt;width:386.9pt;height:55.7pt;z-index:251692032;visibility:visible;mso-wrap-style:square;mso-width-percent:0;mso-height-percent:0;mso-wrap-distance-left:9pt;mso-wrap-distance-top:0;mso-wrap-distance-right:9pt;mso-wrap-distance-bottom:0;mso-position-horizontal:absolute;mso-position-horizontal-relative:text;mso-position-vertical:absolute;mso-position-vertical-relative:text;mso-width-percent:0;mso-height-percent:0;mso-width-relative:page;mso-height-relative:page;v-text-anchor:top" o:gfxdata="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" adj="18000" filled="f" strokeweight="4.25pt">
+              <v:shape w14:anchorId="18EF8E80" id="Folded Corner 9" o:spid="_x0000_s1026" type="#_x0000_t65" style="position:absolute;margin-left:18.8pt;margin-top:8.15pt;width:386.9pt;height:55.7pt;z-index:251692032;visibility:visible;mso-wrap-style:square;mso-width-percent:0;mso-height-percent:0;mso-wrap-distance-left:9pt;mso-wrap-distance-top:0;mso-wrap-distance-right:9pt;mso-wrap-distance-bottom:0;mso-position-horizontal:absolute;mso-position-horizontal-relative:text;mso-position-vertical:absolute;mso-position-vertical-relative:text;mso-width-percent:0;mso-height-percent:0;mso-width-relative:page;mso-height-relative:page;v-text-anchor:top" o:gfxdata="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" adj="18000" filled="f" strokeweight="4.25pt">
                 <v:stroke linestyle="thickBetweenThin"/>
               </v:shape>
             </w:pict>
@@ -15055,7 +15072,7 @@
           </mc:Choice>
           <mc:Fallback>
             <w:pict>
-              <v:shape w14:anchorId="5C4B34BE" id="Folded Corner 11" o:spid="_x0000_s1026" type="#_x0000_t65" style="position:absolute;margin-left:51.2pt;margin-top:3.8pt;width:445.5pt;height:145.5pt;z-index:251685888;visibility:visible;mso-wrap-style:square;mso-width-percent:0;mso-height-percent:0;mso-wrap-distance-left:9pt;mso-wrap-distance-top:0;mso-wrap-distance-right:9pt;mso-wrap-distance-bottom:0;mso-position-horizontal:absolute;mso-position-horizontal-relative:text;mso-position-vertical:absolute;mso-position-vertical-relative:text;mso-width-percent:0;mso-height-percent:0;mso-width-relative:page;mso-height-relative:page;v-text-anchor:top" o:gfxdata="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" adj="18000" filled="f" strokeweight="4.25pt">
+              <v:shape w14:anchorId="286D7BFF" id="Folded Corner 11" o:spid="_x0000_s1026" type="#_x0000_t65" style="position:absolute;margin-left:51.2pt;margin-top:3.8pt;width:445.5pt;height:145.5pt;z-index:251685888;visibility:visible;mso-wrap-style:square;mso-width-percent:0;mso-height-percent:0;mso-wrap-distance-left:9pt;mso-wrap-distance-top:0;mso-wrap-distance-right:9pt;mso-wrap-distance-bottom:0;mso-position-horizontal:absolute;mso-position-horizontal-relative:text;mso-position-vertical:absolute;mso-position-vertical-relative:text;mso-width-percent:0;mso-height-percent:0;mso-width-relative:page;mso-height-relative:page;v-text-anchor:top" o:gfxdata="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" adj="18000" filled="f" strokeweight="4.25pt">
                 <v:stroke linestyle="thickBetweenThin"/>
               </v:shape>
             </w:pict>
@@ -21141,6 +21158,7 @@
     <w:lsdException w:name="HTML Sample" w:semiHidden="1" w:unhideWhenUsed="1"/>
     <w:lsdException w:name="HTML Typewriter" w:semiHidden="1" w:unhideWhenUsed="1"/>
     <w:lsdException w:name="HTML Variable" w:semiHidden="1" w:unhideWhenUsed="1"/>
+    <w:lsdException w:name="Normal Table" w:semiHidden="1" w:unhideWhenUsed="1"/>
     <w:lsdException w:name="annotation subject" w:semiHidden="1" w:unhideWhenUsed="1"/>
     <w:lsdException w:name="No List" w:semiHidden="1" w:unhideWhenUsed="1"/>
     <w:lsdException w:name="Outline List 1" w:semiHidden="1" w:unhideWhenUsed="1"/>
@@ -21183,8 +21201,11 @@
     <w:lsdException w:name="Table Contemporary" w:semiHidden="1" w:unhideWhenUsed="1"/>
     <w:lsdException w:name="Table Elegant" w:semiHidden="1" w:unhideWhenUsed="1"/>
     <w:lsdException w:name="Table Professional" w:semiHidden="1" w:unhideWhenUsed="1"/>
+    <w:lsdException w:name="Table Subtle 1" w:semiHidden="1" w:unhideWhenUsed="1"/>
     <w:lsdException w:name="Table Subtle 2" w:semiHidden="1" w:unhideWhenUsed="1"/>
     <w:lsdException w:name="Table Web 1" w:semiHidden="1" w:unhideWhenUsed="1"/>
+    <w:lsdException w:name="Table Web 2" w:semiHidden="1" w:unhideWhenUsed="1"/>
+    <w:lsdException w:name="Table Web 3" w:semiHidden="1" w:unhideWhenUsed="1"/>
     <w:lsdException w:name="Balloon Text" w:semiHidden="1" w:unhideWhenUsed="1"/>
     <w:lsdException w:name="Table Grid" w:uiPriority="39"/>
     <w:lsdException w:name="Table Theme" w:semiHidden="1" w:unhideWhenUsed="1"/>

--- a/yang-diujikan/bahasa inggris - pembahasan.docx
+++ b/yang-diujikan/bahasa inggris - pembahasan.docx
@@ -1630,7 +1630,7 @@
           </mc:Choice>
           <mc:Fallback>
             <w:pict>
-              <v:roundrect w14:anchorId="22D6C6FB" id="Rounded Rectangle 5" o:spid="_x0000_s1026" style="position:absolute;margin-left:21.2pt;margin-top:6.05pt;width:475.75pt;height:151.5pt;z-index:-251652096;visibility:visible;mso-wrap-style:square;mso-width-percent:0;mso-height-percent:0;mso-wrap-distance-left:9pt;mso-wrap-distance-top:0;mso-wrap-distance-right:9pt;mso-wrap-distance-bottom:0;mso-position-horizontal:absolute;mso-position-horizontal-relative:text;mso-position-vertical:absolute;mso-position-vertical-relative:text;mso-width-percent:0;mso-height-percent:0;mso-width-relative:page;mso-height-relative:page;v-text-anchor:top" arcsize="3453f" o:gfxdata="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" fillcolor="white [3201]" strokecolor="black [3200]" strokeweight="1pt">
+              <v:roundrect w14:anchorId="51A0F686" id="Rounded Rectangle 5" o:spid="_x0000_s1026" style="position:absolute;margin-left:21.2pt;margin-top:6.05pt;width:475.75pt;height:151.5pt;z-index:-251652096;visibility:visible;mso-wrap-style:square;mso-width-percent:0;mso-height-percent:0;mso-wrap-distance-left:9pt;mso-wrap-distance-top:0;mso-wrap-distance-right:9pt;mso-wrap-distance-bottom:0;mso-position-horizontal:absolute;mso-position-horizontal-relative:text;mso-position-vertical:absolute;mso-position-vertical-relative:text;mso-width-percent:0;mso-height-percent:0;mso-width-relative:page;mso-height-relative:page;v-text-anchor:top" arcsize="3453f" o:gfxdata="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" fillcolor="white [3201]" strokecolor="black [3200]" strokeweight="1pt">
                 <v:stroke dashstyle="longDash" joinstyle="miter"/>
               </v:roundrect>
             </w:pict>
@@ -1782,6 +1782,126 @@
           <w:szCs w:val="24"/>
         </w:rPr>
       </w:pPr>
+    </w:p>
+    <w:p>
+      <w:pPr>
+        <w:pStyle w:val="ListParagraph"/>
+        <w:ind w:left="426"/>
+        <w:rPr>
+          <w:rFonts w:ascii="Times New Roman" w:hAnsi="Times New Roman" w:cs="Times New Roman"/>
+          <w:sz w:val="24"/>
+          <w:szCs w:val="24"/>
+          <w:highlight w:val="cyan"/>
+        </w:rPr>
+      </w:pPr>
+      <w:r>
+        <w:rPr>
+          <w:rFonts w:ascii="Times New Roman" w:hAnsi="Times New Roman" w:cs="Times New Roman"/>
+          <w:sz w:val="24"/>
+          <w:szCs w:val="24"/>
+          <w:highlight w:val="cyan"/>
+        </w:rPr>
+        <w:t>CHEETAH (MACAN TUTUL CEPAT / CITAH)</w:t>
+      </w:r>
+    </w:p>
+    <w:p>
+      <w:pPr>
+        <w:pStyle w:val="ListParagraph"/>
+        <w:ind w:left="426"/>
+        <w:rPr>
+          <w:rFonts w:ascii="Times New Roman" w:hAnsi="Times New Roman" w:cs="Times New Roman"/>
+          <w:sz w:val="24"/>
+          <w:szCs w:val="24"/>
+          <w:highlight w:val="cyan"/>
+        </w:rPr>
+      </w:pPr>
+    </w:p>
+    <w:p>
+      <w:pPr>
+        <w:pStyle w:val="ListParagraph"/>
+        <w:ind w:left="426"/>
+        <w:rPr>
+          <w:rFonts w:ascii="Times New Roman" w:hAnsi="Times New Roman" w:cs="Times New Roman"/>
+          <w:sz w:val="24"/>
+          <w:szCs w:val="24"/>
+          <w:highlight w:val="cyan"/>
+        </w:rPr>
+      </w:pPr>
+      <w:r>
+        <w:rPr>
+          <w:rFonts w:ascii="Times New Roman" w:hAnsi="Times New Roman" w:cs="Times New Roman"/>
+          <w:sz w:val="24"/>
+          <w:szCs w:val="24"/>
+          <w:highlight w:val="cyan"/>
+        </w:rPr>
+        <w:t>Cheetah adalah hewan tercepat di darat. Hewan ini dapat berlari hingga 100 kilometer per jam. Saat ini cheetah sudah langka dan termasuk salah satu hewan yang terancam punah.</w:t>
+      </w:r>
+    </w:p>
+    <w:p>
+      <w:pPr>
+        <w:pStyle w:val="ListParagraph"/>
+        <w:ind w:left="426"/>
+        <w:rPr>
+          <w:rFonts w:ascii="Times New Roman" w:hAnsi="Times New Roman" w:cs="Times New Roman"/>
+          <w:sz w:val="24"/>
+          <w:szCs w:val="24"/>
+          <w:highlight w:val="cyan"/>
+        </w:rPr>
+      </w:pPr>
+    </w:p>
+    <w:p>
+      <w:pPr>
+        <w:pStyle w:val="ListParagraph"/>
+        <w:ind w:left="426"/>
+        <w:rPr>
+          <w:rFonts w:ascii="Times New Roman" w:hAnsi="Times New Roman" w:cs="Times New Roman"/>
+          <w:sz w:val="24"/>
+          <w:szCs w:val="24"/>
+          <w:highlight w:val="cyan"/>
+        </w:rPr>
+      </w:pPr>
+      <w:r>
+        <w:rPr>
+          <w:rFonts w:ascii="Times New Roman" w:hAnsi="Times New Roman" w:cs="Times New Roman"/>
+          <w:sz w:val="24"/>
+          <w:szCs w:val="24"/>
+          <w:highlight w:val="cyan"/>
+        </w:rPr>
+        <w:lastRenderedPageBreak/>
+        <w:t>Cheetah memiliki kepala dan telinga yang kecil, serta kaki yang panjang dan kuat. Hewan ini selalu berburu dan mengejar mangsanya di area terbuka.</w:t>
+      </w:r>
+    </w:p>
+    <w:p>
+      <w:pPr>
+        <w:pStyle w:val="ListParagraph"/>
+        <w:ind w:left="426"/>
+        <w:rPr>
+          <w:rFonts w:ascii="Times New Roman" w:hAnsi="Times New Roman" w:cs="Times New Roman"/>
+          <w:sz w:val="24"/>
+          <w:szCs w:val="24"/>
+          <w:highlight w:val="cyan"/>
+        </w:rPr>
+      </w:pPr>
+    </w:p>
+    <w:p>
+      <w:pPr>
+        <w:pStyle w:val="ListParagraph"/>
+        <w:ind w:left="426"/>
+        <w:rPr>
+          <w:rFonts w:ascii="Times New Roman" w:hAnsi="Times New Roman" w:cs="Times New Roman"/>
+          <w:sz w:val="24"/>
+          <w:szCs w:val="24"/>
+        </w:rPr>
+      </w:pPr>
+      <w:r>
+        <w:rPr>
+          <w:rFonts w:ascii="Times New Roman" w:hAnsi="Times New Roman" w:cs="Times New Roman"/>
+          <w:sz w:val="24"/>
+          <w:szCs w:val="24"/>
+          <w:highlight w:val="cyan"/>
+        </w:rPr>
+        <w:t>Cara berburu ini berbeda dari “kucing besar” lainnya. Mereka biasanya suka berada di dalam atau dekat pepohonan untuk menangkap mangsanya. Cheetah juga berbeda dari kucing lainnya karena tidak dapat menarik kembali cakarnya.</w:t>
+      </w:r>
     </w:p>
     <w:p>
       <w:pPr>
@@ -1954,8 +2074,6 @@
           <w:szCs w:val="24"/>
         </w:rPr>
       </w:pPr>
-      <w:bookmarkStart w:id="0" w:name="_GoBack"/>
-      <w:bookmarkEnd w:id="0"/>
       <w:r>
         <w:rPr>
           <w:rFonts w:ascii="Times New Roman" w:hAnsi="Times New Roman" w:cs="Times New Roman"/>
@@ -1963,7 +2081,6 @@
           <w:szCs w:val="24"/>
           <w:highlight w:val="cyan"/>
         </w:rPr>
-        <w:lastRenderedPageBreak/>
         <w:t>Pada paragraf kedua itu kan artinya adalah Cheetah memiliki kepala yang kecil dan telinga yang kecil, terus punya kaki yang panjang. Lalu, dia selalu berburu di tanah terbuka. Maka ini adalah deskripsi fisik dari hewan tersebut</w:t>
       </w:r>
     </w:p>
@@ -2199,6 +2316,89 @@
     </w:p>
     <w:p>
       <w:pPr>
+        <w:spacing w:line="235" w:lineRule="auto"/>
+        <w:ind w:right="95"/>
+        <w:jc w:val="both"/>
+        <w:rPr>
+          <w:rFonts w:ascii="Times New Roman" w:eastAsia="Book Antiqua" w:hAnsi="Times New Roman" w:cs="Times New Roman"/>
+          <w:sz w:val="24"/>
+          <w:szCs w:val="24"/>
+          <w:highlight w:val="cyan"/>
+        </w:rPr>
+      </w:pPr>
+      <w:r>
+        <w:rPr>
+          <w:rFonts w:ascii="Times New Roman" w:eastAsia="Book Antiqua" w:hAnsi="Times New Roman" w:cs="Times New Roman"/>
+          <w:sz w:val="24"/>
+          <w:szCs w:val="24"/>
+          <w:highlight w:val="cyan"/>
+        </w:rPr>
+        <w:t xml:space="preserve">Arti </w:t>
+      </w:r>
+      <w:proofErr w:type="gramStart"/>
+      <w:r>
+        <w:rPr>
+          <w:rFonts w:ascii="Times New Roman" w:eastAsia="Book Antiqua" w:hAnsi="Times New Roman" w:cs="Times New Roman"/>
+          <w:sz w:val="24"/>
+          <w:szCs w:val="24"/>
+          <w:highlight w:val="cyan"/>
+        </w:rPr>
+        <w:t>pertanyaan :</w:t>
+      </w:r>
+      <w:proofErr w:type="gramEnd"/>
+      <w:r>
+        <w:rPr>
+          <w:rFonts w:ascii="Times New Roman" w:eastAsia="Book Antiqua" w:hAnsi="Times New Roman" w:cs="Times New Roman"/>
+          <w:sz w:val="24"/>
+          <w:szCs w:val="24"/>
+          <w:highlight w:val="cyan"/>
+        </w:rPr>
+        <w:t xml:space="preserve"> Dia sekarang langka dan salah satu binatang yang terancam oleh kepunahan</w:t>
+      </w:r>
+    </w:p>
+    <w:p>
+      <w:pPr>
+        <w:spacing w:line="235" w:lineRule="auto"/>
+        <w:ind w:right="95"/>
+        <w:jc w:val="both"/>
+        <w:rPr>
+          <w:rFonts w:ascii="Times New Roman" w:eastAsia="Book Antiqua" w:hAnsi="Times New Roman" w:cs="Times New Roman"/>
+          <w:sz w:val="24"/>
+          <w:szCs w:val="24"/>
+        </w:rPr>
+      </w:pPr>
+      <w:r>
+        <w:rPr>
+          <w:rFonts w:ascii="Times New Roman" w:eastAsia="Book Antiqua" w:hAnsi="Times New Roman" w:cs="Times New Roman"/>
+          <w:sz w:val="24"/>
+          <w:szCs w:val="24"/>
+          <w:highlight w:val="cyan"/>
+        </w:rPr>
+        <w:t xml:space="preserve">Arti </w:t>
+      </w:r>
+      <w:proofErr w:type="gramStart"/>
+      <w:r>
+        <w:rPr>
+          <w:rFonts w:ascii="Times New Roman" w:eastAsia="Book Antiqua" w:hAnsi="Times New Roman" w:cs="Times New Roman"/>
+          <w:sz w:val="24"/>
+          <w:szCs w:val="24"/>
+          <w:highlight w:val="cyan"/>
+        </w:rPr>
+        <w:t>jawaban :</w:t>
+      </w:r>
+      <w:proofErr w:type="gramEnd"/>
+      <w:r>
+        <w:rPr>
+          <w:rFonts w:ascii="Times New Roman" w:eastAsia="Book Antiqua" w:hAnsi="Times New Roman" w:cs="Times New Roman"/>
+          <w:sz w:val="24"/>
+          <w:szCs w:val="24"/>
+          <w:highlight w:val="cyan"/>
+        </w:rPr>
+        <w:t xml:space="preserve"> Manusia harus mencegah Cheetah dari kepunahan yang disebabkan oleh aktivitas manusia yang tidak bertanggung jawab</w:t>
+      </w:r>
+    </w:p>
+    <w:p>
+      <w:pPr>
         <w:pStyle w:val="ListParagraph"/>
         <w:numPr>
           <w:ilvl w:val="0"/>
@@ -2337,6 +2537,26 @@
           <w:szCs w:val="24"/>
         </w:rPr>
         <w:t>To tell people the right way to protect the rare cheetahs.</w:t>
+      </w:r>
+    </w:p>
+    <w:p>
+      <w:pPr>
+        <w:spacing w:line="235" w:lineRule="auto"/>
+        <w:jc w:val="both"/>
+        <w:rPr>
+          <w:rFonts w:ascii="Times New Roman" w:hAnsi="Times New Roman" w:cs="Times New Roman"/>
+          <w:sz w:val="24"/>
+          <w:szCs w:val="24"/>
+        </w:rPr>
+      </w:pPr>
+      <w:r>
+        <w:rPr>
+          <w:rFonts w:ascii="Times New Roman" w:hAnsi="Times New Roman" w:cs="Times New Roman"/>
+          <w:sz w:val="24"/>
+          <w:szCs w:val="24"/>
+          <w:highlight w:val="cyan"/>
+        </w:rPr>
+        <w:t>Pada naskah di atas mendeskripsikan tentang binatang Cheetah secara umum</w:t>
       </w:r>
     </w:p>
     <w:p>
@@ -2483,7 +2703,7 @@
           </mc:Choice>
           <mc:Fallback>
             <w:pict>
-              <v:roundrect w14:anchorId="1DEE4B68" id="Rounded Rectangle 30" o:spid="_x0000_s1026" style="position:absolute;margin-left:4.7pt;margin-top:2.7pt;width:499.7pt;height:140.25pt;z-index:-251640832;visibility:visible;mso-wrap-style:square;mso-width-percent:0;mso-height-percent:0;mso-wrap-distance-left:9pt;mso-wrap-distance-top:0;mso-wrap-distance-right:9pt;mso-wrap-distance-bottom:0;mso-position-horizontal:absolute;mso-position-horizontal-relative:text;mso-position-vertical:absolute;mso-position-vertical-relative:text;mso-width-percent:0;mso-height-percent:0;mso-width-relative:page;mso-height-relative:page;v-text-anchor:top" arcsize="3453f" o:gfxdata="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" fillcolor="white [3201]" strokecolor="black [3200]" strokeweight="1pt">
+              <v:roundrect w14:anchorId="7EB9A4FA" id="Rounded Rectangle 30" o:spid="_x0000_s1026" style="position:absolute;margin-left:4.7pt;margin-top:2.7pt;width:499.7pt;height:140.25pt;z-index:-251640832;visibility:visible;mso-wrap-style:square;mso-width-percent:0;mso-height-percent:0;mso-wrap-distance-left:9pt;mso-wrap-distance-top:0;mso-wrap-distance-right:9pt;mso-wrap-distance-bottom:0;mso-position-horizontal:absolute;mso-position-horizontal-relative:text;mso-position-vertical:absolute;mso-position-vertical-relative:text;mso-width-percent:0;mso-height-percent:0;mso-width-relative:page;mso-height-relative:page;v-text-anchor:top" arcsize="3453f" o:gfxdata="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" fillcolor="white [3201]" strokecolor="black [3200]" strokeweight="1pt">
                 <v:stroke dashstyle="longDash" joinstyle="miter"/>
               </v:roundrect>
             </w:pict>
@@ -2589,6 +2809,99 @@
           <w:lang w:val="en-US"/>
         </w:rPr>
         <w:t xml:space="preserve"> a nice fairy took her to the Kahyangan.</w:t>
+      </w:r>
+    </w:p>
+    <w:p>
+      <w:pPr>
+        <w:pStyle w:val="ListParagraph"/>
+        <w:spacing w:before="240" w:line="235" w:lineRule="auto"/>
+        <w:ind w:left="425"/>
+        <w:rPr>
+          <w:rFonts w:ascii="Times New Roman" w:hAnsi="Times New Roman" w:cs="Times New Roman"/>
+          <w:sz w:val="24"/>
+          <w:szCs w:val="24"/>
+          <w:highlight w:val="cyan"/>
+        </w:rPr>
+      </w:pPr>
+      <w:r>
+        <w:rPr>
+          <w:rFonts w:ascii="Times New Roman" w:hAnsi="Times New Roman" w:cs="Times New Roman"/>
+          <w:sz w:val="24"/>
+          <w:szCs w:val="24"/>
+          <w:highlight w:val="cyan"/>
+        </w:rPr>
+        <w:t>Dahulu kala, ketika para dewa dan dewi masih sering ikut campur dalam urusan manusia, ada sebuah kerajaan kecil di lereng Gunung Wayang di Jawa Barat. Rajanya bernama Sang Prabu, seorang yang bijaksana. Ia memiliki seorang putri tunggal bernama Putri Teja Nirmala, yang terkenal karena kecantikannya, tetapi belum menikah. Suatu hari, Sang Prabu memutuskan untuk menyelesaikan masalah itu dengan mengadakan sayembara kekuatan.</w:t>
+      </w:r>
+    </w:p>
+    <w:p>
+      <w:pPr>
+        <w:pStyle w:val="ListParagraph"/>
+        <w:spacing w:before="240" w:line="235" w:lineRule="auto"/>
+        <w:ind w:left="425"/>
+        <w:rPr>
+          <w:rFonts w:ascii="Times New Roman" w:hAnsi="Times New Roman" w:cs="Times New Roman"/>
+          <w:sz w:val="24"/>
+          <w:szCs w:val="24"/>
+          <w:highlight w:val="cyan"/>
+        </w:rPr>
+      </w:pPr>
+    </w:p>
+    <w:p>
+      <w:pPr>
+        <w:pStyle w:val="ListParagraph"/>
+        <w:spacing w:before="240" w:line="235" w:lineRule="auto"/>
+        <w:ind w:left="425"/>
+        <w:rPr>
+          <w:rFonts w:ascii="Times New Roman" w:hAnsi="Times New Roman" w:cs="Times New Roman"/>
+          <w:sz w:val="24"/>
+          <w:szCs w:val="24"/>
+          <w:highlight w:val="cyan"/>
+        </w:rPr>
+      </w:pPr>
+      <w:r>
+        <w:rPr>
+          <w:rFonts w:ascii="Times New Roman" w:hAnsi="Times New Roman" w:cs="Times New Roman"/>
+          <w:sz w:val="24"/>
+          <w:szCs w:val="24"/>
+          <w:highlight w:val="cyan"/>
+        </w:rPr>
+        <w:t>Setelah itu, Pangeran dari Blambangan yang bernama Raden Begawan memenangkan sayembara tersebut. Namun sayangnya, seorang peri jahat bernama Putri Segara jatuh cinta kepada Raden Begawan dan menggunakan kekuatan sihir untuk membuatnya pingsan sehingga ia melupakan pernikahannya. Ketika Sang Prabu sedang mencarinya, Raden Begawan melihatnya dan segera menyadari bahwa ia telah terkena sihir peri jahat tersebut. Peri itu tidak bisa menerima hal ini, sehingga ia membunuh Raden Begawan.</w:t>
+      </w:r>
+    </w:p>
+    <w:p>
+      <w:pPr>
+        <w:pStyle w:val="ListParagraph"/>
+        <w:spacing w:before="240" w:line="235" w:lineRule="auto"/>
+        <w:ind w:left="425"/>
+        <w:rPr>
+          <w:rFonts w:ascii="Times New Roman" w:hAnsi="Times New Roman" w:cs="Times New Roman"/>
+          <w:sz w:val="24"/>
+          <w:szCs w:val="24"/>
+          <w:highlight w:val="cyan"/>
+        </w:rPr>
+      </w:pPr>
+    </w:p>
+    <w:p>
+      <w:pPr>
+        <w:pStyle w:val="ListParagraph"/>
+        <w:spacing w:before="240" w:line="235" w:lineRule="auto"/>
+        <w:ind w:left="425"/>
+        <w:contextualSpacing w:val="0"/>
+        <w:jc w:val="both"/>
+        <w:rPr>
+          <w:rFonts w:ascii="Times New Roman" w:hAnsi="Times New Roman" w:cs="Times New Roman"/>
+          <w:sz w:val="24"/>
+          <w:szCs w:val="24"/>
+        </w:rPr>
+      </w:pPr>
+      <w:r>
+        <w:rPr>
+          <w:rFonts w:ascii="Times New Roman" w:hAnsi="Times New Roman" w:cs="Times New Roman"/>
+          <w:sz w:val="24"/>
+          <w:szCs w:val="24"/>
+          <w:highlight w:val="cyan"/>
+        </w:rPr>
+        <w:t>Ketika Putri Teja Nirmala mendengar hal itu, ia sangat sedih. Lalu seorang peri baik membawanya ke Kahyangan (alam para dewa).</w:t>
       </w:r>
     </w:p>
     <w:p>
@@ -2731,6 +3044,30 @@
           <w:shd w:val="clear" w:color="auto" w:fill="FFFFFF"/>
         </w:rPr>
         <w:t>Wicked Fairy will not take Raden Begawan’s life</w:t>
+      </w:r>
+    </w:p>
+    <w:p>
+      <w:pPr>
+        <w:spacing w:line="235" w:lineRule="auto"/>
+        <w:jc w:val="both"/>
+        <w:rPr>
+          <w:rStyle w:val="Strong"/>
+          <w:rFonts w:ascii="Times New Roman" w:hAnsi="Times New Roman" w:cs="Times New Roman"/>
+          <w:b w:val="0"/>
+          <w:sz w:val="24"/>
+          <w:szCs w:val="24"/>
+        </w:rPr>
+      </w:pPr>
+      <w:r>
+        <w:rPr>
+          <w:rStyle w:val="Strong"/>
+          <w:rFonts w:ascii="Times New Roman" w:hAnsi="Times New Roman" w:cs="Times New Roman"/>
+          <w:b w:val="0"/>
+          <w:sz w:val="24"/>
+          <w:szCs w:val="24"/>
+          <w:highlight w:val="cyan"/>
+        </w:rPr>
+        <w:t>Pertanyaannya adalah bagaimana jika Dewa dan Dewi tidak ikut campur urusan manusia? Jawabannya adalah Raden Begawan nggak akan mati</w:t>
       </w:r>
     </w:p>
     <w:p>
@@ -2811,10 +3148,7 @@
         <w:contextualSpacing w:val="0"/>
         <w:jc w:val="both"/>
         <w:rPr>
-          <w:rStyle w:val="Strong"/>
-          <w:rFonts w:ascii="Times New Roman" w:hAnsi="Times New Roman" w:cs="Times New Roman"/>
-          <w:b w:val="0"/>
-          <w:bCs w:val="0"/>
+          <w:rFonts w:ascii="Times New Roman" w:hAnsi="Times New Roman" w:cs="Times New Roman"/>
           <w:sz w:val="24"/>
           <w:szCs w:val="24"/>
         </w:rPr>
@@ -2954,6 +3288,64 @@
           <w:shd w:val="clear" w:color="auto" w:fill="FFFFFF"/>
         </w:rPr>
         <w:t>The prince of Blambangan</w:t>
+      </w:r>
+    </w:p>
+    <w:p>
+      <w:pPr>
+        <w:tabs>
+          <w:tab w:val="left" w:pos="2977"/>
+          <w:tab w:val="left" w:pos="3261"/>
+          <w:tab w:val="left" w:pos="5103"/>
+          <w:tab w:val="left" w:pos="5387"/>
+          <w:tab w:val="left" w:pos="7371"/>
+          <w:tab w:val="left" w:pos="7655"/>
+        </w:tabs>
+        <w:spacing w:line="235" w:lineRule="auto"/>
+        <w:jc w:val="both"/>
+        <w:rPr>
+          <w:rStyle w:val="Strong"/>
+          <w:rFonts w:ascii="Times New Roman" w:hAnsi="Times New Roman" w:cs="Times New Roman"/>
+          <w:b w:val="0"/>
+          <w:bCs w:val="0"/>
+          <w:sz w:val="24"/>
+          <w:szCs w:val="24"/>
+        </w:rPr>
+      </w:pPr>
+      <w:r>
+        <w:rPr>
+          <w:rStyle w:val="Strong"/>
+          <w:rFonts w:ascii="Times New Roman" w:hAnsi="Times New Roman" w:cs="Times New Roman"/>
+          <w:b w:val="0"/>
+          <w:bCs w:val="0"/>
+          <w:sz w:val="24"/>
+          <w:szCs w:val="24"/>
+          <w:highlight w:val="cyan"/>
+        </w:rPr>
+        <w:t>Ini suda</w:t>
+      </w:r>
+      <w:r>
+        <w:rPr>
+          <w:rStyle w:val="Strong"/>
+          <w:rFonts w:ascii="Times New Roman" w:hAnsi="Times New Roman" w:cs="Times New Roman"/>
+          <w:b w:val="0"/>
+          <w:bCs w:val="0"/>
+          <w:sz w:val="24"/>
+          <w:szCs w:val="24"/>
+          <w:highlight w:val="cyan"/>
+        </w:rPr>
+        <w:t xml:space="preserve">h jelas karena her artinya dia perempuan. </w:t>
+      </w:r>
+      <w:r>
+        <w:rPr>
+          <w:rStyle w:val="Strong"/>
+          <w:rFonts w:ascii="Times New Roman" w:hAnsi="Times New Roman" w:cs="Times New Roman"/>
+          <w:b w:val="0"/>
+          <w:bCs w:val="0"/>
+          <w:sz w:val="24"/>
+          <w:szCs w:val="24"/>
+          <w:highlight w:val="cyan"/>
+        </w:rPr>
+        <w:t>Pada kalimat tersebut, yang dimaksud adalah Putri Nirmala</w:t>
       </w:r>
     </w:p>
     <w:p>
@@ -3116,6 +3508,32 @@
           <w:shd w:val="clear" w:color="auto" w:fill="FFFFFF"/>
         </w:rPr>
         <w:t>She didn’t want the prince of Blambangan marry the princess</w:t>
+      </w:r>
+    </w:p>
+    <w:p>
+      <w:pPr>
+        <w:spacing w:line="235" w:lineRule="auto"/>
+        <w:jc w:val="both"/>
+        <w:rPr>
+          <w:rStyle w:val="Strong"/>
+          <w:rFonts w:ascii="Times New Roman" w:hAnsi="Times New Roman" w:cs="Times New Roman"/>
+          <w:b w:val="0"/>
+          <w:bCs w:val="0"/>
+          <w:sz w:val="24"/>
+          <w:szCs w:val="24"/>
+        </w:rPr>
+      </w:pPr>
+      <w:r>
+        <w:rPr>
+          <w:rStyle w:val="Strong"/>
+          <w:rFonts w:ascii="Times New Roman" w:hAnsi="Times New Roman" w:cs="Times New Roman"/>
+          <w:b w:val="0"/>
+          <w:bCs w:val="0"/>
+          <w:sz w:val="24"/>
+          <w:szCs w:val="24"/>
+          <w:highlight w:val="cyan"/>
+        </w:rPr>
+        <w:t>Pertanyaannya adalah mengapa Peri Jahat menggunakan sihirnya untuk membuat Raden Begawan tidak sadarkan diri? Maka jawabannya adalah karena dia ingin Teja Nirmala melupakan pernikahannya</w:t>
       </w:r>
     </w:p>
     <w:p>
@@ -3220,7 +3638,7 @@
           </mc:Choice>
           <mc:Fallback>
             <w:pict>
-              <v:roundrect w14:anchorId="13FA3E65" id="Rounded Rectangle 16" o:spid="_x0000_s1026" style="position:absolute;margin-left:9.2pt;margin-top:21.75pt;width:499.5pt;height:207.75pt;z-index:251696128;visibility:visible;mso-wrap-style:square;mso-width-percent:0;mso-height-percent:0;mso-wrap-distance-left:9pt;mso-wrap-distance-top:0;mso-wrap-distance-right:9pt;mso-wrap-distance-bottom:0;mso-position-horizontal:absolute;mso-position-horizontal-relative:text;mso-position-vertical:absolute;mso-position-vertical-relative:text;mso-width-percent:0;mso-height-percent:0;mso-width-relative:page;mso-height-relative:page;v-text-anchor:top" arcsize="3453f" o:gfxdata="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" filled="f" strokeweight="4.25pt">
+              <v:roundrect w14:anchorId="71B056CE" id="Rounded Rectangle 16" o:spid="_x0000_s1026" style="position:absolute;margin-left:9.2pt;margin-top:21.75pt;width:499.5pt;height:207.75pt;z-index:251696128;visibility:visible;mso-wrap-style:square;mso-width-percent:0;mso-height-percent:0;mso-wrap-distance-left:9pt;mso-wrap-distance-top:0;mso-wrap-distance-right:9pt;mso-wrap-distance-bottom:0;mso-position-horizontal:absolute;mso-position-horizontal-relative:text;mso-position-vertical:absolute;mso-position-vertical-relative:text;mso-width-percent:0;mso-height-percent:0;mso-width-relative:page;mso-height-relative:page;v-text-anchor:top" arcsize="3453f" o:gfxdata="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" filled="f" strokeweight="4.25pt">
                 <v:stroke linestyle="thickBetweenThin"/>
               </v:roundrect>
             </w:pict>
@@ -3439,7 +3857,6 @@
           <w:szCs w:val="23"/>
           <w:lang w:val="en-US"/>
         </w:rPr>
-        <w:lastRenderedPageBreak/>
         <w:t>Recent research by forest scientists at the Bogor, West Java-based Center for International Forestry</w:t>
       </w:r>
       <w:r>
@@ -3457,6 +3874,170 @@
           <w:lang w:val="en-US"/>
         </w:rPr>
         <w:t>.</w:t>
+      </w:r>
+    </w:p>
+    <w:p>
+      <w:pPr>
+        <w:pStyle w:val="ListParagraph"/>
+        <w:ind w:left="425"/>
+        <w:rPr>
+          <w:rFonts w:ascii="Times New Roman" w:hAnsi="Times New Roman" w:cs="Times New Roman"/>
+          <w:sz w:val="24"/>
+          <w:szCs w:val="24"/>
+          <w:highlight w:val="cyan"/>
+        </w:rPr>
+      </w:pPr>
+      <w:r>
+        <w:rPr>
+          <w:rFonts w:ascii="Times New Roman" w:hAnsi="Times New Roman" w:cs="Times New Roman"/>
+          <w:sz w:val="24"/>
+          <w:szCs w:val="24"/>
+          <w:highlight w:val="cyan"/>
+        </w:rPr>
+        <w:t>Kebakaran hutan dan lahan gambut serta kabut asap, yang disebut-sebut sebagai yang terburuk dalam sejarah Indonesia, masih mendominasi pemberitaan media minggu ini, dengan ribuan titik panas tersebar di Sumatra dan Kalimantan. Setidaknya 19 orang di Sumatra dan Kalimantan telah meninggal dunia, dan sebagian besar lainnya, terutama anak-anak, harus dirawat di rumah sakit karena penyakit pernapasan serius yang disebabkan oleh kabut asap.</w:t>
+      </w:r>
+    </w:p>
+    <w:p>
+      <w:pPr>
+        <w:pStyle w:val="ListParagraph"/>
+        <w:ind w:left="425"/>
+        <w:rPr>
+          <w:rFonts w:ascii="Times New Roman" w:hAnsi="Times New Roman" w:cs="Times New Roman"/>
+          <w:sz w:val="24"/>
+          <w:szCs w:val="24"/>
+          <w:highlight w:val="cyan"/>
+        </w:rPr>
+      </w:pPr>
+    </w:p>
+    <w:p>
+      <w:pPr>
+        <w:pStyle w:val="ListParagraph"/>
+        <w:ind w:left="425"/>
+        <w:rPr>
+          <w:rFonts w:ascii="Times New Roman" w:hAnsi="Times New Roman" w:cs="Times New Roman"/>
+          <w:sz w:val="24"/>
+          <w:szCs w:val="24"/>
+          <w:highlight w:val="cyan"/>
+        </w:rPr>
+      </w:pPr>
+      <w:r>
+        <w:rPr>
+          <w:rFonts w:ascii="Times New Roman" w:hAnsi="Times New Roman" w:cs="Times New Roman"/>
+          <w:sz w:val="24"/>
+          <w:szCs w:val="24"/>
+          <w:highlight w:val="cyan"/>
+        </w:rPr>
+        <w:t>Menurut Badan Nasional Penanggulangan Bencana (BNPB), krisis kabut asap yang masih berlangsung ini telah menyebabkan lebih dari 500.000 orang di enam provinsi—Riau, Jambi, Sumatra Selatan, Kalimantan Barat, Kalimantan Tengah, dan Kalimantan Selatan—menderita infeksi saluran pernapasan.</w:t>
+      </w:r>
+    </w:p>
+    <w:p>
+      <w:pPr>
+        <w:pStyle w:val="ListParagraph"/>
+        <w:ind w:left="425"/>
+        <w:rPr>
+          <w:rFonts w:ascii="Times New Roman" w:hAnsi="Times New Roman" w:cs="Times New Roman"/>
+          <w:sz w:val="24"/>
+          <w:szCs w:val="24"/>
+          <w:highlight w:val="cyan"/>
+        </w:rPr>
+      </w:pPr>
+    </w:p>
+    <w:p>
+      <w:pPr>
+        <w:pStyle w:val="ListParagraph"/>
+        <w:ind w:left="425"/>
+        <w:rPr>
+          <w:rFonts w:ascii="Times New Roman" w:hAnsi="Times New Roman" w:cs="Times New Roman"/>
+          <w:sz w:val="24"/>
+          <w:szCs w:val="24"/>
+          <w:highlight w:val="cyan"/>
+        </w:rPr>
+      </w:pPr>
+      <w:r>
+        <w:rPr>
+          <w:rFonts w:ascii="Times New Roman" w:hAnsi="Times New Roman" w:cs="Times New Roman"/>
+          <w:sz w:val="24"/>
+          <w:szCs w:val="24"/>
+          <w:highlight w:val="cyan"/>
+        </w:rPr>
+        <w:t xml:space="preserve">Bukti menunjukkan bahwa sebagian besar titik panas berkaitan dengan perkebunan kelapa sawit dan hutan tanaman industri (pulp). Presiden telah menginstruksikan Kementerian Lingkungan Hidup dan </w:t>
+      </w:r>
+      <w:r>
+        <w:rPr>
+          <w:rFonts w:ascii="Times New Roman" w:hAnsi="Times New Roman" w:cs="Times New Roman"/>
+          <w:sz w:val="24"/>
+          <w:szCs w:val="24"/>
+          <w:highlight w:val="cyan"/>
+        </w:rPr>
+        <w:lastRenderedPageBreak/>
+        <w:t>Kehutanan untuk menghentikan pemberian izin baru untuk pengolahan lahan gambut menjadi perkebunan monokultur, memulihkan lahan gambut yang rusak, serta meninjau kembali semua izin lahan gambut yang telah diberikan.</w:t>
+      </w:r>
+    </w:p>
+    <w:p>
+      <w:pPr>
+        <w:pStyle w:val="ListParagraph"/>
+        <w:ind w:left="425"/>
+        <w:rPr>
+          <w:rFonts w:ascii="Times New Roman" w:hAnsi="Times New Roman" w:cs="Times New Roman"/>
+          <w:sz w:val="24"/>
+          <w:szCs w:val="24"/>
+          <w:highlight w:val="cyan"/>
+        </w:rPr>
+      </w:pPr>
+    </w:p>
+    <w:p>
+      <w:pPr>
+        <w:pStyle w:val="ListParagraph"/>
+        <w:ind w:left="425"/>
+        <w:rPr>
+          <w:rFonts w:ascii="Times New Roman" w:hAnsi="Times New Roman" w:cs="Times New Roman"/>
+          <w:sz w:val="24"/>
+          <w:szCs w:val="24"/>
+          <w:highlight w:val="cyan"/>
+        </w:rPr>
+      </w:pPr>
+      <w:r>
+        <w:rPr>
+          <w:rFonts w:ascii="Times New Roman" w:hAnsi="Times New Roman" w:cs="Times New Roman"/>
+          <w:sz w:val="24"/>
+          <w:szCs w:val="24"/>
+          <w:highlight w:val="cyan"/>
+        </w:rPr>
+        <w:t>Secara tegas, perusahaan tidak lagi diperbolehkan mengubah hutan aktif dan lahan gambut dalam, atau wilayah gambut apa pun, menjadi perkebunan monokultur, seperti akasia untuk industri pulp dan perkebunan kelapa sawit.</w:t>
+      </w:r>
+    </w:p>
+    <w:p>
+      <w:pPr>
+        <w:pStyle w:val="ListParagraph"/>
+        <w:ind w:left="425"/>
+        <w:rPr>
+          <w:rFonts w:ascii="Times New Roman" w:hAnsi="Times New Roman" w:cs="Times New Roman"/>
+          <w:sz w:val="24"/>
+          <w:szCs w:val="24"/>
+          <w:highlight w:val="cyan"/>
+        </w:rPr>
+      </w:pPr>
+    </w:p>
+    <w:p>
+      <w:pPr>
+        <w:pStyle w:val="ListParagraph"/>
+        <w:ind w:left="425"/>
+        <w:contextualSpacing w:val="0"/>
+        <w:jc w:val="both"/>
+        <w:rPr>
+          <w:rFonts w:ascii="Times New Roman" w:hAnsi="Times New Roman" w:cs="Times New Roman"/>
+          <w:sz w:val="24"/>
+          <w:szCs w:val="24"/>
+        </w:rPr>
+      </w:pPr>
+      <w:r>
+        <w:rPr>
+          <w:rFonts w:ascii="Times New Roman" w:hAnsi="Times New Roman" w:cs="Times New Roman"/>
+          <w:sz w:val="24"/>
+          <w:szCs w:val="24"/>
+          <w:highlight w:val="cyan"/>
+        </w:rPr>
+        <w:t>Penelitian terbaru oleh ilmuwan kehutanan di Center for International Forestry Research (CIFOR) yang berbasis di Bogor, Jawa Barat, menemukan bahwa rawa gambut dalam kondisi alami tahan terhadap api karena bagian bawahnya basah. Namun, lahan tersebut bisa menjadi sangat mudah terbakar ketika mengering dan mengalami kerusakan.</w:t>
       </w:r>
     </w:p>
     <w:p>
@@ -3608,6 +4189,26 @@
     </w:p>
     <w:p>
       <w:pPr>
+        <w:rPr>
+          <w:rFonts w:ascii="Times New Roman" w:hAnsi="Times New Roman" w:cs="Times New Roman"/>
+          <w:color w:val="000000" w:themeColor="text1"/>
+          <w:sz w:val="24"/>
+          <w:szCs w:val="24"/>
+        </w:rPr>
+      </w:pPr>
+      <w:r>
+        <w:rPr>
+          <w:rFonts w:ascii="Times New Roman" w:hAnsi="Times New Roman" w:cs="Times New Roman"/>
+          <w:color w:val="000000" w:themeColor="text1"/>
+          <w:sz w:val="24"/>
+          <w:szCs w:val="24"/>
+          <w:highlight w:val="cyan"/>
+        </w:rPr>
+        <w:t>Teks tersebut membahas tentang kebakaran hutan dan efeknya di Indonesia</w:t>
+      </w:r>
+    </w:p>
+    <w:p>
+      <w:pPr>
         <w:pStyle w:val="ListParagraph"/>
         <w:numPr>
           <w:ilvl w:val="0"/>
@@ -3740,6 +4341,47 @@
           <w:szCs w:val="24"/>
         </w:rPr>
         <w:t>Companies could convert active forest and deep peat into monoculture plantation</w:t>
+      </w:r>
+    </w:p>
+    <w:p>
+      <w:pPr>
+        <w:rPr>
+          <w:rFonts w:ascii="Times New Roman" w:hAnsi="Times New Roman" w:cs="Times New Roman"/>
+          <w:color w:val="000000" w:themeColor="text1"/>
+          <w:sz w:val="24"/>
+          <w:szCs w:val="24"/>
+          <w:highlight w:val="cyan"/>
+        </w:rPr>
+      </w:pPr>
+      <w:r>
+        <w:rPr>
+          <w:rFonts w:ascii="Times New Roman" w:hAnsi="Times New Roman" w:cs="Times New Roman"/>
+          <w:color w:val="000000" w:themeColor="text1"/>
+          <w:sz w:val="24"/>
+          <w:szCs w:val="24"/>
+          <w:highlight w:val="cyan"/>
+        </w:rPr>
+        <w:t>8. Apa yang dapat kita simpulkan dari teks tersebut?</w:t>
+      </w:r>
+    </w:p>
+    <w:p>
+      <w:pPr>
+        <w:rPr>
+          <w:rFonts w:ascii="Times New Roman" w:hAnsi="Times New Roman" w:cs="Times New Roman"/>
+          <w:color w:val="000000" w:themeColor="text1"/>
+          <w:sz w:val="24"/>
+          <w:szCs w:val="24"/>
+        </w:rPr>
+      </w:pPr>
+      <w:r>
+        <w:rPr>
+          <w:rFonts w:ascii="Times New Roman" w:hAnsi="Times New Roman" w:cs="Times New Roman"/>
+          <w:color w:val="000000" w:themeColor="text1"/>
+          <w:sz w:val="24"/>
+          <w:szCs w:val="24"/>
+          <w:highlight w:val="cyan"/>
+        </w:rPr>
+        <w:t>A. Banyak orang menderita penyakit serius karena kabut asap.</w:t>
       </w:r>
     </w:p>
     <w:p>
@@ -3942,6 +4584,34 @@
     </w:p>
     <w:p>
       <w:pPr>
+        <w:tabs>
+          <w:tab w:val="left" w:pos="2977"/>
+          <w:tab w:val="left" w:pos="3261"/>
+          <w:tab w:val="left" w:pos="5103"/>
+          <w:tab w:val="left" w:pos="5387"/>
+          <w:tab w:val="left" w:pos="7371"/>
+          <w:tab w:val="left" w:pos="7655"/>
+        </w:tabs>
+        <w:rPr>
+          <w:rFonts w:ascii="Times New Roman" w:hAnsi="Times New Roman" w:cs="Times New Roman"/>
+          <w:color w:val="000000" w:themeColor="text1"/>
+          <w:sz w:val="24"/>
+          <w:szCs w:val="24"/>
+        </w:rPr>
+      </w:pPr>
+      <w:r>
+        <w:rPr>
+          <w:rFonts w:ascii="Times New Roman" w:hAnsi="Times New Roman" w:cs="Times New Roman"/>
+          <w:color w:val="000000" w:themeColor="text1"/>
+          <w:sz w:val="24"/>
+          <w:szCs w:val="24"/>
+          <w:highlight w:val="cyan"/>
+        </w:rPr>
+        <w:t>Pada konteks penghijauan hutan, kata mengkonversi itu diartikan sebagai mengubah</w:t>
+      </w:r>
+    </w:p>
+    <w:p>
+      <w:pPr>
         <w:pStyle w:val="ListParagraph"/>
         <w:numPr>
           <w:ilvl w:val="0"/>
@@ -4239,6 +4909,34 @@
           <w:szCs w:val="24"/>
         </w:rPr>
         <w:t>Foreign companies.</w:t>
+      </w:r>
+    </w:p>
+    <w:p>
+      <w:pPr>
+        <w:tabs>
+          <w:tab w:val="left" w:pos="2977"/>
+          <w:tab w:val="left" w:pos="3261"/>
+          <w:tab w:val="left" w:pos="5103"/>
+          <w:tab w:val="left" w:pos="5387"/>
+          <w:tab w:val="left" w:pos="7371"/>
+          <w:tab w:val="left" w:pos="7655"/>
+        </w:tabs>
+        <w:rPr>
+          <w:rFonts w:ascii="Times New Roman" w:hAnsi="Times New Roman" w:cs="Times New Roman"/>
+          <w:sz w:val="24"/>
+          <w:szCs w:val="24"/>
+        </w:rPr>
+      </w:pPr>
+      <w:bookmarkStart w:id="0" w:name="_GoBack"/>
+      <w:bookmarkEnd w:id="0"/>
+      <w:r>
+        <w:rPr>
+          <w:rFonts w:ascii="Times New Roman" w:hAnsi="Times New Roman" w:cs="Times New Roman"/>
+          <w:sz w:val="24"/>
+          <w:szCs w:val="24"/>
+          <w:highlight w:val="cyan"/>
+        </w:rPr>
+        <w:t>Artinya: Rawa gambut</w:t>
       </w:r>
     </w:p>
     <w:p>
@@ -4816,6 +5514,7 @@
           <w:sz w:val="24"/>
           <w:szCs w:val="24"/>
         </w:rPr>
+        <w:lastRenderedPageBreak/>
         <w:t>To remind him of achieving brighter opportunities</w:t>
       </w:r>
     </w:p>
@@ -5244,7 +5943,7 @@
           </mc:Choice>
           <mc:Fallback>
             <w:pict>
-              <v:roundrect w14:anchorId="32CEDF3B" id="Rounded Rectangle 8" o:spid="_x0000_s1026" style="position:absolute;margin-left:17.45pt;margin-top:9.25pt;width:480.8pt;height:121.5pt;z-index:251667456;visibility:visible;mso-wrap-style:square;mso-width-percent:0;mso-height-percent:0;mso-wrap-distance-left:9pt;mso-wrap-distance-top:0;mso-wrap-distance-right:9pt;mso-wrap-distance-bottom:0;mso-position-horizontal:absolute;mso-position-horizontal-relative:text;mso-position-vertical:absolute;mso-position-vertical-relative:text;mso-width-percent:0;mso-height-percent:0;mso-width-relative:page;mso-height-relative:page;v-text-anchor:top" arcsize="3453f" o:gfxdata="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" filled="f" strokeweight="4.25pt">
+              <v:roundrect w14:anchorId="214D15C3" id="Rounded Rectangle 8" o:spid="_x0000_s1026" style="position:absolute;margin-left:17.45pt;margin-top:9.25pt;width:480.8pt;height:121.5pt;z-index:251667456;visibility:visible;mso-wrap-style:square;mso-width-percent:0;mso-height-percent:0;mso-wrap-distance-left:9pt;mso-wrap-distance-top:0;mso-wrap-distance-right:9pt;mso-wrap-distance-bottom:0;mso-position-horizontal:absolute;mso-position-horizontal-relative:text;mso-position-vertical:absolute;mso-position-vertical-relative:text;mso-width-percent:0;mso-height-percent:0;mso-width-relative:page;mso-height-relative:page;v-text-anchor:top" arcsize="3453f" o:gfxdata="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" filled="f" strokeweight="4.25pt">
                 <v:stroke linestyle="thickBetweenThin"/>
               </v:roundrect>
             </w:pict>
@@ -5408,7 +6107,6 @@
           <w:sz w:val="24"/>
           <w:szCs w:val="24"/>
         </w:rPr>
-        <w:lastRenderedPageBreak/>
         <w:t xml:space="preserve">I would like to </w:t>
       </w:r>
       <w:proofErr w:type="gramStart"/>
@@ -6368,7 +7066,7 @@
           </mc:Choice>
           <mc:Fallback>
             <w:pict>
-              <v:roundrect w14:anchorId="5A1C439B" id="Rounded Rectangle 27" o:spid="_x0000_s1026" style="position:absolute;margin-left:16.7pt;margin-top:12.3pt;width:484.8pt;height:218.25pt;z-index:251669504;visibility:visible;mso-wrap-style:square;mso-width-percent:0;mso-height-percent:0;mso-wrap-distance-left:9pt;mso-wrap-distance-top:0;mso-wrap-distance-right:9pt;mso-wrap-distance-bottom:0;mso-position-horizontal:absolute;mso-position-horizontal-relative:text;mso-position-vertical:absolute;mso-position-vertical-relative:text;mso-width-percent:0;mso-height-percent:0;mso-width-relative:page;mso-height-relative:page;v-text-anchor:top" arcsize="3453f" o:gfxdata="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" filled="f" strokeweight="4.25pt">
+              <v:roundrect w14:anchorId="1B8CF885" id="Rounded Rectangle 27" o:spid="_x0000_s1026" style="position:absolute;margin-left:16.7pt;margin-top:12.3pt;width:484.8pt;height:218.25pt;z-index:251669504;visibility:visible;mso-wrap-style:square;mso-width-percent:0;mso-height-percent:0;mso-wrap-distance-left:9pt;mso-wrap-distance-top:0;mso-wrap-distance-right:9pt;mso-wrap-distance-bottom:0;mso-position-horizontal:absolute;mso-position-horizontal-relative:text;mso-position-vertical:absolute;mso-position-vertical-relative:text;mso-width-percent:0;mso-height-percent:0;mso-width-relative:page;mso-height-relative:page;v-text-anchor:top" arcsize="3453f" o:gfxdata="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" filled="f" strokeweight="4.25pt">
                 <v:stroke linestyle="thickBetweenThin"/>
               </v:roundrect>
             </w:pict>
@@ -6509,6 +7207,7 @@
           <w:color w:val="000000" w:themeColor="text1"/>
           <w:lang w:val="en-US"/>
         </w:rPr>
+        <w:lastRenderedPageBreak/>
         <w:t>The Komodo dragon is totally carnivorous. It hunts other animals during the day. It hunts deer, wild pigs, water buffaloes, and even horses. While smaller komodos have to be content with eggs, other lizards, snakes and rodents. Komodo dragons are cannibals. The adult will prey on the young one as well as the old and sick dragons.</w:t>
       </w:r>
     </w:p>
@@ -6764,7 +7463,6 @@
           <w:color w:val="000000" w:themeColor="text1"/>
           <w:lang w:val="en-US"/>
         </w:rPr>
-        <w:lastRenderedPageBreak/>
         <w:t>they feed on eggs, lizards, snakes and rodents.</w:t>
       </w:r>
     </w:p>
@@ -7406,7 +8104,7 @@
           </mc:Choice>
           <mc:Fallback>
             <w:pict>
-              <v:roundrect w14:anchorId="3EC90EDA" id="Rounded Rectangle 28" o:spid="_x0000_s1026" style="position:absolute;margin-left:15.2pt;margin-top:11.3pt;width:492.05pt;height:222pt;z-index:251671552;visibility:visible;mso-wrap-style:square;mso-width-percent:0;mso-height-percent:0;mso-wrap-distance-left:9pt;mso-wrap-distance-top:0;mso-wrap-distance-right:9pt;mso-wrap-distance-bottom:0;mso-position-horizontal:absolute;mso-position-horizontal-relative:text;mso-position-vertical:absolute;mso-position-vertical-relative:text;mso-width-percent:0;mso-height-percent:0;mso-width-relative:page;mso-height-relative:page;v-text-anchor:top" arcsize="3453f" o:gfxdata="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" filled="f" strokeweight="4.25pt">
+              <v:roundrect w14:anchorId="17738240" id="Rounded Rectangle 28" o:spid="_x0000_s1026" style="position:absolute;margin-left:15.2pt;margin-top:11.3pt;width:492.05pt;height:222pt;z-index:251671552;visibility:visible;mso-wrap-style:square;mso-width-percent:0;mso-height-percent:0;mso-wrap-distance-left:9pt;mso-wrap-distance-top:0;mso-wrap-distance-right:9pt;mso-wrap-distance-bottom:0;mso-position-horizontal:absolute;mso-position-horizontal-relative:text;mso-position-vertical:absolute;mso-position-vertical-relative:text;mso-width-percent:0;mso-height-percent:0;mso-width-relative:page;mso-height-relative:page;v-text-anchor:top" arcsize="3453f" o:gfxdata="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" filled="f" strokeweight="4.25pt">
                 <v:stroke linestyle="thickBetweenThin"/>
               </v:roundrect>
             </w:pict>
@@ -8347,6 +9045,7 @@
           <w:color w:val="000000" w:themeColor="text1"/>
           <w:lang w:val="en-US"/>
         </w:rPr>
+        <w:lastRenderedPageBreak/>
         <w:t xml:space="preserve">What can we learn after we </w:t>
       </w:r>
       <w:r>
@@ -8842,7 +9541,6 @@
           <w:color w:val="000000" w:themeColor="text1"/>
           <w:lang w:val="en-US"/>
         </w:rPr>
-        <w:lastRenderedPageBreak/>
         <w:t>To persuade people to appreciate fables</w:t>
       </w:r>
     </w:p>
@@ -9067,7 +9765,7 @@
           </mc:Choice>
           <mc:Fallback>
             <w:pict>
-              <v:roundrect w14:anchorId="3ECC38D3" id="Rounded Rectangle 29" o:spid="_x0000_s1026" style="position:absolute;margin-left:12.2pt;margin-top:13.4pt;width:363.75pt;height:235.5pt;z-index:251673600;visibility:visible;mso-wrap-style:square;mso-width-percent:0;mso-height-percent:0;mso-wrap-distance-left:9pt;mso-wrap-distance-top:0;mso-wrap-distance-right:9pt;mso-wrap-distance-bottom:0;mso-position-horizontal:absolute;mso-position-horizontal-relative:text;mso-position-vertical:absolute;mso-position-vertical-relative:text;mso-width-percent:0;mso-height-percent:0;mso-width-relative:page;mso-height-relative:page;v-text-anchor:top" arcsize="3453f" o:gfxdata="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" filled="f" strokeweight="4.25pt">
+              <v:roundrect w14:anchorId="6B06BFF6" id="Rounded Rectangle 29" o:spid="_x0000_s1026" style="position:absolute;margin-left:12.2pt;margin-top:13.4pt;width:363.75pt;height:235.5pt;z-index:251673600;visibility:visible;mso-wrap-style:square;mso-width-percent:0;mso-height-percent:0;mso-wrap-distance-left:9pt;mso-wrap-distance-top:0;mso-wrap-distance-right:9pt;mso-wrap-distance-bottom:0;mso-position-horizontal:absolute;mso-position-horizontal-relative:text;mso-position-vertical:absolute;mso-position-vertical-relative:text;mso-width-percent:0;mso-height-percent:0;mso-width-relative:page;mso-height-relative:page;v-text-anchor:top" arcsize="3453f" o:gfxdata="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" filled="f" strokeweight="4.25pt">
                 <v:stroke linestyle="thickBetweenThin"/>
               </v:roundrect>
             </w:pict>
@@ -10252,6 +10950,7 @@
           <w:sz w:val="24"/>
           <w:szCs w:val="24"/>
         </w:rPr>
+        <w:lastRenderedPageBreak/>
         <w:t>We use it as the substitute of salt</w:t>
       </w:r>
     </w:p>
@@ -10423,7 +11122,7 @@
           </mc:Choice>
           <mc:Fallback>
             <w:pict>
-              <v:roundrect w14:anchorId="1DB68D45" id="Rounded Rectangle 32" o:spid="_x0000_s1026" style="position:absolute;margin-left:12.2pt;margin-top:6pt;width:487.5pt;height:116.25pt;z-index:251677696;visibility:visible;mso-wrap-style:square;mso-width-percent:0;mso-height-percent:0;mso-wrap-distance-left:9pt;mso-wrap-distance-top:0;mso-wrap-distance-right:9pt;mso-wrap-distance-bottom:0;mso-position-horizontal:absolute;mso-position-horizontal-relative:text;mso-position-vertical:absolute;mso-position-vertical-relative:text;mso-width-percent:0;mso-height-percent:0;mso-width-relative:page;mso-height-relative:page;v-text-anchor:top" arcsize="3453f" o:gfxdata="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" filled="f" strokeweight="4.25pt">
+              <v:roundrect w14:anchorId="209EEECD" id="Rounded Rectangle 32" o:spid="_x0000_s1026" style="position:absolute;margin-left:12.2pt;margin-top:6pt;width:487.5pt;height:116.25pt;z-index:251677696;visibility:visible;mso-wrap-style:square;mso-width-percent:0;mso-height-percent:0;mso-wrap-distance-left:9pt;mso-wrap-distance-top:0;mso-wrap-distance-right:9pt;mso-wrap-distance-bottom:0;mso-position-horizontal:absolute;mso-position-horizontal-relative:text;mso-position-vertical:absolute;mso-position-vertical-relative:text;mso-width-percent:0;mso-height-percent:0;mso-width-relative:page;mso-height-relative:page;v-text-anchor:top" arcsize="3453f" o:gfxdata="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" filled="f" strokeweight="4.25pt">
                 <v:stroke linestyle="thickBetweenThin"/>
               </v:roundrect>
             </w:pict>
@@ -11141,7 +11840,7 @@
           </mc:Choice>
           <mc:Fallback>
             <w:pict>
-              <v:roundrect w14:anchorId="790FF9D2" id="Rounded Rectangle 12" o:spid="_x0000_s1026" style="position:absolute;margin-left:10.7pt;margin-top:9.65pt;width:492.35pt;height:147pt;z-index:251687936;visibility:visible;mso-wrap-style:square;mso-width-percent:0;mso-height-percent:0;mso-wrap-distance-left:9pt;mso-wrap-distance-top:0;mso-wrap-distance-right:9pt;mso-wrap-distance-bottom:0;mso-position-horizontal:absolute;mso-position-horizontal-relative:text;mso-position-vertical:absolute;mso-position-vertical-relative:text;mso-width-percent:0;mso-height-percent:0;mso-width-relative:page;mso-height-relative:page;v-text-anchor:top" arcsize="3453f" o:gfxdata="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" filled="f" strokeweight="4.25pt">
+              <v:roundrect w14:anchorId="698CDD25" id="Rounded Rectangle 12" o:spid="_x0000_s1026" style="position:absolute;margin-left:10.7pt;margin-top:9.65pt;width:492.35pt;height:147pt;z-index:251687936;visibility:visible;mso-wrap-style:square;mso-width-percent:0;mso-height-percent:0;mso-wrap-distance-left:9pt;mso-wrap-distance-top:0;mso-wrap-distance-right:9pt;mso-wrap-distance-bottom:0;mso-position-horizontal:absolute;mso-position-horizontal-relative:text;mso-position-vertical:absolute;mso-position-vertical-relative:text;mso-width-percent:0;mso-height-percent:0;mso-width-relative:page;mso-height-relative:page;v-text-anchor:top" arcsize="3453f" o:gfxdata="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" filled="f" strokeweight="4.25pt">
                 <v:stroke linestyle="thickBetweenThin"/>
               </v:roundrect>
             </w:pict>
@@ -11614,6 +12313,7 @@
           <w:sz w:val="24"/>
           <w:szCs w:val="24"/>
         </w:rPr>
+        <w:lastRenderedPageBreak/>
         <w:t>The writer forgot where he put his motorbike</w:t>
       </w:r>
     </w:p>
@@ -12294,7 +12994,6 @@
           <w:sz w:val="24"/>
           <w:szCs w:val="24"/>
         </w:rPr>
-        <w:lastRenderedPageBreak/>
         <w:t>4-2-1-8-11-10-9-6-7-5-3</w:t>
       </w:r>
     </w:p>
@@ -12744,7 +13443,7 @@
           </mc:Choice>
           <mc:Fallback>
             <w:pict>
-              <v:shapetype w14:anchorId="3D25333A" id="_x0000_t98" coordsize="21600,21600" o:spt="98" adj="2700" path="m0@5qy@2@1l@0@1@0@2qy@7,,21600@2l21600@9qy@7@10l@1@10@1@11qy@2,21600,0@11xem0@5nfqy@2@6@1@5@3@4@2@5l@2@6em@1@5nfl@1@10em21600@2nfqy@7@1l@0@1em@0@2nfqy@8@3@7@2l@7@1e">
+              <v:shapetype w14:anchorId="291B0629" id="_x0000_t98" coordsize="21600,21600" o:spt="98" adj="2700" path="m0@5qy@2@1l@0@1@0@2qy@7,,21600@2l21600@9qy@7@10l@1@10@1@11qy@2,21600,0@11xem0@5nfqy@2@6@1@5@3@4@2@5l@2@6em@1@5nfl@1@10em21600@2nfqy@7@1l@0@1em@0@2nfqy@8@3@7@2l@7@1e">
                 <v:formulas>
                   <v:f eqn="sum width 0 #0"/>
                   <v:f eqn="val #0"/>
@@ -13481,6 +14180,7 @@
           <w:szCs w:val="24"/>
           <w:lang w:eastAsia="id-ID"/>
         </w:rPr>
+        <w:lastRenderedPageBreak/>
         <w:t>is doubting her or himself</w:t>
       </w:r>
     </w:p>
@@ -13860,7 +14560,7 @@
           </mc:Choice>
           <mc:Fallback>
             <w:pict>
-              <v:shapetype w14:anchorId="09E50E1B" id="_x0000_t65" coordsize="21600,21600" o:spt="65" adj="18900" path="m,l,21600@0,21600,21600@0,21600,xem@0,21600nfl@3@5c@7@9@11@13,21600@0e">
+              <v:shapetype w14:anchorId="65677C05" id="_x0000_t65" coordsize="21600,21600" o:spt="65" adj="18900" path="m,l,21600@0,21600,21600@0,21600,xem@0,21600nfl@3@5c@7@9@11@13,21600@0e">
                 <v:formulas>
                   <v:f eqn="val #0"/>
                   <v:f eqn="sum 21600 0 @0"/>
@@ -14305,7 +15005,7 @@
           </mc:Choice>
           <mc:Fallback>
             <w:pict>
-              <v:shape w14:anchorId="18EF8E80" id="Folded Corner 9" o:spid="_x0000_s1026" type="#_x0000_t65" style="position:absolute;margin-left:18.8pt;margin-top:8.15pt;width:386.9pt;height:55.7pt;z-index:251692032;visibility:visible;mso-wrap-style:square;mso-width-percent:0;mso-height-percent:0;mso-wrap-distance-left:9pt;mso-wrap-distance-top:0;mso-wrap-distance-right:9pt;mso-wrap-distance-bottom:0;mso-position-horizontal:absolute;mso-position-horizontal-relative:text;mso-position-vertical:absolute;mso-position-vertical-relative:text;mso-width-percent:0;mso-height-percent:0;mso-width-relative:page;mso-height-relative:page;v-text-anchor:top" o:gfxdata="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" adj="18000" filled="f" strokeweight="4.25pt">
+              <v:shape w14:anchorId="3BDD0996" id="Folded Corner 9" o:spid="_x0000_s1026" type="#_x0000_t65" style="position:absolute;margin-left:18.8pt;margin-top:8.15pt;width:386.9pt;height:55.7pt;z-index:251692032;visibility:visible;mso-wrap-style:square;mso-width-percent:0;mso-height-percent:0;mso-wrap-distance-left:9pt;mso-wrap-distance-top:0;mso-wrap-distance-right:9pt;mso-wrap-distance-bottom:0;mso-position-horizontal:absolute;mso-position-horizontal-relative:text;mso-position-vertical:absolute;mso-position-vertical-relative:text;mso-width-percent:0;mso-height-percent:0;mso-width-relative:page;mso-height-relative:page;v-text-anchor:top" o:gfxdata="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" adj="18000" filled="f" strokeweight="4.25pt">
                 <v:stroke linestyle="thickBetweenThin"/>
               </v:shape>
             </w:pict>
@@ -15072,7 +15772,7 @@
           </mc:Choice>
           <mc:Fallback>
             <w:pict>
-              <v:shape w14:anchorId="286D7BFF" id="Folded Corner 11" o:spid="_x0000_s1026" type="#_x0000_t65" style="position:absolute;margin-left:51.2pt;margin-top:3.8pt;width:445.5pt;height:145.5pt;z-index:251685888;visibility:visible;mso-wrap-style:square;mso-width-percent:0;mso-height-percent:0;mso-wrap-distance-left:9pt;mso-wrap-distance-top:0;mso-wrap-distance-right:9pt;mso-wrap-distance-bottom:0;mso-position-horizontal:absolute;mso-position-horizontal-relative:text;mso-position-vertical:absolute;mso-position-vertical-relative:text;mso-width-percent:0;mso-height-percent:0;mso-width-relative:page;mso-height-relative:page;v-text-anchor:top" o:gfxdata="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" adj="18000" filled="f" strokeweight="4.25pt">
+              <v:shape w14:anchorId="2D2256EA" id="Folded Corner 11" o:spid="_x0000_s1026" type="#_x0000_t65" style="position:absolute;margin-left:51.2pt;margin-top:3.8pt;width:445.5pt;height:145.5pt;z-index:251685888;visibility:visible;mso-wrap-style:square;mso-width-percent:0;mso-height-percent:0;mso-wrap-distance-left:9pt;mso-wrap-distance-top:0;mso-wrap-distance-right:9pt;mso-wrap-distance-bottom:0;mso-position-horizontal:absolute;mso-position-horizontal-relative:text;mso-position-vertical:absolute;mso-position-vertical-relative:text;mso-width-percent:0;mso-height-percent:0;mso-width-relative:page;mso-height-relative:page;v-text-anchor:top" o:gfxdata="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" adj="18000" filled="f" strokeweight="4.25pt">
                 <v:stroke linestyle="thickBetweenThin"/>
               </v:shape>
             </w:pict>
